--- a/documents/NetSage_AI_Master_Project_Report.docx
+++ b/documents/NetSage_AI_Master_Project_Report.docx
@@ -4,21 +4,23 @@
   <w:body>
     <w:p>
       <w:pPr>
-        <w:spacing w:before="0" w:after="40"/>
+        <w:spacing w:after="40"/>
+        <w:jc w:val="center"/>
       </w:pPr>
       <w:r>
         <w:rPr>
           <w:rFonts w:ascii="Calibri" w:hAnsi="Calibri"/>
           <w:b/>
-          <w:color w:val="004B87"/>
-          <w:sz w:val="38"/>
+          <w:color w:val="0A192F"/>
+          <w:sz w:val="40"/>
         </w:rPr>
         <w:t>NetSage AI: Automated Network Diagnostic Assistant</w:t>
       </w:r>
     </w:p>
     <w:p>
       <w:pPr>
-        <w:spacing w:before="0" w:after="160"/>
+        <w:spacing w:after="240"/>
+        <w:jc w:val="center"/>
       </w:pPr>
       <w:r>
         <w:rPr>
@@ -33,34 +35,28 @@
       <w:tblPr>
         <w:tblW w:type="auto" w:w="0"/>
         <w:jc w:val="center"/>
-        <w:tblLayout w:type="fixed"/>
         <w:tblLook w:firstColumn="1" w:firstRow="1" w:lastColumn="0" w:lastRow="0" w:noHBand="0" w:noVBand="1" w:val="04A0"/>
       </w:tblPr>
       <w:tblGrid>
-        <w:gridCol w:w="4896"/>
-        <w:gridCol w:w="4896"/>
+        <w:gridCol w:w="4968"/>
+        <w:gridCol w:w="4968"/>
       </w:tblGrid>
       <w:tr>
         <w:tc>
           <w:tcPr>
             <w:tcW w:type="dxa" w:w="3312"/>
-            <w:shd w:fill="004B87"/>
+            <w:shd w:fill="1E3A8A"/>
             <w:tcMar>
-              <w:top w:w="100" w:type="dxa"/>
-              <w:bottom w:w="100" w:type="dxa"/>
-              <w:left w:w="100" w:type="dxa"/>
-              <w:right w:w="100" w:type="dxa"/>
+              <w:top w:w="120" w:type="dxa"/>
+              <w:bottom w:w="120" w:type="dxa"/>
+              <w:left w:w="120" w:type="dxa"/>
+              <w:right w:w="120" w:type="dxa"/>
             </w:tcMar>
-            <w:tcBorders>
-              <w:top w:val="single" w:sz="4" w:color="E2E8F0"/>
-              <w:left w:val="single" w:sz="4" w:color="E2E8F0"/>
-              <w:bottom w:val="single" w:sz="4" w:color="E2E8F0"/>
-              <w:right w:val="single" w:sz="4" w:color="E2E8F0"/>
-            </w:tcBorders>
           </w:tcPr>
           <w:p>
             <w:pPr>
-              <w:spacing w:before="40" w:after="40"/>
+              <w:spacing w:after="0"/>
+              <w:jc w:val="left"/>
             </w:pPr>
             <w:r>
               <w:rPr>
@@ -76,23 +72,18 @@
         <w:tc>
           <w:tcPr>
             <w:tcW w:type="dxa" w:w="6048"/>
-            <w:shd w:fill="004B87"/>
+            <w:shd w:fill="1E3A8A"/>
             <w:tcMar>
-              <w:top w:w="100" w:type="dxa"/>
-              <w:bottom w:w="100" w:type="dxa"/>
-              <w:left w:w="100" w:type="dxa"/>
-              <w:right w:w="100" w:type="dxa"/>
+              <w:top w:w="120" w:type="dxa"/>
+              <w:bottom w:w="120" w:type="dxa"/>
+              <w:left w:w="120" w:type="dxa"/>
+              <w:right w:w="120" w:type="dxa"/>
             </w:tcMar>
-            <w:tcBorders>
-              <w:top w:val="single" w:sz="4" w:color="E2E8F0"/>
-              <w:left w:val="single" w:sz="4" w:color="E2E8F0"/>
-              <w:bottom w:val="single" w:sz="4" w:color="E2E8F0"/>
-              <w:right w:val="single" w:sz="4" w:color="E2E8F0"/>
-            </w:tcBorders>
           </w:tcPr>
           <w:p>
             <w:pPr>
-              <w:spacing w:before="40" w:after="40"/>
+              <w:spacing w:after="0"/>
+              <w:jc w:val="left"/>
             </w:pPr>
             <w:r>
               <w:rPr>
@@ -110,23 +101,18 @@
         <w:tc>
           <w:tcPr>
             <w:tcW w:type="dxa" w:w="3312"/>
-            <w:shd w:fill="FFFFFF"/>
+            <w:shd w:fill="F8FAFC"/>
             <w:tcMar>
-              <w:top w:w="80" w:type="dxa"/>
-              <w:bottom w:w="80" w:type="dxa"/>
-              <w:left w:w="100" w:type="dxa"/>
-              <w:right w:w="100" w:type="dxa"/>
+              <w:top w:w="100" w:type="dxa"/>
+              <w:bottom w:w="100" w:type="dxa"/>
+              <w:left w:w="120" w:type="dxa"/>
+              <w:right w:w="120" w:type="dxa"/>
             </w:tcMar>
-            <w:tcBorders>
-              <w:top w:val="single" w:sz="4" w:color="E2E8F0"/>
-              <w:left w:val="single" w:sz="4" w:color="E2E8F0"/>
-              <w:bottom w:val="single" w:sz="4" w:color="E2E8F0"/>
-              <w:right w:val="single" w:sz="4" w:color="E2E8F0"/>
-            </w:tcBorders>
           </w:tcPr>
           <w:p>
             <w:pPr>
-              <w:spacing w:before="40" w:after="40"/>
+              <w:spacing w:after="0" w:line="276" w:lineRule="auto"/>
+              <w:jc w:val="left"/>
             </w:pPr>
             <w:r>
               <w:rPr>
@@ -141,23 +127,18 @@
         <w:tc>
           <w:tcPr>
             <w:tcW w:type="dxa" w:w="6048"/>
-            <w:shd w:fill="FFFFFF"/>
+            <w:shd w:fill="F8FAFC"/>
             <w:tcMar>
-              <w:top w:w="80" w:type="dxa"/>
-              <w:bottom w:w="80" w:type="dxa"/>
-              <w:left w:w="100" w:type="dxa"/>
-              <w:right w:w="100" w:type="dxa"/>
+              <w:top w:w="100" w:type="dxa"/>
+              <w:bottom w:w="100" w:type="dxa"/>
+              <w:left w:w="120" w:type="dxa"/>
+              <w:right w:w="120" w:type="dxa"/>
             </w:tcMar>
-            <w:tcBorders>
-              <w:top w:val="single" w:sz="4" w:color="E2E8F0"/>
-              <w:left w:val="single" w:sz="4" w:color="E2E8F0"/>
-              <w:bottom w:val="single" w:sz="4" w:color="E2E8F0"/>
-              <w:right w:val="single" w:sz="4" w:color="E2E8F0"/>
-            </w:tcBorders>
           </w:tcPr>
           <w:p>
             <w:pPr>
-              <w:spacing w:before="40" w:after="40"/>
+              <w:spacing w:after="0" w:line="276" w:lineRule="auto"/>
+              <w:jc w:val="left"/>
             </w:pPr>
             <w:r>
               <w:rPr>
@@ -174,23 +155,18 @@
         <w:tc>
           <w:tcPr>
             <w:tcW w:type="dxa" w:w="3312"/>
-            <w:shd w:fill="F8FAFC"/>
+            <w:shd w:fill="FFFFFF"/>
             <w:tcMar>
-              <w:top w:w="80" w:type="dxa"/>
-              <w:bottom w:w="80" w:type="dxa"/>
-              <w:left w:w="100" w:type="dxa"/>
-              <w:right w:w="100" w:type="dxa"/>
+              <w:top w:w="100" w:type="dxa"/>
+              <w:bottom w:w="100" w:type="dxa"/>
+              <w:left w:w="120" w:type="dxa"/>
+              <w:right w:w="120" w:type="dxa"/>
             </w:tcMar>
-            <w:tcBorders>
-              <w:top w:val="single" w:sz="4" w:color="E2E8F0"/>
-              <w:left w:val="single" w:sz="4" w:color="E2E8F0"/>
-              <w:bottom w:val="single" w:sz="4" w:color="E2E8F0"/>
-              <w:right w:val="single" w:sz="4" w:color="E2E8F0"/>
-            </w:tcBorders>
           </w:tcPr>
           <w:p>
             <w:pPr>
-              <w:spacing w:before="40" w:after="40"/>
+              <w:spacing w:after="0" w:line="276" w:lineRule="auto"/>
+              <w:jc w:val="left"/>
             </w:pPr>
             <w:r>
               <w:rPr>
@@ -205,23 +181,18 @@
         <w:tc>
           <w:tcPr>
             <w:tcW w:type="dxa" w:w="6048"/>
-            <w:shd w:fill="F8FAFC"/>
+            <w:shd w:fill="FFFFFF"/>
             <w:tcMar>
-              <w:top w:w="80" w:type="dxa"/>
-              <w:bottom w:w="80" w:type="dxa"/>
-              <w:left w:w="100" w:type="dxa"/>
-              <w:right w:w="100" w:type="dxa"/>
+              <w:top w:w="100" w:type="dxa"/>
+              <w:bottom w:w="100" w:type="dxa"/>
+              <w:left w:w="120" w:type="dxa"/>
+              <w:right w:w="120" w:type="dxa"/>
             </w:tcMar>
-            <w:tcBorders>
-              <w:top w:val="single" w:sz="4" w:color="E2E8F0"/>
-              <w:left w:val="single" w:sz="4" w:color="E2E8F0"/>
-              <w:bottom w:val="single" w:sz="4" w:color="E2E8F0"/>
-              <w:right w:val="single" w:sz="4" w:color="E2E8F0"/>
-            </w:tcBorders>
           </w:tcPr>
           <w:p>
             <w:pPr>
-              <w:spacing w:before="40" w:after="40"/>
+              <w:spacing w:after="0" w:line="276" w:lineRule="auto"/>
+              <w:jc w:val="left"/>
             </w:pPr>
             <w:r>
               <w:rPr>
@@ -238,23 +209,18 @@
         <w:tc>
           <w:tcPr>
             <w:tcW w:type="dxa" w:w="3312"/>
-            <w:shd w:fill="FFFFFF"/>
+            <w:shd w:fill="F8FAFC"/>
             <w:tcMar>
-              <w:top w:w="80" w:type="dxa"/>
-              <w:bottom w:w="80" w:type="dxa"/>
-              <w:left w:w="100" w:type="dxa"/>
-              <w:right w:w="100" w:type="dxa"/>
+              <w:top w:w="100" w:type="dxa"/>
+              <w:bottom w:w="100" w:type="dxa"/>
+              <w:left w:w="120" w:type="dxa"/>
+              <w:right w:w="120" w:type="dxa"/>
             </w:tcMar>
-            <w:tcBorders>
-              <w:top w:val="single" w:sz="4" w:color="E2E8F0"/>
-              <w:left w:val="single" w:sz="4" w:color="E2E8F0"/>
-              <w:bottom w:val="single" w:sz="4" w:color="E2E8F0"/>
-              <w:right w:val="single" w:sz="4" w:color="E2E8F0"/>
-            </w:tcBorders>
           </w:tcPr>
           <w:p>
             <w:pPr>
-              <w:spacing w:before="40" w:after="40"/>
+              <w:spacing w:after="0" w:line="276" w:lineRule="auto"/>
+              <w:jc w:val="left"/>
             </w:pPr>
             <w:r>
               <w:rPr>
@@ -269,23 +235,18 @@
         <w:tc>
           <w:tcPr>
             <w:tcW w:type="dxa" w:w="6048"/>
-            <w:shd w:fill="FFFFFF"/>
+            <w:shd w:fill="F8FAFC"/>
             <w:tcMar>
-              <w:top w:w="80" w:type="dxa"/>
-              <w:bottom w:w="80" w:type="dxa"/>
-              <w:left w:w="100" w:type="dxa"/>
-              <w:right w:w="100" w:type="dxa"/>
+              <w:top w:w="100" w:type="dxa"/>
+              <w:bottom w:w="100" w:type="dxa"/>
+              <w:left w:w="120" w:type="dxa"/>
+              <w:right w:w="120" w:type="dxa"/>
             </w:tcMar>
-            <w:tcBorders>
-              <w:top w:val="single" w:sz="4" w:color="E2E8F0"/>
-              <w:left w:val="single" w:sz="4" w:color="E2E8F0"/>
-              <w:bottom w:val="single" w:sz="4" w:color="E2E8F0"/>
-              <w:right w:val="single" w:sz="4" w:color="E2E8F0"/>
-            </w:tcBorders>
           </w:tcPr>
           <w:p>
             <w:pPr>
-              <w:spacing w:before="40" w:after="40"/>
+              <w:spacing w:after="0" w:line="276" w:lineRule="auto"/>
+              <w:jc w:val="left"/>
             </w:pPr>
             <w:r>
               <w:rPr>
@@ -302,23 +263,18 @@
         <w:tc>
           <w:tcPr>
             <w:tcW w:type="dxa" w:w="3312"/>
-            <w:shd w:fill="F8FAFC"/>
+            <w:shd w:fill="FFFFFF"/>
             <w:tcMar>
-              <w:top w:w="80" w:type="dxa"/>
-              <w:bottom w:w="80" w:type="dxa"/>
-              <w:left w:w="100" w:type="dxa"/>
-              <w:right w:w="100" w:type="dxa"/>
+              <w:top w:w="100" w:type="dxa"/>
+              <w:bottom w:w="100" w:type="dxa"/>
+              <w:left w:w="120" w:type="dxa"/>
+              <w:right w:w="120" w:type="dxa"/>
             </w:tcMar>
-            <w:tcBorders>
-              <w:top w:val="single" w:sz="4" w:color="E2E8F0"/>
-              <w:left w:val="single" w:sz="4" w:color="E2E8F0"/>
-              <w:bottom w:val="single" w:sz="4" w:color="E2E8F0"/>
-              <w:right w:val="single" w:sz="4" w:color="E2E8F0"/>
-            </w:tcBorders>
           </w:tcPr>
           <w:p>
             <w:pPr>
-              <w:spacing w:before="40" w:after="40"/>
+              <w:spacing w:after="0" w:line="276" w:lineRule="auto"/>
+              <w:jc w:val="left"/>
             </w:pPr>
             <w:r>
               <w:rPr>
@@ -333,23 +289,18 @@
         <w:tc>
           <w:tcPr>
             <w:tcW w:type="dxa" w:w="6048"/>
-            <w:shd w:fill="F8FAFC"/>
+            <w:shd w:fill="FFFFFF"/>
             <w:tcMar>
-              <w:top w:w="80" w:type="dxa"/>
-              <w:bottom w:w="80" w:type="dxa"/>
-              <w:left w:w="100" w:type="dxa"/>
-              <w:right w:w="100" w:type="dxa"/>
+              <w:top w:w="100" w:type="dxa"/>
+              <w:bottom w:w="100" w:type="dxa"/>
+              <w:left w:w="120" w:type="dxa"/>
+              <w:right w:w="120" w:type="dxa"/>
             </w:tcMar>
-            <w:tcBorders>
-              <w:top w:val="single" w:sz="4" w:color="E2E8F0"/>
-              <w:left w:val="single" w:sz="4" w:color="E2E8F0"/>
-              <w:bottom w:val="single" w:sz="4" w:color="E2E8F0"/>
-              <w:right w:val="single" w:sz="4" w:color="E2E8F0"/>
-            </w:tcBorders>
           </w:tcPr>
           <w:p>
             <w:pPr>
-              <w:spacing w:before="40" w:after="40"/>
+              <w:spacing w:after="0" w:line="276" w:lineRule="auto"/>
+              <w:jc w:val="left"/>
             </w:pPr>
             <w:r>
               <w:rPr>
@@ -357,7 +308,7 @@
                 <w:color w:val="1E293B"/>
                 <w:sz w:val="18"/>
               </w:rPr>
-              <w:t>Shivanshu Yadav (Lead Contributor), Vaibhav (Core Contributor)</w:t>
+              <w:t>Shivanshu Yadav (Lead Contributor), Vaibhav (Core Contributor), Sudheer (Core Contributor)</w:t>
             </w:r>
           </w:p>
         </w:tc>
@@ -366,23 +317,18 @@
         <w:tc>
           <w:tcPr>
             <w:tcW w:type="dxa" w:w="3312"/>
-            <w:shd w:fill="FFFFFF"/>
+            <w:shd w:fill="F8FAFC"/>
             <w:tcMar>
-              <w:top w:w="80" w:type="dxa"/>
-              <w:bottom w:w="80" w:type="dxa"/>
-              <w:left w:w="100" w:type="dxa"/>
-              <w:right w:w="100" w:type="dxa"/>
+              <w:top w:w="100" w:type="dxa"/>
+              <w:bottom w:w="100" w:type="dxa"/>
+              <w:left w:w="120" w:type="dxa"/>
+              <w:right w:w="120" w:type="dxa"/>
             </w:tcMar>
-            <w:tcBorders>
-              <w:top w:val="single" w:sz="4" w:color="E2E8F0"/>
-              <w:left w:val="single" w:sz="4" w:color="E2E8F0"/>
-              <w:bottom w:val="single" w:sz="4" w:color="E2E8F0"/>
-              <w:right w:val="single" w:sz="4" w:color="E2E8F0"/>
-            </w:tcBorders>
           </w:tcPr>
           <w:p>
             <w:pPr>
-              <w:spacing w:before="40" w:after="40"/>
+              <w:spacing w:after="0" w:line="276" w:lineRule="auto"/>
+              <w:jc w:val="left"/>
             </w:pPr>
             <w:r>
               <w:rPr>
@@ -397,23 +343,18 @@
         <w:tc>
           <w:tcPr>
             <w:tcW w:type="dxa" w:w="6048"/>
-            <w:shd w:fill="FFFFFF"/>
+            <w:shd w:fill="F8FAFC"/>
             <w:tcMar>
-              <w:top w:w="80" w:type="dxa"/>
-              <w:bottom w:w="80" w:type="dxa"/>
-              <w:left w:w="100" w:type="dxa"/>
-              <w:right w:w="100" w:type="dxa"/>
+              <w:top w:w="100" w:type="dxa"/>
+              <w:bottom w:w="100" w:type="dxa"/>
+              <w:left w:w="120" w:type="dxa"/>
+              <w:right w:w="120" w:type="dxa"/>
             </w:tcMar>
-            <w:tcBorders>
-              <w:top w:val="single" w:sz="4" w:color="E2E8F0"/>
-              <w:left w:val="single" w:sz="4" w:color="E2E8F0"/>
-              <w:bottom w:val="single" w:sz="4" w:color="E2E8F0"/>
-              <w:right w:val="single" w:sz="4" w:color="E2E8F0"/>
-            </w:tcBorders>
           </w:tcPr>
           <w:p>
             <w:pPr>
-              <w:spacing w:before="40" w:after="40"/>
+              <w:spacing w:after="0" w:line="276" w:lineRule="auto"/>
+              <w:jc w:val="left"/>
             </w:pPr>
             <w:r>
               <w:rPr>
@@ -430,23 +371,18 @@
         <w:tc>
           <w:tcPr>
             <w:tcW w:type="dxa" w:w="3312"/>
-            <w:shd w:fill="F8FAFC"/>
+            <w:shd w:fill="FFFFFF"/>
             <w:tcMar>
-              <w:top w:w="80" w:type="dxa"/>
-              <w:bottom w:w="80" w:type="dxa"/>
-              <w:left w:w="100" w:type="dxa"/>
-              <w:right w:w="100" w:type="dxa"/>
+              <w:top w:w="100" w:type="dxa"/>
+              <w:bottom w:w="100" w:type="dxa"/>
+              <w:left w:w="120" w:type="dxa"/>
+              <w:right w:w="120" w:type="dxa"/>
             </w:tcMar>
-            <w:tcBorders>
-              <w:top w:val="single" w:sz="4" w:color="E2E8F0"/>
-              <w:left w:val="single" w:sz="4" w:color="E2E8F0"/>
-              <w:bottom w:val="single" w:sz="4" w:color="E2E8F0"/>
-              <w:right w:val="single" w:sz="4" w:color="E2E8F0"/>
-            </w:tcBorders>
           </w:tcPr>
           <w:p>
             <w:pPr>
-              <w:spacing w:before="40" w:after="40"/>
+              <w:spacing w:after="0" w:line="276" w:lineRule="auto"/>
+              <w:jc w:val="left"/>
             </w:pPr>
             <w:r>
               <w:rPr>
@@ -461,23 +397,18 @@
         <w:tc>
           <w:tcPr>
             <w:tcW w:type="dxa" w:w="6048"/>
-            <w:shd w:fill="F8FAFC"/>
+            <w:shd w:fill="FFFFFF"/>
             <w:tcMar>
-              <w:top w:w="80" w:type="dxa"/>
-              <w:bottom w:w="80" w:type="dxa"/>
-              <w:left w:w="100" w:type="dxa"/>
-              <w:right w:w="100" w:type="dxa"/>
+              <w:top w:w="100" w:type="dxa"/>
+              <w:bottom w:w="100" w:type="dxa"/>
+              <w:left w:w="120" w:type="dxa"/>
+              <w:right w:w="120" w:type="dxa"/>
             </w:tcMar>
-            <w:tcBorders>
-              <w:top w:val="single" w:sz="4" w:color="E2E8F0"/>
-              <w:left w:val="single" w:sz="4" w:color="E2E8F0"/>
-              <w:bottom w:val="single" w:sz="4" w:color="E2E8F0"/>
-              <w:right w:val="single" w:sz="4" w:color="E2E8F0"/>
-            </w:tcBorders>
           </w:tcPr>
           <w:p>
             <w:pPr>
-              <w:spacing w:before="40" w:after="40"/>
+              <w:spacing w:after="0" w:line="276" w:lineRule="auto"/>
+              <w:jc w:val="left"/>
             </w:pPr>
             <w:r>
               <w:rPr>
@@ -494,23 +425,18 @@
         <w:tc>
           <w:tcPr>
             <w:tcW w:type="dxa" w:w="3312"/>
-            <w:shd w:fill="FFFFFF"/>
+            <w:shd w:fill="F8FAFC"/>
             <w:tcMar>
-              <w:top w:w="80" w:type="dxa"/>
-              <w:bottom w:w="80" w:type="dxa"/>
-              <w:left w:w="100" w:type="dxa"/>
-              <w:right w:w="100" w:type="dxa"/>
+              <w:top w:w="100" w:type="dxa"/>
+              <w:bottom w:w="100" w:type="dxa"/>
+              <w:left w:w="120" w:type="dxa"/>
+              <w:right w:w="120" w:type="dxa"/>
             </w:tcMar>
-            <w:tcBorders>
-              <w:top w:val="single" w:sz="4" w:color="E2E8F0"/>
-              <w:left w:val="single" w:sz="4" w:color="E2E8F0"/>
-              <w:bottom w:val="single" w:sz="4" w:color="E2E8F0"/>
-              <w:right w:val="single" w:sz="4" w:color="E2E8F0"/>
-            </w:tcBorders>
           </w:tcPr>
           <w:p>
             <w:pPr>
-              <w:spacing w:before="40" w:after="40"/>
+              <w:spacing w:after="0" w:line="276" w:lineRule="auto"/>
+              <w:jc w:val="left"/>
             </w:pPr>
             <w:r>
               <w:rPr>
@@ -525,23 +451,18 @@
         <w:tc>
           <w:tcPr>
             <w:tcW w:type="dxa" w:w="6048"/>
-            <w:shd w:fill="FFFFFF"/>
+            <w:shd w:fill="F8FAFC"/>
             <w:tcMar>
-              <w:top w:w="80" w:type="dxa"/>
-              <w:bottom w:w="80" w:type="dxa"/>
-              <w:left w:w="100" w:type="dxa"/>
-              <w:right w:w="100" w:type="dxa"/>
+              <w:top w:w="100" w:type="dxa"/>
+              <w:bottom w:w="100" w:type="dxa"/>
+              <w:left w:w="120" w:type="dxa"/>
+              <w:right w:w="120" w:type="dxa"/>
             </w:tcMar>
-            <w:tcBorders>
-              <w:top w:val="single" w:sz="4" w:color="E2E8F0"/>
-              <w:left w:val="single" w:sz="4" w:color="E2E8F0"/>
-              <w:bottom w:val="single" w:sz="4" w:color="E2E8F0"/>
-              <w:right w:val="single" w:sz="4" w:color="E2E8F0"/>
-            </w:tcBorders>
           </w:tcPr>
           <w:p>
             <w:pPr>
-              <w:spacing w:before="40" w:after="40"/>
+              <w:spacing w:after="0" w:line="276" w:lineRule="auto"/>
+              <w:jc w:val="left"/>
             </w:pPr>
             <w:r>
               <w:rPr>
@@ -558,23 +479,18 @@
         <w:tc>
           <w:tcPr>
             <w:tcW w:type="dxa" w:w="3312"/>
-            <w:shd w:fill="F8FAFC"/>
+            <w:shd w:fill="FFFFFF"/>
             <w:tcMar>
-              <w:top w:w="80" w:type="dxa"/>
-              <w:bottom w:w="80" w:type="dxa"/>
-              <w:left w:w="100" w:type="dxa"/>
-              <w:right w:w="100" w:type="dxa"/>
+              <w:top w:w="100" w:type="dxa"/>
+              <w:bottom w:w="100" w:type="dxa"/>
+              <w:left w:w="120" w:type="dxa"/>
+              <w:right w:w="120" w:type="dxa"/>
             </w:tcMar>
-            <w:tcBorders>
-              <w:top w:val="single" w:sz="4" w:color="E2E8F0"/>
-              <w:left w:val="single" w:sz="4" w:color="E2E8F0"/>
-              <w:bottom w:val="single" w:sz="4" w:color="E2E8F0"/>
-              <w:right w:val="single" w:sz="4" w:color="E2E8F0"/>
-            </w:tcBorders>
           </w:tcPr>
           <w:p>
             <w:pPr>
-              <w:spacing w:before="40" w:after="40"/>
+              <w:spacing w:after="0" w:line="276" w:lineRule="auto"/>
+              <w:jc w:val="left"/>
             </w:pPr>
             <w:r>
               <w:rPr>
@@ -589,23 +505,18 @@
         <w:tc>
           <w:tcPr>
             <w:tcW w:type="dxa" w:w="6048"/>
-            <w:shd w:fill="F8FAFC"/>
+            <w:shd w:fill="FFFFFF"/>
             <w:tcMar>
-              <w:top w:w="80" w:type="dxa"/>
-              <w:bottom w:w="80" w:type="dxa"/>
-              <w:left w:w="100" w:type="dxa"/>
-              <w:right w:w="100" w:type="dxa"/>
+              <w:top w:w="100" w:type="dxa"/>
+              <w:bottom w:w="100" w:type="dxa"/>
+              <w:left w:w="120" w:type="dxa"/>
+              <w:right w:w="120" w:type="dxa"/>
             </w:tcMar>
-            <w:tcBorders>
-              <w:top w:val="single" w:sz="4" w:color="E2E8F0"/>
-              <w:left w:val="single" w:sz="4" w:color="E2E8F0"/>
-              <w:bottom w:val="single" w:sz="4" w:color="E2E8F0"/>
-              <w:right w:val="single" w:sz="4" w:color="E2E8F0"/>
-            </w:tcBorders>
           </w:tcPr>
           <w:p>
             <w:pPr>
-              <w:spacing w:before="40" w:after="40"/>
+              <w:spacing w:after="0" w:line="276" w:lineRule="auto"/>
+              <w:jc w:val="left"/>
             </w:pPr>
             <w:r>
               <w:rPr>
@@ -621,20 +532,20 @@
     </w:tbl>
     <w:p>
       <w:pPr>
-        <w:spacing w:before="0" w:after="60"/>
+        <w:spacing w:after="120"/>
       </w:pPr>
     </w:p>
     <w:p>
       <w:pPr>
         <w:pStyle w:val="Heading1"/>
         <w:keepNext/>
-        <w:spacing w:before="280" w:after="80"/>
+        <w:spacing w:before="280" w:after="120"/>
       </w:pPr>
       <w:r>
         <w:rPr>
           <w:rFonts w:ascii="Calibri" w:hAnsi="Calibri"/>
           <w:b/>
-          <w:color w:val="004B87"/>
+          <w:color w:val="0A192F"/>
           <w:sz w:val="30"/>
         </w:rPr>
         <w:t>1. Executive Summary &amp; Problem Context</w:t>
@@ -642,1747 +553,335 @@
     </w:p>
     <w:p>
       <w:pPr>
-        <w:spacing w:before="0" w:after="60" w:line="276" w:lineRule="auto"/>
+        <w:spacing w:after="120" w:line="276" w:lineRule="auto"/>
       </w:pPr>
       <w:r>
         <w:rPr>
           <w:rFonts w:ascii="Calibri" w:hAnsi="Calibri"/>
-          <w:color w:val="334155"/>
-          <w:sz w:val="19"/>
+          <w:color w:val="1E293B"/>
+          <w:sz w:val="21"/>
         </w:rPr>
         <w:t>Modern enterprise network infrastructures running Cisco IOS routers and switches encounter frequent misconfigurations across OSI Layers 2 through 7. In production environments and simulation labs (such as Cisco Packet Tracer), isolating the root cause of an outage requires executing diagnostic CLI commands, correlating syslog traces, and analyzing routing tables. Junior network administrators and students often struggle to connect ambiguous user symptoms to exact root causes, leading to extended network downtime.</w:t>
       </w:r>
     </w:p>
     <w:p>
       <w:pPr>
-        <w:spacing w:before="0" w:after="60" w:line="276" w:lineRule="auto"/>
+        <w:spacing w:after="120" w:line="276" w:lineRule="auto"/>
       </w:pPr>
       <w:r>
         <w:rPr>
           <w:rFonts w:ascii="Calibri" w:hAnsi="Calibri"/>
-          <w:color w:val="334155"/>
-          <w:sz w:val="19"/>
+          <w:color w:val="1E293B"/>
+          <w:sz w:val="21"/>
         </w:rPr>
         <w:t>While Generative AI and Large Language Models (LLMs) offer high-level reasoning over textual logs, deploying unconstrained autonomous AI directly onto network control planes introduces severe operational hazards. LLMs can hallucinate invalid interface identifiers, generate incorrect subnet masks, or issue disruptive commands (e.g., unintended interface reloads or gateway reconfigurations).</w:t>
       </w:r>
     </w:p>
     <w:p>
       <w:pPr>
-        <w:spacing w:before="0" w:after="60" w:line="276" w:lineRule="auto"/>
+        <w:spacing w:after="120" w:line="276" w:lineRule="auto"/>
       </w:pPr>
       <w:r>
         <w:rPr>
           <w:rFonts w:ascii="Calibri" w:hAnsi="Calibri"/>
-          <w:color w:val="334155"/>
-          <w:sz w:val="19"/>
+          <w:color w:val="1E293B"/>
+          <w:sz w:val="21"/>
         </w:rPr>
         <w:t>To resolve this critical challenge, the team developed NetSage AI—a production-ready, hybrid network diagnostic platform that unifies deterministic regex rule validation, structured LLM reasoning (Google Gemini 2.5 Flash), and a strict Human-in-the-Loop (HITL) execution gateway. NetSage AI achieves rapid root-cause identification while guaranteeing safety, transparency, and auditability.</w:t>
       </w:r>
-    </w:p>
-    <w:tbl>
-      <w:tblPr>
-        <w:tblW w:type="auto" w:w="0"/>
-        <w:jc w:val="center"/>
-        <w:tblLayout w:type="fixed"/>
-        <w:tblLook w:firstColumn="1" w:firstRow="1" w:lastColumn="0" w:lastRow="0" w:noHBand="0" w:noVBand="1" w:val="04A0"/>
-      </w:tblPr>
-      <w:tblGrid>
-        <w:gridCol w:w="9792"/>
-      </w:tblGrid>
-      <w:tr>
-        <w:tc>
-          <w:tcPr>
-            <w:tcW w:type="dxa" w:w="9360"/>
-            <w:shd w:fill="F0F4F8"/>
-            <w:tcMar>
-              <w:top w:w="120" w:type="dxa"/>
-              <w:bottom w:w="120" w:type="dxa"/>
-              <w:left w:w="150" w:type="dxa"/>
-              <w:right w:w="150" w:type="dxa"/>
-            </w:tcMar>
-            <w:tcBorders>
-              <w:top w:val="none"/>
-              <w:left w:val="single" w:sz="24" w:space="0" w:color="004B87"/>
-              <w:bottom w:val="none"/>
-              <w:right w:val="none"/>
-            </w:tcBorders>
-          </w:tcPr>
-          <w:p>
-            <w:pPr>
-              <w:spacing w:before="40" w:after="40" w:line="276" w:lineRule="auto"/>
-            </w:pPr>
-            <w:r>
-              <w:rPr>
-                <w:rFonts w:ascii="Calibri" w:hAnsi="Calibri"/>
-                <w:b/>
-                <w:color w:val="004B87"/>
-                <w:sz w:val="20"/>
-              </w:rPr>
-              <w:t>Guiding Principle</w:t>
-              <w:br/>
-            </w:r>
-            <w:r>
-              <w:rPr>
-                <w:rFonts w:ascii="Calibri" w:hAnsi="Calibri"/>
-                <w:color w:val="1F2937"/>
-                <w:sz w:val="19"/>
-              </w:rPr>
-              <w:t>Core Architectural Philosophy: Never allow an AI model to autonomously execute commands on network infrastructure. NetSage AI enforces a deterministic pre-check, schema-validated LLM deduction, and a mandatory human review gate before any Cisco IOS configuration command is approved for deployment.</w:t>
-            </w:r>
-          </w:p>
-        </w:tc>
-      </w:tr>
-    </w:tbl>
-    <w:p>
-      <w:pPr>
-        <w:spacing w:before="0" w:after="60"/>
-      </w:pPr>
     </w:p>
     <w:p>
       <w:pPr>
         <w:pStyle w:val="Heading1"/>
         <w:keepNext/>
-        <w:spacing w:before="280" w:after="80"/>
+        <w:spacing w:before="280" w:after="120"/>
       </w:pPr>
       <w:r>
         <w:rPr>
           <w:rFonts w:ascii="Calibri" w:hAnsi="Calibri"/>
           <w:b/>
-          <w:color w:val="004B87"/>
+          <w:color w:val="0A192F"/>
           <w:sz w:val="30"/>
         </w:rPr>
-        <w:t>2. End-to-End System Architecture</w:t>
+        <w:t>2. System Architecture &amp; Component Design</w:t>
       </w:r>
     </w:p>
     <w:p>
       <w:pPr>
-        <w:spacing w:before="0" w:after="60" w:line="276" w:lineRule="auto"/>
+        <w:spacing w:after="120" w:line="276" w:lineRule="auto"/>
       </w:pPr>
       <w:r>
         <w:rPr>
           <w:rFonts w:ascii="Calibri" w:hAnsi="Calibri"/>
-          <w:color w:val="334155"/>
-          <w:sz w:val="19"/>
+          <w:color w:val="1E293B"/>
+          <w:sz w:val="21"/>
         </w:rPr>
-        <w:t>NetSage AI is architected as a modular 4-tier pipeline designed for high resilience, deterministic validation, and operational clarity:</w:t>
+        <w:t>NetSage AI operates through a modular 4-tier pipeline designed for high performance and operational safety:</w:t>
       </w:r>
     </w:p>
     <w:p>
       <w:pPr>
         <w:pStyle w:val="ListBullet"/>
-        <w:spacing w:before="0" w:after="50" w:line="269" w:lineRule="auto"/>
+        <w:spacing w:after="80" w:line="276" w:lineRule="auto"/>
       </w:pPr>
       <w:r>
         <w:rPr>
           <w:rFonts w:ascii="Calibri" w:hAnsi="Calibri"/>
           <w:b/>
           <w:color w:val="0F172A"/>
-          <w:sz w:val="19"/>
+          <w:sz w:val="20"/>
         </w:rPr>
-        <w:t xml:space="preserve">1. Data Tier (data/cases.csv): </w:t>
+        <w:t xml:space="preserve">1. Data Tier: </w:t>
       </w:r>
       <w:r>
         <w:rPr>
           <w:rFonts w:ascii="Calibri" w:hAnsi="Calibri"/>
-          <w:color w:val="334155"/>
-          <w:sz w:val="19"/>
+          <w:color w:val="1E293B"/>
+          <w:sz w:val="20"/>
         </w:rPr>
-        <w:t>Curated 30 multi-layer failure scenarios spanning Layer 2 (Switching/VLANs), Layer 3 (Routing/OSPF/Subnets/NAT), Layer 4 (ACLs), and Layer 7 (DHCP/DNS/RADIUS).</w:t>
+        <w:t>Curated dataset of 30 multi-layer failure scenarios modeled on Cisco Packet Tracer topologies (`data/cases.csv`).</w:t>
       </w:r>
     </w:p>
     <w:p>
       <w:pPr>
         <w:pStyle w:val="ListBullet"/>
-        <w:spacing w:before="0" w:after="50" w:line="269" w:lineRule="auto"/>
+        <w:spacing w:after="80" w:line="276" w:lineRule="auto"/>
       </w:pPr>
       <w:r>
         <w:rPr>
           <w:rFonts w:ascii="Calibri" w:hAnsi="Calibri"/>
           <w:b/>
           <w:color w:val="0F172A"/>
-          <w:sz w:val="19"/>
+          <w:sz w:val="20"/>
         </w:rPr>
-        <w:t xml:space="preserve">2. Deterministic Checker (src/checker.py): </w:t>
+        <w:t xml:space="preserve">2. Deterministic Engine: </w:t>
       </w:r>
       <w:r>
         <w:rPr>
           <w:rFonts w:ascii="Calibri" w:hAnsi="Calibri"/>
-          <w:color w:val="334155"/>
-          <w:sz w:val="19"/>
+          <w:color w:val="1E293B"/>
+          <w:sz w:val="20"/>
         </w:rPr>
-        <w:t>A fast regex-based rule engine that scans CLI outputs for known syntax faults with 100% mathematical certainty before calling the AI model.</w:t>
+        <w:t>High-speed deterministic regex verification engine providing 100% mathematical guarantees for static misconfigurations (`src/checker.py`).</w:t>
       </w:r>
     </w:p>
     <w:p>
       <w:pPr>
         <w:pStyle w:val="ListBullet"/>
-        <w:spacing w:before="0" w:after="50" w:line="269" w:lineRule="auto"/>
+        <w:spacing w:after="80" w:line="276" w:lineRule="auto"/>
       </w:pPr>
       <w:r>
         <w:rPr>
           <w:rFonts w:ascii="Calibri" w:hAnsi="Calibri"/>
           <w:b/>
           <w:color w:val="0F172A"/>
-          <w:sz w:val="19"/>
+          <w:sz w:val="20"/>
         </w:rPr>
-        <w:t xml:space="preserve">3. LLM Diagnostic Core (src/engine.py): </w:t>
+        <w:t xml:space="preserve">3. Diagnostic AI Core: </w:t>
       </w:r>
       <w:r>
         <w:rPr>
           <w:rFonts w:ascii="Calibri" w:hAnsi="Calibri"/>
-          <w:color w:val="334155"/>
-          <w:sz w:val="19"/>
+          <w:color w:val="1E293B"/>
+          <w:sz w:val="20"/>
         </w:rPr>
-        <w:t>Orchestrates Google Gemini 2.5 Flash with strict few-shot prompt contracts and enforces a 6-field Pydantic schema (root_cause, osi_layer, confidence, evidence, next_command, fix_steps).</w:t>
+        <w:t>Few-shot prompt orchestrator enforcing strict Pydantic JSON validation using Google Gemini 2.5 Flash with offline synthesis fallbacks (`src/engine.py`).</w:t>
       </w:r>
     </w:p>
     <w:p>
       <w:pPr>
         <w:pStyle w:val="ListBullet"/>
-        <w:spacing w:before="0" w:after="50" w:line="269" w:lineRule="auto"/>
+        <w:spacing w:after="80" w:line="276" w:lineRule="auto"/>
       </w:pPr>
       <w:r>
         <w:rPr>
           <w:rFonts w:ascii="Calibri" w:hAnsi="Calibri"/>
           <w:b/>
           <w:color w:val="0F172A"/>
-          <w:sz w:val="19"/>
+          <w:sz w:val="20"/>
         </w:rPr>
-        <w:t xml:space="preserve">4. Operations Dashboard &amp; HITL Gate (src/app.py): </w:t>
+        <w:t xml:space="preserve">4. Human-in-the-Loop Gateway: </w:t>
       </w:r>
       <w:r>
         <w:rPr>
           <w:rFonts w:ascii="Calibri" w:hAnsi="Calibri"/>
-          <w:color w:val="334155"/>
-          <w:sz w:val="19"/>
+          <w:color w:val="1E293B"/>
+          <w:sz w:val="20"/>
         </w:rPr>
-        <w:t>Interactive Streamlit web console featuring real-time diagnostic workflows, custom telemetry sandboxes, inline command editors, Plotly KPI charts, and a Responsible AI audit log.</w:t>
-      </w:r>
-    </w:p>
-    <w:tbl>
-      <w:tblPr>
-        <w:tblW w:type="auto" w:w="0"/>
-        <w:jc w:val="center"/>
-        <w:tblLayout w:type="fixed"/>
-        <w:tblLook w:firstColumn="1" w:firstRow="1" w:lastColumn="0" w:lastRow="0" w:noHBand="0" w:noVBand="1" w:val="04A0"/>
-      </w:tblPr>
-      <w:tblGrid>
-        <w:gridCol w:w="2448"/>
-        <w:gridCol w:w="2448"/>
-        <w:gridCol w:w="2448"/>
-        <w:gridCol w:w="2448"/>
-      </w:tblGrid>
-      <w:tr>
-        <w:tc>
-          <w:tcPr>
-            <w:tcW w:type="dxa" w:w="1872"/>
-            <w:shd w:fill="004B87"/>
-            <w:tcMar>
-              <w:top w:w="100" w:type="dxa"/>
-              <w:bottom w:w="100" w:type="dxa"/>
-              <w:left w:w="100" w:type="dxa"/>
-              <w:right w:w="100" w:type="dxa"/>
-            </w:tcMar>
-            <w:tcBorders>
-              <w:top w:val="single" w:sz="4" w:color="E2E8F0"/>
-              <w:left w:val="single" w:sz="4" w:color="E2E8F0"/>
-              <w:bottom w:val="single" w:sz="4" w:color="E2E8F0"/>
-              <w:right w:val="single" w:sz="4" w:color="E2E8F0"/>
-            </w:tcBorders>
-          </w:tcPr>
-          <w:p>
-            <w:pPr>
-              <w:spacing w:before="40" w:after="40"/>
-            </w:pPr>
-            <w:r>
-              <w:rPr>
-                <w:rFonts w:ascii="Calibri" w:hAnsi="Calibri"/>
-                <w:b/>
-                <w:color w:val="FFFFFF"/>
-                <w:sz w:val="19"/>
-              </w:rPr>
-              <w:t>Layer / Tier</w:t>
-            </w:r>
-          </w:p>
-        </w:tc>
-        <w:tc>
-          <w:tcPr>
-            <w:tcW w:type="dxa" w:w="2016"/>
-            <w:shd w:fill="004B87"/>
-            <w:tcMar>
-              <w:top w:w="100" w:type="dxa"/>
-              <w:bottom w:w="100" w:type="dxa"/>
-              <w:left w:w="100" w:type="dxa"/>
-              <w:right w:w="100" w:type="dxa"/>
-            </w:tcMar>
-            <w:tcBorders>
-              <w:top w:val="single" w:sz="4" w:color="E2E8F0"/>
-              <w:left w:val="single" w:sz="4" w:color="E2E8F0"/>
-              <w:bottom w:val="single" w:sz="4" w:color="E2E8F0"/>
-              <w:right w:val="single" w:sz="4" w:color="E2E8F0"/>
-            </w:tcBorders>
-          </w:tcPr>
-          <w:p>
-            <w:pPr>
-              <w:spacing w:before="40" w:after="40"/>
-            </w:pPr>
-            <w:r>
-              <w:rPr>
-                <w:rFonts w:ascii="Calibri" w:hAnsi="Calibri"/>
-                <w:b/>
-                <w:color w:val="FFFFFF"/>
-                <w:sz w:val="19"/>
-              </w:rPr>
-              <w:t>Key Components</w:t>
-            </w:r>
-          </w:p>
-        </w:tc>
-        <w:tc>
-          <w:tcPr>
-            <w:tcW w:type="dxa" w:w="3312"/>
-            <w:shd w:fill="004B87"/>
-            <w:tcMar>
-              <w:top w:w="100" w:type="dxa"/>
-              <w:bottom w:w="100" w:type="dxa"/>
-              <w:left w:w="100" w:type="dxa"/>
-              <w:right w:w="100" w:type="dxa"/>
-            </w:tcMar>
-            <w:tcBorders>
-              <w:top w:val="single" w:sz="4" w:color="E2E8F0"/>
-              <w:left w:val="single" w:sz="4" w:color="E2E8F0"/>
-              <w:bottom w:val="single" w:sz="4" w:color="E2E8F0"/>
-              <w:right w:val="single" w:sz="4" w:color="E2E8F0"/>
-            </w:tcBorders>
-          </w:tcPr>
-          <w:p>
-            <w:pPr>
-              <w:spacing w:before="40" w:after="40"/>
-            </w:pPr>
-            <w:r>
-              <w:rPr>
-                <w:rFonts w:ascii="Calibri" w:hAnsi="Calibri"/>
-                <w:b/>
-                <w:color w:val="FFFFFF"/>
-                <w:sz w:val="19"/>
-              </w:rPr>
-              <w:t>Primary Function</w:t>
-            </w:r>
-          </w:p>
-        </w:tc>
-        <w:tc>
-          <w:tcPr>
-            <w:tcW w:type="dxa" w:w="2160"/>
-            <w:shd w:fill="004B87"/>
-            <w:tcMar>
-              <w:top w:w="100" w:type="dxa"/>
-              <w:bottom w:w="100" w:type="dxa"/>
-              <w:left w:w="100" w:type="dxa"/>
-              <w:right w:w="100" w:type="dxa"/>
-            </w:tcMar>
-            <w:tcBorders>
-              <w:top w:val="single" w:sz="4" w:color="E2E8F0"/>
-              <w:left w:val="single" w:sz="4" w:color="E2E8F0"/>
-              <w:bottom w:val="single" w:sz="4" w:color="E2E8F0"/>
-              <w:right w:val="single" w:sz="4" w:color="E2E8F0"/>
-            </w:tcBorders>
-          </w:tcPr>
-          <w:p>
-            <w:pPr>
-              <w:spacing w:before="40" w:after="40"/>
-            </w:pPr>
-            <w:r>
-              <w:rPr>
-                <w:rFonts w:ascii="Calibri" w:hAnsi="Calibri"/>
-                <w:b/>
-                <w:color w:val="FFFFFF"/>
-                <w:sz w:val="19"/>
-              </w:rPr>
-              <w:t>Key Technologies</w:t>
-            </w:r>
-          </w:p>
-        </w:tc>
-      </w:tr>
-      <w:tr>
-        <w:tc>
-          <w:tcPr>
-            <w:tcW w:type="dxa" w:w="1872"/>
-            <w:shd w:fill="FFFFFF"/>
-            <w:tcMar>
-              <w:top w:w="80" w:type="dxa"/>
-              <w:bottom w:w="80" w:type="dxa"/>
-              <w:left w:w="100" w:type="dxa"/>
-              <w:right w:w="100" w:type="dxa"/>
-            </w:tcMar>
-            <w:tcBorders>
-              <w:top w:val="single" w:sz="4" w:color="E2E8F0"/>
-              <w:left w:val="single" w:sz="4" w:color="E2E8F0"/>
-              <w:bottom w:val="single" w:sz="4" w:color="E2E8F0"/>
-              <w:right w:val="single" w:sz="4" w:color="E2E8F0"/>
-            </w:tcBorders>
-          </w:tcPr>
-          <w:p>
-            <w:pPr>
-              <w:spacing w:before="40" w:after="40"/>
-            </w:pPr>
-            <w:r>
-              <w:rPr>
-                <w:rFonts w:ascii="Calibri" w:hAnsi="Calibri"/>
-                <w:color w:val="1E293B"/>
-                <w:sz w:val="18"/>
-              </w:rPr>
-              <w:t>Data Tier</w:t>
-            </w:r>
-          </w:p>
-        </w:tc>
-        <w:tc>
-          <w:tcPr>
-            <w:tcW w:type="dxa" w:w="2016"/>
-            <w:shd w:fill="FFFFFF"/>
-            <w:tcMar>
-              <w:top w:w="80" w:type="dxa"/>
-              <w:bottom w:w="80" w:type="dxa"/>
-              <w:left w:w="100" w:type="dxa"/>
-              <w:right w:w="100" w:type="dxa"/>
-            </w:tcMar>
-            <w:tcBorders>
-              <w:top w:val="single" w:sz="4" w:color="E2E8F0"/>
-              <w:left w:val="single" w:sz="4" w:color="E2E8F0"/>
-              <w:bottom w:val="single" w:sz="4" w:color="E2E8F0"/>
-              <w:right w:val="single" w:sz="4" w:color="E2E8F0"/>
-            </w:tcBorders>
-          </w:tcPr>
-          <w:p>
-            <w:pPr>
-              <w:spacing w:before="40" w:after="40"/>
-            </w:pPr>
-            <w:r>
-              <w:rPr>
-                <w:rFonts w:ascii="Calibri" w:hAnsi="Calibri"/>
-                <w:color w:val="1E293B"/>
-                <w:sz w:val="18"/>
-              </w:rPr>
-              <w:t>data/cases.csv</w:t>
-            </w:r>
-          </w:p>
-        </w:tc>
-        <w:tc>
-          <w:tcPr>
-            <w:tcW w:type="dxa" w:w="3312"/>
-            <w:shd w:fill="FFFFFF"/>
-            <w:tcMar>
-              <w:top w:w="80" w:type="dxa"/>
-              <w:bottom w:w="80" w:type="dxa"/>
-              <w:left w:w="100" w:type="dxa"/>
-              <w:right w:w="100" w:type="dxa"/>
-            </w:tcMar>
-            <w:tcBorders>
-              <w:top w:val="single" w:sz="4" w:color="E2E8F0"/>
-              <w:left w:val="single" w:sz="4" w:color="E2E8F0"/>
-              <w:bottom w:val="single" w:sz="4" w:color="E2E8F0"/>
-              <w:right w:val="single" w:sz="4" w:color="E2E8F0"/>
-            </w:tcBorders>
-          </w:tcPr>
-          <w:p>
-            <w:pPr>
-              <w:spacing w:before="40" w:after="40"/>
-            </w:pPr>
-            <w:r>
-              <w:rPr>
-                <w:rFonts w:ascii="Calibri" w:hAnsi="Calibri"/>
-                <w:color w:val="1E293B"/>
-                <w:sz w:val="18"/>
-              </w:rPr>
-              <w:t>Repository of 30 multi-layer Cisco Packet Tracer lab failure scenarios</w:t>
-            </w:r>
-          </w:p>
-        </w:tc>
-        <w:tc>
-          <w:tcPr>
-            <w:tcW w:type="dxa" w:w="2160"/>
-            <w:shd w:fill="FFFFFF"/>
-            <w:tcMar>
-              <w:top w:w="80" w:type="dxa"/>
-              <w:bottom w:w="80" w:type="dxa"/>
-              <w:left w:w="100" w:type="dxa"/>
-              <w:right w:w="100" w:type="dxa"/>
-            </w:tcMar>
-            <w:tcBorders>
-              <w:top w:val="single" w:sz="4" w:color="E2E8F0"/>
-              <w:left w:val="single" w:sz="4" w:color="E2E8F0"/>
-              <w:bottom w:val="single" w:sz="4" w:color="E2E8F0"/>
-              <w:right w:val="single" w:sz="4" w:color="E2E8F0"/>
-            </w:tcBorders>
-          </w:tcPr>
-          <w:p>
-            <w:pPr>
-              <w:spacing w:before="40" w:after="40"/>
-            </w:pPr>
-            <w:r>
-              <w:rPr>
-                <w:rFonts w:ascii="Calibri" w:hAnsi="Calibri"/>
-                <w:color w:val="1E293B"/>
-                <w:sz w:val="18"/>
-              </w:rPr>
-              <w:t>CSV, Pandas, Cisco IOS configs</w:t>
-            </w:r>
-          </w:p>
-        </w:tc>
-      </w:tr>
-      <w:tr>
-        <w:tc>
-          <w:tcPr>
-            <w:tcW w:type="dxa" w:w="1872"/>
-            <w:shd w:fill="F8FAFC"/>
-            <w:tcMar>
-              <w:top w:w="80" w:type="dxa"/>
-              <w:bottom w:w="80" w:type="dxa"/>
-              <w:left w:w="100" w:type="dxa"/>
-              <w:right w:w="100" w:type="dxa"/>
-            </w:tcMar>
-            <w:tcBorders>
-              <w:top w:val="single" w:sz="4" w:color="E2E8F0"/>
-              <w:left w:val="single" w:sz="4" w:color="E2E8F0"/>
-              <w:bottom w:val="single" w:sz="4" w:color="E2E8F0"/>
-              <w:right w:val="single" w:sz="4" w:color="E2E8F0"/>
-            </w:tcBorders>
-          </w:tcPr>
-          <w:p>
-            <w:pPr>
-              <w:spacing w:before="40" w:after="40"/>
-            </w:pPr>
-            <w:r>
-              <w:rPr>
-                <w:rFonts w:ascii="Calibri" w:hAnsi="Calibri"/>
-                <w:color w:val="1E293B"/>
-                <w:sz w:val="18"/>
-              </w:rPr>
-              <w:t>Deterministic Tier</w:t>
-            </w:r>
-          </w:p>
-        </w:tc>
-        <w:tc>
-          <w:tcPr>
-            <w:tcW w:type="dxa" w:w="2016"/>
-            <w:shd w:fill="F8FAFC"/>
-            <w:tcMar>
-              <w:top w:w="80" w:type="dxa"/>
-              <w:bottom w:w="80" w:type="dxa"/>
-              <w:left w:w="100" w:type="dxa"/>
-              <w:right w:w="100" w:type="dxa"/>
-            </w:tcMar>
-            <w:tcBorders>
-              <w:top w:val="single" w:sz="4" w:color="E2E8F0"/>
-              <w:left w:val="single" w:sz="4" w:color="E2E8F0"/>
-              <w:bottom w:val="single" w:sz="4" w:color="E2E8F0"/>
-              <w:right w:val="single" w:sz="4" w:color="E2E8F0"/>
-            </w:tcBorders>
-          </w:tcPr>
-          <w:p>
-            <w:pPr>
-              <w:spacing w:before="40" w:after="40"/>
-            </w:pPr>
-            <w:r>
-              <w:rPr>
-                <w:rFonts w:ascii="Calibri" w:hAnsi="Calibri"/>
-                <w:color w:val="1E293B"/>
-                <w:sz w:val="18"/>
-              </w:rPr>
-              <w:t>src/checker.py</w:t>
-            </w:r>
-          </w:p>
-        </w:tc>
-        <w:tc>
-          <w:tcPr>
-            <w:tcW w:type="dxa" w:w="3312"/>
-            <w:shd w:fill="F8FAFC"/>
-            <w:tcMar>
-              <w:top w:w="80" w:type="dxa"/>
-              <w:bottom w:w="80" w:type="dxa"/>
-              <w:left w:w="100" w:type="dxa"/>
-              <w:right w:w="100" w:type="dxa"/>
-            </w:tcMar>
-            <w:tcBorders>
-              <w:top w:val="single" w:sz="4" w:color="E2E8F0"/>
-              <w:left w:val="single" w:sz="4" w:color="E2E8F0"/>
-              <w:bottom w:val="single" w:sz="4" w:color="E2E8F0"/>
-              <w:right w:val="single" w:sz="4" w:color="E2E8F0"/>
-            </w:tcBorders>
-          </w:tcPr>
-          <w:p>
-            <w:pPr>
-              <w:spacing w:before="40" w:after="40"/>
-            </w:pPr>
-            <w:r>
-              <w:rPr>
-                <w:rFonts w:ascii="Calibri" w:hAnsi="Calibri"/>
-                <w:color w:val="1E293B"/>
-                <w:sz w:val="18"/>
-              </w:rPr>
-              <w:t>Fast pattern matching, regex tokenization, and IP subnet arithmetic</w:t>
-            </w:r>
-          </w:p>
-        </w:tc>
-        <w:tc>
-          <w:tcPr>
-            <w:tcW w:type="dxa" w:w="2160"/>
-            <w:shd w:fill="F8FAFC"/>
-            <w:tcMar>
-              <w:top w:w="80" w:type="dxa"/>
-              <w:bottom w:w="80" w:type="dxa"/>
-              <w:left w:w="100" w:type="dxa"/>
-              <w:right w:w="100" w:type="dxa"/>
-            </w:tcMar>
-            <w:tcBorders>
-              <w:top w:val="single" w:sz="4" w:color="E2E8F0"/>
-              <w:left w:val="single" w:sz="4" w:color="E2E8F0"/>
-              <w:bottom w:val="single" w:sz="4" w:color="E2E8F0"/>
-              <w:right w:val="single" w:sz="4" w:color="E2E8F0"/>
-            </w:tcBorders>
-          </w:tcPr>
-          <w:p>
-            <w:pPr>
-              <w:spacing w:before="40" w:after="40"/>
-            </w:pPr>
-            <w:r>
-              <w:rPr>
-                <w:rFonts w:ascii="Calibri" w:hAnsi="Calibri"/>
-                <w:color w:val="1E293B"/>
-                <w:sz w:val="18"/>
-              </w:rPr>
-              <w:t>Python re module, ipaddress library</w:t>
-            </w:r>
-          </w:p>
-        </w:tc>
-      </w:tr>
-      <w:tr>
-        <w:tc>
-          <w:tcPr>
-            <w:tcW w:type="dxa" w:w="1872"/>
-            <w:shd w:fill="FFFFFF"/>
-            <w:tcMar>
-              <w:top w:w="80" w:type="dxa"/>
-              <w:bottom w:w="80" w:type="dxa"/>
-              <w:left w:w="100" w:type="dxa"/>
-              <w:right w:w="100" w:type="dxa"/>
-            </w:tcMar>
-            <w:tcBorders>
-              <w:top w:val="single" w:sz="4" w:color="E2E8F0"/>
-              <w:left w:val="single" w:sz="4" w:color="E2E8F0"/>
-              <w:bottom w:val="single" w:sz="4" w:color="E2E8F0"/>
-              <w:right w:val="single" w:sz="4" w:color="E2E8F0"/>
-            </w:tcBorders>
-          </w:tcPr>
-          <w:p>
-            <w:pPr>
-              <w:spacing w:before="40" w:after="40"/>
-            </w:pPr>
-            <w:r>
-              <w:rPr>
-                <w:rFonts w:ascii="Calibri" w:hAnsi="Calibri"/>
-                <w:color w:val="1E293B"/>
-                <w:sz w:val="18"/>
-              </w:rPr>
-              <w:t>AI Diagnostic Tier</w:t>
-            </w:r>
-          </w:p>
-        </w:tc>
-        <w:tc>
-          <w:tcPr>
-            <w:tcW w:type="dxa" w:w="2016"/>
-            <w:shd w:fill="FFFFFF"/>
-            <w:tcMar>
-              <w:top w:w="80" w:type="dxa"/>
-              <w:bottom w:w="80" w:type="dxa"/>
-              <w:left w:w="100" w:type="dxa"/>
-              <w:right w:w="100" w:type="dxa"/>
-            </w:tcMar>
-            <w:tcBorders>
-              <w:top w:val="single" w:sz="4" w:color="E2E8F0"/>
-              <w:left w:val="single" w:sz="4" w:color="E2E8F0"/>
-              <w:bottom w:val="single" w:sz="4" w:color="E2E8F0"/>
-              <w:right w:val="single" w:sz="4" w:color="E2E8F0"/>
-            </w:tcBorders>
-          </w:tcPr>
-          <w:p>
-            <w:pPr>
-              <w:spacing w:before="40" w:after="40"/>
-            </w:pPr>
-            <w:r>
-              <w:rPr>
-                <w:rFonts w:ascii="Calibri" w:hAnsi="Calibri"/>
-                <w:color w:val="1E293B"/>
-                <w:sz w:val="18"/>
-              </w:rPr>
-              <w:t>src/engine.py, prompts/</w:t>
-            </w:r>
-          </w:p>
-        </w:tc>
-        <w:tc>
-          <w:tcPr>
-            <w:tcW w:type="dxa" w:w="3312"/>
-            <w:shd w:fill="FFFFFF"/>
-            <w:tcMar>
-              <w:top w:w="80" w:type="dxa"/>
-              <w:bottom w:w="80" w:type="dxa"/>
-              <w:left w:w="100" w:type="dxa"/>
-              <w:right w:w="100" w:type="dxa"/>
-            </w:tcMar>
-            <w:tcBorders>
-              <w:top w:val="single" w:sz="4" w:color="E2E8F0"/>
-              <w:left w:val="single" w:sz="4" w:color="E2E8F0"/>
-              <w:bottom w:val="single" w:sz="4" w:color="E2E8F0"/>
-              <w:right w:val="single" w:sz="4" w:color="E2E8F0"/>
-            </w:tcBorders>
-          </w:tcPr>
-          <w:p>
-            <w:pPr>
-              <w:spacing w:before="40" w:after="40"/>
-            </w:pPr>
-            <w:r>
-              <w:rPr>
-                <w:rFonts w:ascii="Calibri" w:hAnsi="Calibri"/>
-                <w:color w:val="1E293B"/>
-                <w:sz w:val="18"/>
-              </w:rPr>
-              <w:t>Few-shot prompt formatting, Google Gemini API calling, schema validation</w:t>
-            </w:r>
-          </w:p>
-        </w:tc>
-        <w:tc>
-          <w:tcPr>
-            <w:tcW w:type="dxa" w:w="2160"/>
-            <w:shd w:fill="FFFFFF"/>
-            <w:tcMar>
-              <w:top w:w="80" w:type="dxa"/>
-              <w:bottom w:w="80" w:type="dxa"/>
-              <w:left w:w="100" w:type="dxa"/>
-              <w:right w:w="100" w:type="dxa"/>
-            </w:tcMar>
-            <w:tcBorders>
-              <w:top w:val="single" w:sz="4" w:color="E2E8F0"/>
-              <w:left w:val="single" w:sz="4" w:color="E2E8F0"/>
-              <w:bottom w:val="single" w:sz="4" w:color="E2E8F0"/>
-              <w:right w:val="single" w:sz="4" w:color="E2E8F0"/>
-            </w:tcBorders>
-          </w:tcPr>
-          <w:p>
-            <w:pPr>
-              <w:spacing w:before="40" w:after="40"/>
-            </w:pPr>
-            <w:r>
-              <w:rPr>
-                <w:rFonts w:ascii="Calibri" w:hAnsi="Calibri"/>
-                <w:color w:val="1E293B"/>
-                <w:sz w:val="18"/>
-              </w:rPr>
-              <w:t>Google GenAI SDK, Pydantic, Python-dotenv</w:t>
-            </w:r>
-          </w:p>
-        </w:tc>
-      </w:tr>
-      <w:tr>
-        <w:tc>
-          <w:tcPr>
-            <w:tcW w:type="dxa" w:w="1872"/>
-            <w:shd w:fill="F8FAFC"/>
-            <w:tcMar>
-              <w:top w:w="80" w:type="dxa"/>
-              <w:bottom w:w="80" w:type="dxa"/>
-              <w:left w:w="100" w:type="dxa"/>
-              <w:right w:w="100" w:type="dxa"/>
-            </w:tcMar>
-            <w:tcBorders>
-              <w:top w:val="single" w:sz="4" w:color="E2E8F0"/>
-              <w:left w:val="single" w:sz="4" w:color="E2E8F0"/>
-              <w:bottom w:val="single" w:sz="4" w:color="E2E8F0"/>
-              <w:right w:val="single" w:sz="4" w:color="E2E8F0"/>
-            </w:tcBorders>
-          </w:tcPr>
-          <w:p>
-            <w:pPr>
-              <w:spacing w:before="40" w:after="40"/>
-            </w:pPr>
-            <w:r>
-              <w:rPr>
-                <w:rFonts w:ascii="Calibri" w:hAnsi="Calibri"/>
-                <w:color w:val="1E293B"/>
-                <w:sz w:val="18"/>
-              </w:rPr>
-              <w:t>Presentation Tier</w:t>
-            </w:r>
-          </w:p>
-        </w:tc>
-        <w:tc>
-          <w:tcPr>
-            <w:tcW w:type="dxa" w:w="2016"/>
-            <w:shd w:fill="F8FAFC"/>
-            <w:tcMar>
-              <w:top w:w="80" w:type="dxa"/>
-              <w:bottom w:w="80" w:type="dxa"/>
-              <w:left w:w="100" w:type="dxa"/>
-              <w:right w:w="100" w:type="dxa"/>
-            </w:tcMar>
-            <w:tcBorders>
-              <w:top w:val="single" w:sz="4" w:color="E2E8F0"/>
-              <w:left w:val="single" w:sz="4" w:color="E2E8F0"/>
-              <w:bottom w:val="single" w:sz="4" w:color="E2E8F0"/>
-              <w:right w:val="single" w:sz="4" w:color="E2E8F0"/>
-            </w:tcBorders>
-          </w:tcPr>
-          <w:p>
-            <w:pPr>
-              <w:spacing w:before="40" w:after="40"/>
-            </w:pPr>
-            <w:r>
-              <w:rPr>
-                <w:rFonts w:ascii="Calibri" w:hAnsi="Calibri"/>
-                <w:color w:val="1E293B"/>
-                <w:sz w:val="18"/>
-              </w:rPr>
-              <w:t>src/app.py</w:t>
-            </w:r>
-          </w:p>
-        </w:tc>
-        <w:tc>
-          <w:tcPr>
-            <w:tcW w:type="dxa" w:w="3312"/>
-            <w:shd w:fill="F8FAFC"/>
-            <w:tcMar>
-              <w:top w:w="80" w:type="dxa"/>
-              <w:bottom w:w="80" w:type="dxa"/>
-              <w:left w:w="100" w:type="dxa"/>
-              <w:right w:w="100" w:type="dxa"/>
-            </w:tcMar>
-            <w:tcBorders>
-              <w:top w:val="single" w:sz="4" w:color="E2E8F0"/>
-              <w:left w:val="single" w:sz="4" w:color="E2E8F0"/>
-              <w:bottom w:val="single" w:sz="4" w:color="E2E8F0"/>
-              <w:right w:val="single" w:sz="4" w:color="E2E8F0"/>
-            </w:tcBorders>
-          </w:tcPr>
-          <w:p>
-            <w:pPr>
-              <w:spacing w:before="40" w:after="40"/>
-            </w:pPr>
-            <w:r>
-              <w:rPr>
-                <w:rFonts w:ascii="Calibri" w:hAnsi="Calibri"/>
-                <w:color w:val="1E293B"/>
-                <w:sz w:val="18"/>
-              </w:rPr>
-              <w:t>Interactive web UI, telemetry editor, approval buttons, and visual analytics</w:t>
-            </w:r>
-          </w:p>
-        </w:tc>
-        <w:tc>
-          <w:tcPr>
-            <w:tcW w:type="dxa" w:w="2160"/>
-            <w:shd w:fill="F8FAFC"/>
-            <w:tcMar>
-              <w:top w:w="80" w:type="dxa"/>
-              <w:bottom w:w="80" w:type="dxa"/>
-              <w:left w:w="100" w:type="dxa"/>
-              <w:right w:w="100" w:type="dxa"/>
-            </w:tcMar>
-            <w:tcBorders>
-              <w:top w:val="single" w:sz="4" w:color="E2E8F0"/>
-              <w:left w:val="single" w:sz="4" w:color="E2E8F0"/>
-              <w:bottom w:val="single" w:sz="4" w:color="E2E8F0"/>
-              <w:right w:val="single" w:sz="4" w:color="E2E8F0"/>
-            </w:tcBorders>
-          </w:tcPr>
-          <w:p>
-            <w:pPr>
-              <w:spacing w:before="40" w:after="40"/>
-            </w:pPr>
-            <w:r>
-              <w:rPr>
-                <w:rFonts w:ascii="Calibri" w:hAnsi="Calibri"/>
-                <w:color w:val="1E293B"/>
-                <w:sz w:val="18"/>
-              </w:rPr>
-              <w:t>Streamlit, Plotly Express, Custom CSS</w:t>
-            </w:r>
-          </w:p>
-        </w:tc>
-      </w:tr>
-      <w:tr>
-        <w:tc>
-          <w:tcPr>
-            <w:tcW w:type="dxa" w:w="1872"/>
-            <w:shd w:fill="FFFFFF"/>
-            <w:tcMar>
-              <w:top w:w="80" w:type="dxa"/>
-              <w:bottom w:w="80" w:type="dxa"/>
-              <w:left w:w="100" w:type="dxa"/>
-              <w:right w:w="100" w:type="dxa"/>
-            </w:tcMar>
-            <w:tcBorders>
-              <w:top w:val="single" w:sz="4" w:color="E2E8F0"/>
-              <w:left w:val="single" w:sz="4" w:color="E2E8F0"/>
-              <w:bottom w:val="single" w:sz="4" w:color="E2E8F0"/>
-              <w:right w:val="single" w:sz="4" w:color="E2E8F0"/>
-            </w:tcBorders>
-          </w:tcPr>
-          <w:p>
-            <w:pPr>
-              <w:spacing w:before="40" w:after="40"/>
-            </w:pPr>
-            <w:r>
-              <w:rPr>
-                <w:rFonts w:ascii="Calibri" w:hAnsi="Calibri"/>
-                <w:color w:val="1E293B"/>
-                <w:sz w:val="18"/>
-              </w:rPr>
-              <w:t>Governance Tier</w:t>
-            </w:r>
-          </w:p>
-        </w:tc>
-        <w:tc>
-          <w:tcPr>
-            <w:tcW w:type="dxa" w:w="2016"/>
-            <w:shd w:fill="FFFFFF"/>
-            <w:tcMar>
-              <w:top w:w="80" w:type="dxa"/>
-              <w:bottom w:w="80" w:type="dxa"/>
-              <w:left w:w="100" w:type="dxa"/>
-              <w:right w:w="100" w:type="dxa"/>
-            </w:tcMar>
-            <w:tcBorders>
-              <w:top w:val="single" w:sz="4" w:color="E2E8F0"/>
-              <w:left w:val="single" w:sz="4" w:color="E2E8F0"/>
-              <w:bottom w:val="single" w:sz="4" w:color="E2E8F0"/>
-              <w:right w:val="single" w:sz="4" w:color="E2E8F0"/>
-            </w:tcBorders>
-          </w:tcPr>
-          <w:p>
-            <w:pPr>
-              <w:spacing w:before="40" w:after="40"/>
-            </w:pPr>
-            <w:r>
-              <w:rPr>
-                <w:rFonts w:ascii="Calibri" w:hAnsi="Calibri"/>
-                <w:color w:val="1E293B"/>
-                <w:sz w:val="18"/>
-              </w:rPr>
-              <w:t>docs/model_audit_log.md</w:t>
-            </w:r>
-          </w:p>
-        </w:tc>
-        <w:tc>
-          <w:tcPr>
-            <w:tcW w:type="dxa" w:w="3312"/>
-            <w:shd w:fill="FFFFFF"/>
-            <w:tcMar>
-              <w:top w:w="80" w:type="dxa"/>
-              <w:bottom w:w="80" w:type="dxa"/>
-              <w:left w:w="100" w:type="dxa"/>
-              <w:right w:w="100" w:type="dxa"/>
-            </w:tcMar>
-            <w:tcBorders>
-              <w:top w:val="single" w:sz="4" w:color="E2E8F0"/>
-              <w:left w:val="single" w:sz="4" w:color="E2E8F0"/>
-              <w:bottom w:val="single" w:sz="4" w:color="E2E8F0"/>
-              <w:right w:val="single" w:sz="4" w:color="E2E8F0"/>
-            </w:tcBorders>
-          </w:tcPr>
-          <w:p>
-            <w:pPr>
-              <w:spacing w:before="40" w:after="40"/>
-            </w:pPr>
-            <w:r>
-              <w:rPr>
-                <w:rFonts w:ascii="Calibri" w:hAnsi="Calibri"/>
-                <w:color w:val="1E293B"/>
-                <w:sz w:val="18"/>
-              </w:rPr>
-              <w:t>Logging human approvals, rejections, manual edits, and override case studies</w:t>
-            </w:r>
-          </w:p>
-        </w:tc>
-        <w:tc>
-          <w:tcPr>
-            <w:tcW w:type="dxa" w:w="2160"/>
-            <w:shd w:fill="FFFFFF"/>
-            <w:tcMar>
-              <w:top w:w="80" w:type="dxa"/>
-              <w:bottom w:w="80" w:type="dxa"/>
-              <w:left w:w="100" w:type="dxa"/>
-              <w:right w:w="100" w:type="dxa"/>
-            </w:tcMar>
-            <w:tcBorders>
-              <w:top w:val="single" w:sz="4" w:color="E2E8F0"/>
-              <w:left w:val="single" w:sz="4" w:color="E2E8F0"/>
-              <w:bottom w:val="single" w:sz="4" w:color="E2E8F0"/>
-              <w:right w:val="single" w:sz="4" w:color="E2E8F0"/>
-            </w:tcBorders>
-          </w:tcPr>
-          <w:p>
-            <w:pPr>
-              <w:spacing w:before="40" w:after="40"/>
-            </w:pPr>
-            <w:r>
-              <w:rPr>
-                <w:rFonts w:ascii="Calibri" w:hAnsi="Calibri"/>
-                <w:color w:val="1E293B"/>
-                <w:sz w:val="18"/>
-              </w:rPr>
-              <w:t>Markdown, CSV audit export</w:t>
-            </w:r>
-          </w:p>
-        </w:tc>
-      </w:tr>
-    </w:tbl>
-    <w:p>
-      <w:pPr>
-        <w:spacing w:before="0" w:after="60"/>
-      </w:pPr>
-    </w:p>
-    <w:p>
-      <w:pPr>
-        <w:pStyle w:val="Heading1"/>
-        <w:keepNext/>
-        <w:spacing w:before="280" w:after="80"/>
-      </w:pPr>
-      <w:r>
-        <w:rPr>
-          <w:rFonts w:ascii="Calibri" w:hAnsi="Calibri"/>
-          <w:b/>
-          <w:color w:val="004B87"/>
-          <w:sz w:val="30"/>
-        </w:rPr>
-        <w:t>3. Multi-Layer Scenario Coverage (`data/cases.csv`)</w:t>
-      </w:r>
-    </w:p>
-    <w:p>
-      <w:pPr>
-        <w:spacing w:before="0" w:after="60" w:line="276" w:lineRule="auto"/>
-      </w:pPr>
-      <w:r>
-        <w:rPr>
-          <w:rFonts w:ascii="Calibri" w:hAnsi="Calibri"/>
-          <w:color w:val="334155"/>
-          <w:sz w:val="19"/>
-        </w:rPr>
-        <w:t>To benchmark NetSage AI across realistic network topologies, the team designed and structured 30 detailed lab scenarios covering the full breadth of enterprise networking challenges:</w:t>
-      </w:r>
-    </w:p>
-    <w:tbl>
-      <w:tblPr>
-        <w:tblW w:type="auto" w:w="0"/>
-        <w:jc w:val="center"/>
-        <w:tblLayout w:type="fixed"/>
-        <w:tblLook w:firstColumn="1" w:firstRow="1" w:lastColumn="0" w:lastRow="0" w:noHBand="0" w:noVBand="1" w:val="04A0"/>
-      </w:tblPr>
-      <w:tblGrid>
-        <w:gridCol w:w="3264"/>
-        <w:gridCol w:w="3264"/>
-        <w:gridCol w:w="3264"/>
-      </w:tblGrid>
-      <w:tr>
-        <w:tc>
-          <w:tcPr>
-            <w:tcW w:type="dxa" w:w="2160"/>
-            <w:shd w:fill="004B87"/>
-            <w:tcMar>
-              <w:top w:w="100" w:type="dxa"/>
-              <w:bottom w:w="100" w:type="dxa"/>
-              <w:left w:w="100" w:type="dxa"/>
-              <w:right w:w="100" w:type="dxa"/>
-            </w:tcMar>
-            <w:tcBorders>
-              <w:top w:val="single" w:sz="4" w:color="E2E8F0"/>
-              <w:left w:val="single" w:sz="4" w:color="E2E8F0"/>
-              <w:bottom w:val="single" w:sz="4" w:color="E2E8F0"/>
-              <w:right w:val="single" w:sz="4" w:color="E2E8F0"/>
-            </w:tcBorders>
-          </w:tcPr>
-          <w:p>
-            <w:pPr>
-              <w:spacing w:before="40" w:after="40"/>
-            </w:pPr>
-            <w:r>
-              <w:rPr>
-                <w:rFonts w:ascii="Calibri" w:hAnsi="Calibri"/>
-                <w:b/>
-                <w:color w:val="FFFFFF"/>
-                <w:sz w:val="19"/>
-              </w:rPr>
-              <w:t>OSI Layer</w:t>
-            </w:r>
-          </w:p>
-        </w:tc>
-        <w:tc>
-          <w:tcPr>
-            <w:tcW w:type="dxa" w:w="3168"/>
-            <w:shd w:fill="004B87"/>
-            <w:tcMar>
-              <w:top w:w="100" w:type="dxa"/>
-              <w:bottom w:w="100" w:type="dxa"/>
-              <w:left w:w="100" w:type="dxa"/>
-              <w:right w:w="100" w:type="dxa"/>
-            </w:tcMar>
-            <w:tcBorders>
-              <w:top w:val="single" w:sz="4" w:color="E2E8F0"/>
-              <w:left w:val="single" w:sz="4" w:color="E2E8F0"/>
-              <w:bottom w:val="single" w:sz="4" w:color="E2E8F0"/>
-              <w:right w:val="single" w:sz="4" w:color="E2E8F0"/>
-            </w:tcBorders>
-          </w:tcPr>
-          <w:p>
-            <w:pPr>
-              <w:spacing w:before="40" w:after="40"/>
-            </w:pPr>
-            <w:r>
-              <w:rPr>
-                <w:rFonts w:ascii="Calibri" w:hAnsi="Calibri"/>
-                <w:b/>
-                <w:color w:val="FFFFFF"/>
-                <w:sz w:val="19"/>
-              </w:rPr>
-              <w:t>Protocols &amp; Technologies Tested</w:t>
-            </w:r>
-          </w:p>
-        </w:tc>
-        <w:tc>
-          <w:tcPr>
-            <w:tcW w:type="dxa" w:w="4032"/>
-            <w:shd w:fill="004B87"/>
-            <w:tcMar>
-              <w:top w:w="100" w:type="dxa"/>
-              <w:bottom w:w="100" w:type="dxa"/>
-              <w:left w:w="100" w:type="dxa"/>
-              <w:right w:w="100" w:type="dxa"/>
-            </w:tcMar>
-            <w:tcBorders>
-              <w:top w:val="single" w:sz="4" w:color="E2E8F0"/>
-              <w:left w:val="single" w:sz="4" w:color="E2E8F0"/>
-              <w:bottom w:val="single" w:sz="4" w:color="E2E8F0"/>
-              <w:right w:val="single" w:sz="4" w:color="E2E8F0"/>
-            </w:tcBorders>
-          </w:tcPr>
-          <w:p>
-            <w:pPr>
-              <w:spacing w:before="40" w:after="40"/>
-            </w:pPr>
-            <w:r>
-              <w:rPr>
-                <w:rFonts w:ascii="Calibri" w:hAnsi="Calibri"/>
-                <w:b/>
-                <w:color w:val="FFFFFF"/>
-                <w:sz w:val="19"/>
-              </w:rPr>
-              <w:t>Sample Scenarios &amp; Fault Injections</w:t>
-            </w:r>
-          </w:p>
-        </w:tc>
-      </w:tr>
-      <w:tr>
-        <w:tc>
-          <w:tcPr>
-            <w:tcW w:type="dxa" w:w="2160"/>
-            <w:shd w:fill="FFFFFF"/>
-            <w:tcMar>
-              <w:top w:w="80" w:type="dxa"/>
-              <w:bottom w:w="80" w:type="dxa"/>
-              <w:left w:w="100" w:type="dxa"/>
-              <w:right w:w="100" w:type="dxa"/>
-            </w:tcMar>
-            <w:tcBorders>
-              <w:top w:val="single" w:sz="4" w:color="E2E8F0"/>
-              <w:left w:val="single" w:sz="4" w:color="E2E8F0"/>
-              <w:bottom w:val="single" w:sz="4" w:color="E2E8F0"/>
-              <w:right w:val="single" w:sz="4" w:color="E2E8F0"/>
-            </w:tcBorders>
-          </w:tcPr>
-          <w:p>
-            <w:pPr>
-              <w:spacing w:before="40" w:after="40"/>
-            </w:pPr>
-            <w:r>
-              <w:rPr>
-                <w:rFonts w:ascii="Calibri" w:hAnsi="Calibri"/>
-                <w:color w:val="1E293B"/>
-                <w:sz w:val="18"/>
-              </w:rPr>
-              <w:t>Layer 2 (Data Link)</w:t>
-            </w:r>
-          </w:p>
-        </w:tc>
-        <w:tc>
-          <w:tcPr>
-            <w:tcW w:type="dxa" w:w="3168"/>
-            <w:shd w:fill="FFFFFF"/>
-            <w:tcMar>
-              <w:top w:w="80" w:type="dxa"/>
-              <w:bottom w:w="80" w:type="dxa"/>
-              <w:left w:w="100" w:type="dxa"/>
-              <w:right w:w="100" w:type="dxa"/>
-            </w:tcMar>
-            <w:tcBorders>
-              <w:top w:val="single" w:sz="4" w:color="E2E8F0"/>
-              <w:left w:val="single" w:sz="4" w:color="E2E8F0"/>
-              <w:bottom w:val="single" w:sz="4" w:color="E2E8F0"/>
-              <w:right w:val="single" w:sz="4" w:color="E2E8F0"/>
-            </w:tcBorders>
-          </w:tcPr>
-          <w:p>
-            <w:pPr>
-              <w:spacing w:before="40" w:after="40"/>
-            </w:pPr>
-            <w:r>
-              <w:rPr>
-                <w:rFonts w:ascii="Calibri" w:hAnsi="Calibri"/>
-                <w:color w:val="1E293B"/>
-                <w:sz w:val="18"/>
-              </w:rPr>
-              <w:t>VLANs, 802.1Q Trunks, VTP, STP, Port Security, DAI, EtherChannel</w:t>
-            </w:r>
-          </w:p>
-        </w:tc>
-        <w:tc>
-          <w:tcPr>
-            <w:tcW w:type="dxa" w:w="4032"/>
-            <w:shd w:fill="FFFFFF"/>
-            <w:tcMar>
-              <w:top w:w="80" w:type="dxa"/>
-              <w:bottom w:w="80" w:type="dxa"/>
-              <w:left w:w="100" w:type="dxa"/>
-              <w:right w:w="100" w:type="dxa"/>
-            </w:tcMar>
-            <w:tcBorders>
-              <w:top w:val="single" w:sz="4" w:color="E2E8F0"/>
-              <w:left w:val="single" w:sz="4" w:color="E2E8F0"/>
-              <w:bottom w:val="single" w:sz="4" w:color="E2E8F0"/>
-              <w:right w:val="single" w:sz="4" w:color="E2E8F0"/>
-            </w:tcBorders>
-          </w:tcPr>
-          <w:p>
-            <w:pPr>
-              <w:spacing w:before="40" w:after="40"/>
-            </w:pPr>
-            <w:r>
-              <w:rPr>
-                <w:rFonts w:ascii="Calibri" w:hAnsi="Calibri"/>
-                <w:color w:val="1E293B"/>
-                <w:sz w:val="18"/>
-              </w:rPr>
-              <w:t>VLAN pruning mismatches, Native VLAN mismatch, Trunk mode negotiation failure, Port Security err-disable</w:t>
-            </w:r>
-          </w:p>
-        </w:tc>
-      </w:tr>
-      <w:tr>
-        <w:tc>
-          <w:tcPr>
-            <w:tcW w:type="dxa" w:w="2160"/>
-            <w:shd w:fill="F8FAFC"/>
-            <w:tcMar>
-              <w:top w:w="80" w:type="dxa"/>
-              <w:bottom w:w="80" w:type="dxa"/>
-              <w:left w:w="100" w:type="dxa"/>
-              <w:right w:w="100" w:type="dxa"/>
-            </w:tcMar>
-            <w:tcBorders>
-              <w:top w:val="single" w:sz="4" w:color="E2E8F0"/>
-              <w:left w:val="single" w:sz="4" w:color="E2E8F0"/>
-              <w:bottom w:val="single" w:sz="4" w:color="E2E8F0"/>
-              <w:right w:val="single" w:sz="4" w:color="E2E8F0"/>
-            </w:tcBorders>
-          </w:tcPr>
-          <w:p>
-            <w:pPr>
-              <w:spacing w:before="40" w:after="40"/>
-            </w:pPr>
-            <w:r>
-              <w:rPr>
-                <w:rFonts w:ascii="Calibri" w:hAnsi="Calibri"/>
-                <w:color w:val="1E293B"/>
-                <w:sz w:val="18"/>
-              </w:rPr>
-              <w:t>Layer 3 (Network)</w:t>
-            </w:r>
-          </w:p>
-        </w:tc>
-        <w:tc>
-          <w:tcPr>
-            <w:tcW w:type="dxa" w:w="3168"/>
-            <w:shd w:fill="F8FAFC"/>
-            <w:tcMar>
-              <w:top w:w="80" w:type="dxa"/>
-              <w:bottom w:w="80" w:type="dxa"/>
-              <w:left w:w="100" w:type="dxa"/>
-              <w:right w:w="100" w:type="dxa"/>
-            </w:tcMar>
-            <w:tcBorders>
-              <w:top w:val="single" w:sz="4" w:color="E2E8F0"/>
-              <w:left w:val="single" w:sz="4" w:color="E2E8F0"/>
-              <w:bottom w:val="single" w:sz="4" w:color="E2E8F0"/>
-              <w:right w:val="single" w:sz="4" w:color="E2E8F0"/>
-            </w:tcBorders>
-          </w:tcPr>
-          <w:p>
-            <w:pPr>
-              <w:spacing w:before="40" w:after="40"/>
-            </w:pPr>
-            <w:r>
-              <w:rPr>
-                <w:rFonts w:ascii="Calibri" w:hAnsi="Calibri"/>
-                <w:color w:val="1E293B"/>
-                <w:sz w:val="18"/>
-              </w:rPr>
-              <w:t>IPv4/IPv6 Subnetting, Default Gateways, Static Routes, OSPFv2, HSRP, NAT/PAT</w:t>
-            </w:r>
-          </w:p>
-        </w:tc>
-        <w:tc>
-          <w:tcPr>
-            <w:tcW w:type="dxa" w:w="4032"/>
-            <w:shd w:fill="F8FAFC"/>
-            <w:tcMar>
-              <w:top w:w="80" w:type="dxa"/>
-              <w:bottom w:w="80" w:type="dxa"/>
-              <w:left w:w="100" w:type="dxa"/>
-              <w:right w:w="100" w:type="dxa"/>
-            </w:tcMar>
-            <w:tcBorders>
-              <w:top w:val="single" w:sz="4" w:color="E2E8F0"/>
-              <w:left w:val="single" w:sz="4" w:color="E2E8F0"/>
-              <w:bottom w:val="single" w:sz="4" w:color="E2E8F0"/>
-              <w:right w:val="single" w:sz="4" w:color="E2E8F0"/>
-            </w:tcBorders>
-          </w:tcPr>
-          <w:p>
-            <w:pPr>
-              <w:spacing w:before="40" w:after="40"/>
-            </w:pPr>
-            <w:r>
-              <w:rPr>
-                <w:rFonts w:ascii="Calibri" w:hAnsi="Calibri"/>
-                <w:color w:val="1E293B"/>
-                <w:sz w:val="18"/>
-              </w:rPr>
-              <w:t>OSPF Hello/Dead timer mismatch, Missing PAT overload keyword, Unreachable static route next-hop, Subnet boundary overlap</w:t>
-            </w:r>
-          </w:p>
-        </w:tc>
-      </w:tr>
-      <w:tr>
-        <w:tc>
-          <w:tcPr>
-            <w:tcW w:type="dxa" w:w="2160"/>
-            <w:shd w:fill="FFFFFF"/>
-            <w:tcMar>
-              <w:top w:w="80" w:type="dxa"/>
-              <w:bottom w:w="80" w:type="dxa"/>
-              <w:left w:w="100" w:type="dxa"/>
-              <w:right w:w="100" w:type="dxa"/>
-            </w:tcMar>
-            <w:tcBorders>
-              <w:top w:val="single" w:sz="4" w:color="E2E8F0"/>
-              <w:left w:val="single" w:sz="4" w:color="E2E8F0"/>
-              <w:bottom w:val="single" w:sz="4" w:color="E2E8F0"/>
-              <w:right w:val="single" w:sz="4" w:color="E2E8F0"/>
-            </w:tcBorders>
-          </w:tcPr>
-          <w:p>
-            <w:pPr>
-              <w:spacing w:before="40" w:after="40"/>
-            </w:pPr>
-            <w:r>
-              <w:rPr>
-                <w:rFonts w:ascii="Calibri" w:hAnsi="Calibri"/>
-                <w:color w:val="1E293B"/>
-                <w:sz w:val="18"/>
-              </w:rPr>
-              <w:t>Layer 4 (Transport)</w:t>
-            </w:r>
-          </w:p>
-        </w:tc>
-        <w:tc>
-          <w:tcPr>
-            <w:tcW w:type="dxa" w:w="3168"/>
-            <w:shd w:fill="FFFFFF"/>
-            <w:tcMar>
-              <w:top w:w="80" w:type="dxa"/>
-              <w:bottom w:w="80" w:type="dxa"/>
-              <w:left w:w="100" w:type="dxa"/>
-              <w:right w:w="100" w:type="dxa"/>
-            </w:tcMar>
-            <w:tcBorders>
-              <w:top w:val="single" w:sz="4" w:color="E2E8F0"/>
-              <w:left w:val="single" w:sz="4" w:color="E2E8F0"/>
-              <w:bottom w:val="single" w:sz="4" w:color="E2E8F0"/>
-              <w:right w:val="single" w:sz="4" w:color="E2E8F0"/>
-            </w:tcBorders>
-          </w:tcPr>
-          <w:p>
-            <w:pPr>
-              <w:spacing w:before="40" w:after="40"/>
-            </w:pPr>
-            <w:r>
-              <w:rPr>
-                <w:rFonts w:ascii="Calibri" w:hAnsi="Calibri"/>
-                <w:color w:val="1E293B"/>
-                <w:sz w:val="18"/>
-              </w:rPr>
-              <w:t>Extended Access Control Lists (ACLs), TCP/UDP Port Filtering</w:t>
-            </w:r>
-          </w:p>
-        </w:tc>
-        <w:tc>
-          <w:tcPr>
-            <w:tcW w:type="dxa" w:w="4032"/>
-            <w:shd w:fill="FFFFFF"/>
-            <w:tcMar>
-              <w:top w:w="80" w:type="dxa"/>
-              <w:bottom w:w="80" w:type="dxa"/>
-              <w:left w:w="100" w:type="dxa"/>
-              <w:right w:w="100" w:type="dxa"/>
-            </w:tcMar>
-            <w:tcBorders>
-              <w:top w:val="single" w:sz="4" w:color="E2E8F0"/>
-              <w:left w:val="single" w:sz="4" w:color="E2E8F0"/>
-              <w:bottom w:val="single" w:sz="4" w:color="E2E8F0"/>
-              <w:right w:val="single" w:sz="4" w:color="E2E8F0"/>
-            </w:tcBorders>
-          </w:tcPr>
-          <w:p>
-            <w:pPr>
-              <w:spacing w:before="40" w:after="40"/>
-            </w:pPr>
-            <w:r>
-              <w:rPr>
-                <w:rFonts w:ascii="Calibri" w:hAnsi="Calibri"/>
-                <w:color w:val="1E293B"/>
-                <w:sz w:val="18"/>
-              </w:rPr>
-              <w:t>Extended ACL blocking HTTP port 80, Missing HTTPS port 443 rule, Missing FTP control port 21</w:t>
-            </w:r>
-          </w:p>
-        </w:tc>
-      </w:tr>
-      <w:tr>
-        <w:tc>
-          <w:tcPr>
-            <w:tcW w:type="dxa" w:w="2160"/>
-            <w:shd w:fill="F8FAFC"/>
-            <w:tcMar>
-              <w:top w:w="80" w:type="dxa"/>
-              <w:bottom w:w="80" w:type="dxa"/>
-              <w:left w:w="100" w:type="dxa"/>
-              <w:right w:w="100" w:type="dxa"/>
-            </w:tcMar>
-            <w:tcBorders>
-              <w:top w:val="single" w:sz="4" w:color="E2E8F0"/>
-              <w:left w:val="single" w:sz="4" w:color="E2E8F0"/>
-              <w:bottom w:val="single" w:sz="4" w:color="E2E8F0"/>
-              <w:right w:val="single" w:sz="4" w:color="E2E8F0"/>
-            </w:tcBorders>
-          </w:tcPr>
-          <w:p>
-            <w:pPr>
-              <w:spacing w:before="40" w:after="40"/>
-            </w:pPr>
-            <w:r>
-              <w:rPr>
-                <w:rFonts w:ascii="Calibri" w:hAnsi="Calibri"/>
-                <w:color w:val="1E293B"/>
-                <w:sz w:val="18"/>
-              </w:rPr>
-              <w:t>Layer 7 (Application)</w:t>
-            </w:r>
-          </w:p>
-        </w:tc>
-        <w:tc>
-          <w:tcPr>
-            <w:tcW w:type="dxa" w:w="3168"/>
-            <w:shd w:fill="F8FAFC"/>
-            <w:tcMar>
-              <w:top w:w="80" w:type="dxa"/>
-              <w:bottom w:w="80" w:type="dxa"/>
-              <w:left w:w="100" w:type="dxa"/>
-              <w:right w:w="100" w:type="dxa"/>
-            </w:tcMar>
-            <w:tcBorders>
-              <w:top w:val="single" w:sz="4" w:color="E2E8F0"/>
-              <w:left w:val="single" w:sz="4" w:color="E2E8F0"/>
-              <w:bottom w:val="single" w:sz="4" w:color="E2E8F0"/>
-              <w:right w:val="single" w:sz="4" w:color="E2E8F0"/>
-            </w:tcBorders>
-          </w:tcPr>
-          <w:p>
-            <w:pPr>
-              <w:spacing w:before="40" w:after="40"/>
-            </w:pPr>
-            <w:r>
-              <w:rPr>
-                <w:rFonts w:ascii="Calibri" w:hAnsi="Calibri"/>
-                <w:color w:val="1E293B"/>
-                <w:sz w:val="18"/>
-              </w:rPr>
-              <w:t>DHCP Relay, Dynamic DNS, RADIUS Authentication, Web Services</w:t>
-            </w:r>
-          </w:p>
-        </w:tc>
-        <w:tc>
-          <w:tcPr>
-            <w:tcW w:type="dxa" w:w="4032"/>
-            <w:shd w:fill="F8FAFC"/>
-            <w:tcMar>
-              <w:top w:w="80" w:type="dxa"/>
-              <w:bottom w:w="80" w:type="dxa"/>
-              <w:left w:w="100" w:type="dxa"/>
-              <w:right w:w="100" w:type="dxa"/>
-            </w:tcMar>
-            <w:tcBorders>
-              <w:top w:val="single" w:sz="4" w:color="E2E8F0"/>
-              <w:left w:val="single" w:sz="4" w:color="E2E8F0"/>
-              <w:bottom w:val="single" w:sz="4" w:color="E2E8F0"/>
-              <w:right w:val="single" w:sz="4" w:color="E2E8F0"/>
-            </w:tcBorders>
-          </w:tcPr>
-          <w:p>
-            <w:pPr>
-              <w:spacing w:before="40" w:after="40"/>
-            </w:pPr>
-            <w:r>
-              <w:rPr>
-                <w:rFonts w:ascii="Calibri" w:hAnsi="Calibri"/>
-                <w:color w:val="1E293B"/>
-                <w:sz w:val="18"/>
-              </w:rPr>
-              <w:t>DHCP scope pool exhaustion, Missing helper-address on gateway, no ip domain-lookup flag, WPA2 RADIUS secret mismatch</w:t>
-            </w:r>
-          </w:p>
-        </w:tc>
-      </w:tr>
-    </w:tbl>
-    <w:p>
-      <w:pPr>
-        <w:spacing w:before="0" w:after="60"/>
-      </w:pPr>
-    </w:p>
-    <w:p>
-      <w:pPr>
-        <w:pStyle w:val="Heading1"/>
-        <w:keepNext/>
-        <w:spacing w:before="280" w:after="80"/>
-      </w:pPr>
-      <w:r>
-        <w:rPr>
-          <w:rFonts w:ascii="Calibri" w:hAnsi="Calibri"/>
-          <w:b/>
-          <w:color w:val="004B87"/>
-          <w:sz w:val="30"/>
-        </w:rPr>
-        <w:t>4. Deterministic Rule Checker (`src/checker.py`)</w:t>
-      </w:r>
-    </w:p>
-    <w:p>
-      <w:pPr>
-        <w:spacing w:before="0" w:after="60" w:line="276" w:lineRule="auto"/>
-      </w:pPr>
-      <w:r>
-        <w:rPr>
-          <w:rFonts w:ascii="Calibri" w:hAnsi="Calibri"/>
-          <w:color w:val="334155"/>
-          <w:sz w:val="19"/>
-        </w:rPr>
-        <w:t>The deterministic checker serves as the first line of defense. By parsing raw Cisco IOS CLI outputs (such as `show ip interface brief`, `show running-config`, `show ip ospf neighbor`, and `show ip nat translations`), the checker matches unambiguous misconfigurations with zero latency and zero hallucination risk.</w:t>
-      </w:r>
-    </w:p>
-    <w:p>
-      <w:pPr>
-        <w:spacing w:before="0" w:after="60" w:line="276" w:lineRule="auto"/>
-      </w:pPr>
-      <w:r>
-        <w:rPr>
-          <w:rFonts w:ascii="Calibri" w:hAnsi="Calibri"/>
-          <w:color w:val="334155"/>
-          <w:sz w:val="19"/>
-        </w:rPr>
-        <w:t>Key detection modules implemented:</w:t>
+        <w:t>Streamlit web application with interactive 3-step diagnostic flow, manual CLI command overrides, and action buttons [Approve &amp; Deploy], [Edit], and [Reject] (`src/app.py`).</w:t>
       </w:r>
     </w:p>
     <w:p>
       <w:pPr>
         <w:pStyle w:val="ListBullet"/>
-        <w:spacing w:before="0" w:after="50" w:line="269" w:lineRule="auto"/>
+        <w:spacing w:after="80" w:line="276" w:lineRule="auto"/>
       </w:pPr>
       <w:r>
         <w:rPr>
           <w:rFonts w:ascii="Calibri" w:hAnsi="Calibri"/>
           <w:b/>
           <w:color w:val="0F172A"/>
-          <w:sz w:val="19"/>
+          <w:sz w:val="20"/>
         </w:rPr>
-        <w:t xml:space="preserve">Interface State Checker: </w:t>
+        <w:t xml:space="preserve">5. Governance &amp; Audit: </w:t>
       </w:r>
       <w:r>
         <w:rPr>
           <w:rFonts w:ascii="Calibri" w:hAnsi="Calibri"/>
-          <w:color w:val="334155"/>
-          <w:sz w:val="19"/>
+          <w:color w:val="1E293B"/>
+          <w:sz w:val="20"/>
         </w:rPr>
-        <w:t>Catches interfaces in 'administratively down' or 'down/down' status.</w:t>
+        <w:t>Verifiable audit logging system tracking human agreement rates, command diffs, and 5 detailed human override case studies (`documents/model_audit_log.md`).</w:t>
+      </w:r>
+    </w:p>
+    <w:p>
+      <w:pPr>
+        <w:pStyle w:val="Heading1"/>
+        <w:keepNext/>
+        <w:spacing w:before="280" w:after="120"/>
+      </w:pPr>
+      <w:r>
+        <w:rPr>
+          <w:rFonts w:ascii="Calibri" w:hAnsi="Calibri"/>
+          <w:b/>
+          <w:color w:val="0A192F"/>
+          <w:sz w:val="30"/>
+        </w:rPr>
+        <w:t>3. Dataset Taxonomy &amp; Multi-Layer Coverage (`data/cases.csv`)</w:t>
+      </w:r>
+    </w:p>
+    <w:p>
+      <w:pPr>
+        <w:spacing w:after="120" w:line="276" w:lineRule="auto"/>
+      </w:pPr>
+      <w:r>
+        <w:rPr>
+          <w:rFonts w:ascii="Calibri" w:hAnsi="Calibri"/>
+          <w:color w:val="1E293B"/>
+          <w:sz w:val="21"/>
+        </w:rPr>
+        <w:t>The NetSage AI evaluation dataset encompasses 30 distinct scenarios spanning the complete OSI reference model:</w:t>
       </w:r>
     </w:p>
     <w:p>
       <w:pPr>
         <w:pStyle w:val="ListBullet"/>
-        <w:spacing w:before="0" w:after="50" w:line="269" w:lineRule="auto"/>
+        <w:spacing w:after="80" w:line="276" w:lineRule="auto"/>
       </w:pPr>
       <w:r>
         <w:rPr>
           <w:rFonts w:ascii="Calibri" w:hAnsi="Calibri"/>
           <w:b/>
           <w:color w:val="0F172A"/>
-          <w:sz w:val="19"/>
+          <w:sz w:val="20"/>
         </w:rPr>
-        <w:t xml:space="preserve">DHCP Configuration Checker: </w:t>
+        <w:t xml:space="preserve">Layer 2 (Data Link): </w:t>
       </w:r>
       <w:r>
         <w:rPr>
           <w:rFonts w:ascii="Calibri" w:hAnsi="Calibri"/>
-          <w:color w:val="334155"/>
-          <w:sz w:val="19"/>
+          <w:color w:val="1E293B"/>
+          <w:sz w:val="20"/>
         </w:rPr>
-        <w:t>Identifies exhausted address pools and interfaces missing `ip helper-address` relay statements.</w:t>
+        <w:t>8 scenarios covering 802.1Q trunking, native VLAN mismatches, access port misconfigurations, VTP domain casing, DAI trust, and Port Security violations.</w:t>
       </w:r>
     </w:p>
     <w:p>
       <w:pPr>
         <w:pStyle w:val="ListBullet"/>
-        <w:spacing w:before="0" w:after="50" w:line="269" w:lineRule="auto"/>
+        <w:spacing w:after="80" w:line="276" w:lineRule="auto"/>
       </w:pPr>
       <w:r>
         <w:rPr>
           <w:rFonts w:ascii="Calibri" w:hAnsi="Calibri"/>
           <w:b/>
           <w:color w:val="0F172A"/>
-          <w:sz w:val="19"/>
+          <w:sz w:val="20"/>
         </w:rPr>
-        <w:t xml:space="preserve">NAT/PAT Translation Checker: </w:t>
+        <w:t xml:space="preserve">Layer 3 (Network): </w:t>
       </w:r>
       <w:r>
         <w:rPr>
           <w:rFonts w:ascii="Calibri" w:hAnsi="Calibri"/>
-          <w:color w:val="334155"/>
-          <w:sz w:val="19"/>
+          <w:color w:val="1E293B"/>
+          <w:sz w:val="20"/>
         </w:rPr>
-        <w:t>Detects missing `overload` keyword in PAT configurations and unassigned `ip nat inside/outside` interfaces.</w:t>
+        <w:t>15 scenarios covering sub-interface admin shutdowns, missing dot1Q encapsulation, OSPF Hello/Dead timer mismatches, passive interfaces, static route next-hop unreachability, subnet boundaries, host default gateway errors, duplicate IPs, HSRP timers, IPv6 SLAAC, and NAT/PAT overload keywords.</w:t>
       </w:r>
     </w:p>
     <w:p>
       <w:pPr>
         <w:pStyle w:val="ListBullet"/>
-        <w:spacing w:before="0" w:after="50" w:line="269" w:lineRule="auto"/>
+        <w:spacing w:after="80" w:line="276" w:lineRule="auto"/>
       </w:pPr>
       <w:r>
         <w:rPr>
           <w:rFonts w:ascii="Calibri" w:hAnsi="Calibri"/>
           <w:b/>
           <w:color w:val="0F172A"/>
-          <w:sz w:val="19"/>
+          <w:sz w:val="20"/>
         </w:rPr>
-        <w:t xml:space="preserve">Routing Protocol Checker: </w:t>
+        <w:t xml:space="preserve">Layer 4 (Transport): </w:t>
       </w:r>
       <w:r>
         <w:rPr>
           <w:rFonts w:ascii="Calibri" w:hAnsi="Calibri"/>
-          <w:color w:val="334155"/>
-          <w:sz w:val="19"/>
+          <w:color w:val="1E293B"/>
+          <w:sz w:val="20"/>
         </w:rPr>
-        <w:t>Identifies mismatched OSPF timers, passive interfaces on active point-to-point links, and unreachable next-hops.</w:t>
+        <w:t>3 scenarios evaluating Extended ACL rules blocking HTTP (port 80), HTTPS (port 443), and FTP control (port 21).</w:t>
       </w:r>
     </w:p>
     <w:p>
       <w:pPr>
         <w:pStyle w:val="ListBullet"/>
-        <w:spacing w:before="0" w:after="50" w:line="269" w:lineRule="auto"/>
+        <w:spacing w:after="80" w:line="276" w:lineRule="auto"/>
       </w:pPr>
       <w:r>
         <w:rPr>
           <w:rFonts w:ascii="Calibri" w:hAnsi="Calibri"/>
           <w:b/>
           <w:color w:val="0F172A"/>
-          <w:sz w:val="19"/>
+          <w:sz w:val="20"/>
         </w:rPr>
-        <w:t xml:space="preserve">VLAN &amp; Trunking Checker: </w:t>
+        <w:t xml:space="preserve">Layer 7 (Application): </w:t>
       </w:r>
       <w:r>
         <w:rPr>
           <w:rFonts w:ascii="Calibri" w:hAnsi="Calibri"/>
-          <w:color w:val="334155"/>
-          <w:sz w:val="19"/>
+          <w:color w:val="1E293B"/>
+          <w:sz w:val="20"/>
         </w:rPr>
-        <w:t>Validates trunk encapsulation, access VLAN assignments, and native VLAN consistency across switch-to-switch links.</w:t>
-      </w:r>
-    </w:p>
-    <w:p>
-      <w:pPr>
-        <w:pStyle w:val="ListBullet"/>
-        <w:spacing w:before="0" w:after="50" w:line="269" w:lineRule="auto"/>
-      </w:pPr>
-      <w:r>
-        <w:rPr>
-          <w:rFonts w:ascii="Calibri" w:hAnsi="Calibri"/>
-          <w:b/>
-          <w:color w:val="0F172A"/>
-          <w:sz w:val="19"/>
-        </w:rPr>
-        <w:t xml:space="preserve">IP Addressing &amp; Subnet Checker: </w:t>
-      </w:r>
-      <w:r>
-        <w:rPr>
-          <w:rFonts w:ascii="Calibri" w:hAnsi="Calibri"/>
-          <w:color w:val="334155"/>
-          <w:sz w:val="19"/>
-        </w:rPr>
-        <w:t>Calculates subnet boundaries using binary masks to detect gateway mismatches and duplicate IP assignments.</w:t>
+        <w:t>4 scenarios evaluating DHCP pool exhaustion, missing `ip helper-address` relays, disabled DNS lookup, and WPA2 Enterprise RADIUS pre-shared secret mismatches.</w:t>
       </w:r>
     </w:p>
     <w:p>
       <w:pPr>
         <w:pStyle w:val="Heading1"/>
         <w:keepNext/>
-        <w:spacing w:before="280" w:after="80"/>
+        <w:spacing w:before="280" w:after="120"/>
       </w:pPr>
       <w:r>
         <w:rPr>
           <w:rFonts w:ascii="Calibri" w:hAnsi="Calibri"/>
           <w:b/>
-          <w:color w:val="004B87"/>
+          <w:color w:val="0A192F"/>
           <w:sz w:val="30"/>
         </w:rPr>
-        <w:t>5. LLM Diagnostic Reasoning Engine (`src/engine.py`)</w:t>
+        <w:t>4. Deterministic Rule Checker Architecture (`src/checker.py`)</w:t>
       </w:r>
     </w:p>
     <w:p>
       <w:pPr>
-        <w:spacing w:before="0" w:after="60" w:line="276" w:lineRule="auto"/>
+        <w:spacing w:after="120" w:line="276" w:lineRule="auto"/>
       </w:pPr>
       <w:r>
         <w:rPr>
           <w:rFonts w:ascii="Calibri" w:hAnsi="Calibri"/>
-          <w:color w:val="334155"/>
-          <w:sz w:val="19"/>
+          <w:color w:val="1E293B"/>
+          <w:sz w:val="21"/>
         </w:rPr>
-        <w:t>While deterministic rules excel at static syntax checks, complex network faults manifest as multi-sentence user symptoms combined with extensive CLI logs. NetSage AI leverages Google Gemini 2.5 Flash to synthesize these multi-dimensional inputs.</w:t>
-      </w:r>
-    </w:p>
-    <w:p>
-      <w:pPr>
-        <w:spacing w:before="0" w:after="60" w:line="276" w:lineRule="auto"/>
-      </w:pPr>
-      <w:r>
-        <w:rPr>
-          <w:rFonts w:ascii="Calibri" w:hAnsi="Calibri"/>
-          <w:color w:val="334155"/>
-          <w:sz w:val="19"/>
-        </w:rPr>
-        <w:t>To prevent erratic outputs, the engine enforces a strict Pydantic model contract:</w:t>
+        <w:t>To eliminate hallucinations and prevent dangerous autonomous commands on network infrastructure, `src/checker.py` implements 7 specialized regular-expression modules that execute in sub-milliseconds:</w:t>
       </w:r>
     </w:p>
     <w:tbl>
@@ -2392,49 +891,649 @@
         <w:tblLook w:firstColumn="1" w:firstRow="1" w:lastColumn="0" w:lastRow="0" w:noHBand="0" w:noVBand="1" w:val="04A0"/>
       </w:tblPr>
       <w:tblGrid>
-        <w:gridCol w:w="9792"/>
+        <w:gridCol w:w="3312"/>
+        <w:gridCol w:w="3312"/>
+        <w:gridCol w:w="3312"/>
       </w:tblGrid>
       <w:tr>
         <w:tc>
           <w:tcPr>
-            <w:tcW w:type="dxa" w:w="9360"/>
-            <w:shd w:fill="F8FAFC"/>
+            <w:tcW w:type="dxa" w:w="2592"/>
+            <w:shd w:fill="1E3A8A"/>
             <w:tcMar>
-              <w:top w:w="80" w:type="dxa"/>
-              <w:bottom w:w="80" w:type="dxa"/>
+              <w:top w:w="120" w:type="dxa"/>
+              <w:bottom w:w="120" w:type="dxa"/>
               <w:left w:w="120" w:type="dxa"/>
               <w:right w:w="120" w:type="dxa"/>
             </w:tcMar>
-            <w:tcBorders>
-              <w:top w:val="single" w:sz="4" w:color="CBD5E1"/>
-              <w:left w:val="single" w:sz="4" w:color="CBD5E1"/>
-              <w:bottom w:val="single" w:sz="4" w:color="CBD5E1"/>
-              <w:right w:val="single" w:sz="4" w:color="CBD5E1"/>
-            </w:tcBorders>
           </w:tcPr>
           <w:p>
             <w:pPr>
-              <w:spacing w:before="40" w:after="40" w:line="252" w:lineRule="auto"/>
+              <w:spacing w:after="0"/>
+              <w:jc w:val="left"/>
             </w:pPr>
             <w:r>
               <w:rPr>
-                <w:rFonts w:ascii="Consolas" w:hAnsi="Consolas"/>
-                <w:color w:val="0F172A"/>
-                <w:sz w:val="17"/>
+                <w:rFonts w:ascii="Calibri" w:hAnsi="Calibri"/>
+                <w:b/>
+                <w:color w:val="FFFFFF"/>
+                <w:sz w:val="19"/>
               </w:rPr>
-              <w:t>class DiagnosisResult(BaseModel):</w:t>
-              <w:br/>
-              <w:t xml:space="preserve">    root_cause: str       # Precise identification of the failure</w:t>
-              <w:br/>
-              <w:t xml:space="preserve">    osi_layer: str        # Layer 2, Layer 3, Layer 4, or Layer 7</w:t>
-              <w:br/>
-              <w:t xml:space="preserve">    confidence: float     # Model certainty score (0.0 to 1.0)</w:t>
-              <w:br/>
-              <w:t xml:space="preserve">    evidence: str         # Direct quotes from CLI logs proving the issue</w:t>
-              <w:br/>
-              <w:t xml:space="preserve">    next_command: str     # Diagnostic verification command</w:t>
-              <w:br/>
-              <w:t xml:space="preserve">    fix_steps: List[str]  # Exact sequence of Cisco IOS configuration commands</w:t>
+              <w:t>Module Name</w:t>
+            </w:r>
+          </w:p>
+        </w:tc>
+        <w:tc>
+          <w:tcPr>
+            <w:tcW w:type="dxa" w:w="2592"/>
+            <w:shd w:fill="1E3A8A"/>
+            <w:tcMar>
+              <w:top w:w="120" w:type="dxa"/>
+              <w:bottom w:w="120" w:type="dxa"/>
+              <w:left w:w="120" w:type="dxa"/>
+              <w:right w:w="120" w:type="dxa"/>
+            </w:tcMar>
+          </w:tcPr>
+          <w:p>
+            <w:pPr>
+              <w:spacing w:after="0"/>
+              <w:jc w:val="left"/>
+            </w:pPr>
+            <w:r>
+              <w:rPr>
+                <w:rFonts w:ascii="Calibri" w:hAnsi="Calibri"/>
+                <w:b/>
+                <w:color w:val="FFFFFF"/>
+                <w:sz w:val="19"/>
+              </w:rPr>
+              <w:t>Target CLI Commands</w:t>
+            </w:r>
+          </w:p>
+        </w:tc>
+        <w:tc>
+          <w:tcPr>
+            <w:tcW w:type="dxa" w:w="4176"/>
+            <w:shd w:fill="1E3A8A"/>
+            <w:tcMar>
+              <w:top w:w="120" w:type="dxa"/>
+              <w:bottom w:w="120" w:type="dxa"/>
+              <w:left w:w="120" w:type="dxa"/>
+              <w:right w:w="120" w:type="dxa"/>
+            </w:tcMar>
+          </w:tcPr>
+          <w:p>
+            <w:pPr>
+              <w:spacing w:after="0"/>
+              <w:jc w:val="left"/>
+            </w:pPr>
+            <w:r>
+              <w:rPr>
+                <w:rFonts w:ascii="Calibri" w:hAnsi="Calibri"/>
+                <w:b/>
+                <w:color w:val="FFFFFF"/>
+                <w:sz w:val="19"/>
+              </w:rPr>
+              <w:t>Detection Mechanism &amp; Logic</w:t>
+            </w:r>
+          </w:p>
+        </w:tc>
+      </w:tr>
+      <w:tr>
+        <w:tc>
+          <w:tcPr>
+            <w:tcW w:type="dxa" w:w="2592"/>
+            <w:shd w:fill="F8FAFC"/>
+            <w:tcMar>
+              <w:top w:w="100" w:type="dxa"/>
+              <w:bottom w:w="100" w:type="dxa"/>
+              <w:left w:w="120" w:type="dxa"/>
+              <w:right w:w="120" w:type="dxa"/>
+            </w:tcMar>
+          </w:tcPr>
+          <w:p>
+            <w:pPr>
+              <w:spacing w:after="0" w:line="276" w:lineRule="auto"/>
+              <w:jc w:val="left"/>
+            </w:pPr>
+            <w:r>
+              <w:rPr>
+                <w:rFonts w:ascii="Calibri" w:hAnsi="Calibri"/>
+                <w:color w:val="1E293B"/>
+                <w:sz w:val="18"/>
+              </w:rPr>
+              <w:t>_check_interface_shutdown</w:t>
+            </w:r>
+          </w:p>
+        </w:tc>
+        <w:tc>
+          <w:tcPr>
+            <w:tcW w:type="dxa" w:w="2592"/>
+            <w:shd w:fill="F8FAFC"/>
+            <w:tcMar>
+              <w:top w:w="100" w:type="dxa"/>
+              <w:bottom w:w="100" w:type="dxa"/>
+              <w:left w:w="120" w:type="dxa"/>
+              <w:right w:w="120" w:type="dxa"/>
+            </w:tcMar>
+          </w:tcPr>
+          <w:p>
+            <w:pPr>
+              <w:spacing w:after="0" w:line="276" w:lineRule="auto"/>
+              <w:jc w:val="left"/>
+            </w:pPr>
+            <w:r>
+              <w:rPr>
+                <w:rFonts w:ascii="Calibri" w:hAnsi="Calibri"/>
+                <w:color w:val="1E293B"/>
+                <w:sz w:val="18"/>
+              </w:rPr>
+              <w:t>show ip int brief, show interfaces</w:t>
+            </w:r>
+          </w:p>
+        </w:tc>
+        <w:tc>
+          <w:tcPr>
+            <w:tcW w:type="dxa" w:w="4176"/>
+            <w:shd w:fill="F8FAFC"/>
+            <w:tcMar>
+              <w:top w:w="100" w:type="dxa"/>
+              <w:bottom w:w="100" w:type="dxa"/>
+              <w:left w:w="120" w:type="dxa"/>
+              <w:right w:w="120" w:type="dxa"/>
+            </w:tcMar>
+          </w:tcPr>
+          <w:p>
+            <w:pPr>
+              <w:spacing w:after="0" w:line="276" w:lineRule="auto"/>
+              <w:jc w:val="left"/>
+            </w:pPr>
+            <w:r>
+              <w:rPr>
+                <w:rFonts w:ascii="Calibri" w:hAnsi="Calibri"/>
+                <w:color w:val="1E293B"/>
+                <w:sz w:val="18"/>
+              </w:rPr>
+              <w:t>Regex tokenization matching 'administratively down', 'down / down', or 'shutdown'.</w:t>
+            </w:r>
+          </w:p>
+        </w:tc>
+      </w:tr>
+      <w:tr>
+        <w:tc>
+          <w:tcPr>
+            <w:tcW w:type="dxa" w:w="2592"/>
+            <w:shd w:fill="FFFFFF"/>
+            <w:tcMar>
+              <w:top w:w="100" w:type="dxa"/>
+              <w:bottom w:w="100" w:type="dxa"/>
+              <w:left w:w="120" w:type="dxa"/>
+              <w:right w:w="120" w:type="dxa"/>
+            </w:tcMar>
+          </w:tcPr>
+          <w:p>
+            <w:pPr>
+              <w:spacing w:after="0" w:line="276" w:lineRule="auto"/>
+              <w:jc w:val="left"/>
+            </w:pPr>
+            <w:r>
+              <w:rPr>
+                <w:rFonts w:ascii="Calibri" w:hAnsi="Calibri"/>
+                <w:color w:val="1E293B"/>
+                <w:sz w:val="18"/>
+              </w:rPr>
+              <w:t>_check_dhcp</w:t>
+            </w:r>
+          </w:p>
+        </w:tc>
+        <w:tc>
+          <w:tcPr>
+            <w:tcW w:type="dxa" w:w="2592"/>
+            <w:shd w:fill="FFFFFF"/>
+            <w:tcMar>
+              <w:top w:w="100" w:type="dxa"/>
+              <w:bottom w:w="100" w:type="dxa"/>
+              <w:left w:w="120" w:type="dxa"/>
+              <w:right w:w="120" w:type="dxa"/>
+            </w:tcMar>
+          </w:tcPr>
+          <w:p>
+            <w:pPr>
+              <w:spacing w:after="0" w:line="276" w:lineRule="auto"/>
+              <w:jc w:val="left"/>
+            </w:pPr>
+            <w:r>
+              <w:rPr>
+                <w:rFonts w:ascii="Calibri" w:hAnsi="Calibri"/>
+                <w:color w:val="1E293B"/>
+                <w:sz w:val="18"/>
+              </w:rPr>
+              <w:t>show ip dhcp pool, show run | inc helper</w:t>
+            </w:r>
+          </w:p>
+        </w:tc>
+        <w:tc>
+          <w:tcPr>
+            <w:tcW w:type="dxa" w:w="4176"/>
+            <w:shd w:fill="FFFFFF"/>
+            <w:tcMar>
+              <w:top w:w="100" w:type="dxa"/>
+              <w:bottom w:w="100" w:type="dxa"/>
+              <w:left w:w="120" w:type="dxa"/>
+              <w:right w:w="120" w:type="dxa"/>
+            </w:tcMar>
+          </w:tcPr>
+          <w:p>
+            <w:pPr>
+              <w:spacing w:after="0" w:line="276" w:lineRule="auto"/>
+              <w:jc w:val="left"/>
+            </w:pPr>
+            <w:r>
+              <w:rPr>
+                <w:rFonts w:ascii="Calibri" w:hAnsi="Calibri"/>
+                <w:color w:val="1E293B"/>
+                <w:sz w:val="18"/>
+              </w:rPr>
+              <w:t>Matches 0 available pool addresses or missing 'ip helper-address' on routed interfaces.</w:t>
+            </w:r>
+          </w:p>
+        </w:tc>
+      </w:tr>
+      <w:tr>
+        <w:tc>
+          <w:tcPr>
+            <w:tcW w:type="dxa" w:w="2592"/>
+            <w:shd w:fill="F8FAFC"/>
+            <w:tcMar>
+              <w:top w:w="100" w:type="dxa"/>
+              <w:bottom w:w="100" w:type="dxa"/>
+              <w:left w:w="120" w:type="dxa"/>
+              <w:right w:w="120" w:type="dxa"/>
+            </w:tcMar>
+          </w:tcPr>
+          <w:p>
+            <w:pPr>
+              <w:spacing w:after="0" w:line="276" w:lineRule="auto"/>
+              <w:jc w:val="left"/>
+            </w:pPr>
+            <w:r>
+              <w:rPr>
+                <w:rFonts w:ascii="Calibri" w:hAnsi="Calibri"/>
+                <w:color w:val="1E293B"/>
+                <w:sz w:val="18"/>
+              </w:rPr>
+              <w:t>_check_nat</w:t>
+            </w:r>
+          </w:p>
+        </w:tc>
+        <w:tc>
+          <w:tcPr>
+            <w:tcW w:type="dxa" w:w="2592"/>
+            <w:shd w:fill="F8FAFC"/>
+            <w:tcMar>
+              <w:top w:w="100" w:type="dxa"/>
+              <w:bottom w:w="100" w:type="dxa"/>
+              <w:left w:w="120" w:type="dxa"/>
+              <w:right w:w="120" w:type="dxa"/>
+            </w:tcMar>
+          </w:tcPr>
+          <w:p>
+            <w:pPr>
+              <w:spacing w:after="0" w:line="276" w:lineRule="auto"/>
+              <w:jc w:val="left"/>
+            </w:pPr>
+            <w:r>
+              <w:rPr>
+                <w:rFonts w:ascii="Calibri" w:hAnsi="Calibri"/>
+                <w:color w:val="1E293B"/>
+                <w:sz w:val="18"/>
+              </w:rPr>
+              <w:t>show run | inc nat, show ip nat trans</w:t>
+            </w:r>
+          </w:p>
+        </w:tc>
+        <w:tc>
+          <w:tcPr>
+            <w:tcW w:type="dxa" w:w="4176"/>
+            <w:shd w:fill="F8FAFC"/>
+            <w:tcMar>
+              <w:top w:w="100" w:type="dxa"/>
+              <w:bottom w:w="100" w:type="dxa"/>
+              <w:left w:w="120" w:type="dxa"/>
+              <w:right w:w="120" w:type="dxa"/>
+            </w:tcMar>
+          </w:tcPr>
+          <w:p>
+            <w:pPr>
+              <w:spacing w:after="0" w:line="276" w:lineRule="auto"/>
+              <w:jc w:val="left"/>
+            </w:pPr>
+            <w:r>
+              <w:rPr>
+                <w:rFonts w:ascii="Calibri" w:hAnsi="Calibri"/>
+                <w:color w:val="1E293B"/>
+                <w:sz w:val="18"/>
+              </w:rPr>
+              <w:t>Flags 'ip nat inside source list' statements missing the critical 'overload' keyword.</w:t>
+            </w:r>
+          </w:p>
+        </w:tc>
+      </w:tr>
+      <w:tr>
+        <w:tc>
+          <w:tcPr>
+            <w:tcW w:type="dxa" w:w="2592"/>
+            <w:shd w:fill="FFFFFF"/>
+            <w:tcMar>
+              <w:top w:w="100" w:type="dxa"/>
+              <w:bottom w:w="100" w:type="dxa"/>
+              <w:left w:w="120" w:type="dxa"/>
+              <w:right w:w="120" w:type="dxa"/>
+            </w:tcMar>
+          </w:tcPr>
+          <w:p>
+            <w:pPr>
+              <w:spacing w:after="0" w:line="276" w:lineRule="auto"/>
+              <w:jc w:val="left"/>
+            </w:pPr>
+            <w:r>
+              <w:rPr>
+                <w:rFonts w:ascii="Calibri" w:hAnsi="Calibri"/>
+                <w:color w:val="1E293B"/>
+                <w:sz w:val="18"/>
+              </w:rPr>
+              <w:t>_check_routing</w:t>
+            </w:r>
+          </w:p>
+        </w:tc>
+        <w:tc>
+          <w:tcPr>
+            <w:tcW w:type="dxa" w:w="2592"/>
+            <w:shd w:fill="FFFFFF"/>
+            <w:tcMar>
+              <w:top w:w="100" w:type="dxa"/>
+              <w:bottom w:w="100" w:type="dxa"/>
+              <w:left w:w="120" w:type="dxa"/>
+              <w:right w:w="120" w:type="dxa"/>
+            </w:tcMar>
+          </w:tcPr>
+          <w:p>
+            <w:pPr>
+              <w:spacing w:after="0" w:line="276" w:lineRule="auto"/>
+              <w:jc w:val="left"/>
+            </w:pPr>
+            <w:r>
+              <w:rPr>
+                <w:rFonts w:ascii="Calibri" w:hAnsi="Calibri"/>
+                <w:color w:val="1E293B"/>
+                <w:sz w:val="18"/>
+              </w:rPr>
+              <w:t>show ip ospf neighbor, show ip route</w:t>
+            </w:r>
+          </w:p>
+        </w:tc>
+        <w:tc>
+          <w:tcPr>
+            <w:tcW w:type="dxa" w:w="4176"/>
+            <w:shd w:fill="FFFFFF"/>
+            <w:tcMar>
+              <w:top w:w="100" w:type="dxa"/>
+              <w:bottom w:w="100" w:type="dxa"/>
+              <w:left w:w="120" w:type="dxa"/>
+              <w:right w:w="120" w:type="dxa"/>
+            </w:tcMar>
+          </w:tcPr>
+          <w:p>
+            <w:pPr>
+              <w:spacing w:after="0" w:line="276" w:lineRule="auto"/>
+              <w:jc w:val="left"/>
+            </w:pPr>
+            <w:r>
+              <w:rPr>
+                <w:rFonts w:ascii="Calibri" w:hAnsi="Calibri"/>
+                <w:color w:val="1E293B"/>
+                <w:sz w:val="18"/>
+              </w:rPr>
+              <w:t>Identifies dead timer mismatches, passive interfaces on links, and unreachable next-hops.</w:t>
+            </w:r>
+          </w:p>
+        </w:tc>
+      </w:tr>
+      <w:tr>
+        <w:tc>
+          <w:tcPr>
+            <w:tcW w:type="dxa" w:w="2592"/>
+            <w:shd w:fill="F8FAFC"/>
+            <w:tcMar>
+              <w:top w:w="100" w:type="dxa"/>
+              <w:bottom w:w="100" w:type="dxa"/>
+              <w:left w:w="120" w:type="dxa"/>
+              <w:right w:w="120" w:type="dxa"/>
+            </w:tcMar>
+          </w:tcPr>
+          <w:p>
+            <w:pPr>
+              <w:spacing w:after="0" w:line="276" w:lineRule="auto"/>
+              <w:jc w:val="left"/>
+            </w:pPr>
+            <w:r>
+              <w:rPr>
+                <w:rFonts w:ascii="Calibri" w:hAnsi="Calibri"/>
+                <w:color w:val="1E293B"/>
+                <w:sz w:val="18"/>
+              </w:rPr>
+              <w:t>_check_vlan_trunking</w:t>
+            </w:r>
+          </w:p>
+        </w:tc>
+        <w:tc>
+          <w:tcPr>
+            <w:tcW w:type="dxa" w:w="2592"/>
+            <w:shd w:fill="F8FAFC"/>
+            <w:tcMar>
+              <w:top w:w="100" w:type="dxa"/>
+              <w:bottom w:w="100" w:type="dxa"/>
+              <w:left w:w="120" w:type="dxa"/>
+              <w:right w:w="120" w:type="dxa"/>
+            </w:tcMar>
+          </w:tcPr>
+          <w:p>
+            <w:pPr>
+              <w:spacing w:after="0" w:line="276" w:lineRule="auto"/>
+              <w:jc w:val="left"/>
+            </w:pPr>
+            <w:r>
+              <w:rPr>
+                <w:rFonts w:ascii="Calibri" w:hAnsi="Calibri"/>
+                <w:color w:val="1E293B"/>
+                <w:sz w:val="18"/>
+              </w:rPr>
+              <w:t>show int trunk, show vlan brief</w:t>
+            </w:r>
+          </w:p>
+        </w:tc>
+        <w:tc>
+          <w:tcPr>
+            <w:tcW w:type="dxa" w:w="4176"/>
+            <w:shd w:fill="F8FAFC"/>
+            <w:tcMar>
+              <w:top w:w="100" w:type="dxa"/>
+              <w:bottom w:w="100" w:type="dxa"/>
+              <w:left w:w="120" w:type="dxa"/>
+              <w:right w:w="120" w:type="dxa"/>
+            </w:tcMar>
+          </w:tcPr>
+          <w:p>
+            <w:pPr>
+              <w:spacing w:after="0" w:line="276" w:lineRule="auto"/>
+              <w:jc w:val="left"/>
+            </w:pPr>
+            <w:r>
+              <w:rPr>
+                <w:rFonts w:ascii="Calibri" w:hAnsi="Calibri"/>
+                <w:color w:val="1E293B"/>
+                <w:sz w:val="18"/>
+              </w:rPr>
+              <w:t>Detects trunk encapsulation mismatches, pruned allowed VLAN lists, and native VLAN conflicts.</w:t>
+            </w:r>
+          </w:p>
+        </w:tc>
+      </w:tr>
+      <w:tr>
+        <w:tc>
+          <w:tcPr>
+            <w:tcW w:type="dxa" w:w="2592"/>
+            <w:shd w:fill="FFFFFF"/>
+            <w:tcMar>
+              <w:top w:w="100" w:type="dxa"/>
+              <w:bottom w:w="100" w:type="dxa"/>
+              <w:left w:w="120" w:type="dxa"/>
+              <w:right w:w="120" w:type="dxa"/>
+            </w:tcMar>
+          </w:tcPr>
+          <w:p>
+            <w:pPr>
+              <w:spacing w:after="0" w:line="276" w:lineRule="auto"/>
+              <w:jc w:val="left"/>
+            </w:pPr>
+            <w:r>
+              <w:rPr>
+                <w:rFonts w:ascii="Calibri" w:hAnsi="Calibri"/>
+                <w:color w:val="1E293B"/>
+                <w:sz w:val="18"/>
+              </w:rPr>
+              <w:t>_check_acl</w:t>
+            </w:r>
+          </w:p>
+        </w:tc>
+        <w:tc>
+          <w:tcPr>
+            <w:tcW w:type="dxa" w:w="2592"/>
+            <w:shd w:fill="FFFFFF"/>
+            <w:tcMar>
+              <w:top w:w="100" w:type="dxa"/>
+              <w:bottom w:w="100" w:type="dxa"/>
+              <w:left w:w="120" w:type="dxa"/>
+              <w:right w:w="120" w:type="dxa"/>
+            </w:tcMar>
+          </w:tcPr>
+          <w:p>
+            <w:pPr>
+              <w:spacing w:after="0" w:line="276" w:lineRule="auto"/>
+              <w:jc w:val="left"/>
+            </w:pPr>
+            <w:r>
+              <w:rPr>
+                <w:rFonts w:ascii="Calibri" w:hAnsi="Calibri"/>
+                <w:color w:val="1E293B"/>
+                <w:sz w:val="18"/>
+              </w:rPr>
+              <w:t>show access-lists, show run | inc access</w:t>
+            </w:r>
+          </w:p>
+        </w:tc>
+        <w:tc>
+          <w:tcPr>
+            <w:tcW w:type="dxa" w:w="4176"/>
+            <w:shd w:fill="FFFFFF"/>
+            <w:tcMar>
+              <w:top w:w="100" w:type="dxa"/>
+              <w:bottom w:w="100" w:type="dxa"/>
+              <w:left w:w="120" w:type="dxa"/>
+              <w:right w:w="120" w:type="dxa"/>
+            </w:tcMar>
+          </w:tcPr>
+          <w:p>
+            <w:pPr>
+              <w:spacing w:after="0" w:line="276" w:lineRule="auto"/>
+              <w:jc w:val="left"/>
+            </w:pPr>
+            <w:r>
+              <w:rPr>
+                <w:rFonts w:ascii="Calibri" w:hAnsi="Calibri"/>
+                <w:color w:val="1E293B"/>
+                <w:sz w:val="18"/>
+              </w:rPr>
+              <w:t>Parses deny statements blocking required ports (e.g., tcp eq 80, tcp eq 21, tcp eq 443).</w:t>
+            </w:r>
+          </w:p>
+        </w:tc>
+      </w:tr>
+      <w:tr>
+        <w:tc>
+          <w:tcPr>
+            <w:tcW w:type="dxa" w:w="2592"/>
+            <w:shd w:fill="F8FAFC"/>
+            <w:tcMar>
+              <w:top w:w="100" w:type="dxa"/>
+              <w:bottom w:w="100" w:type="dxa"/>
+              <w:left w:w="120" w:type="dxa"/>
+              <w:right w:w="120" w:type="dxa"/>
+            </w:tcMar>
+          </w:tcPr>
+          <w:p>
+            <w:pPr>
+              <w:spacing w:after="0" w:line="276" w:lineRule="auto"/>
+              <w:jc w:val="left"/>
+            </w:pPr>
+            <w:r>
+              <w:rPr>
+                <w:rFonts w:ascii="Calibri" w:hAnsi="Calibri"/>
+                <w:color w:val="1E293B"/>
+                <w:sz w:val="18"/>
+              </w:rPr>
+              <w:t>_check_addressing_and_subnet</w:t>
+            </w:r>
+          </w:p>
+        </w:tc>
+        <w:tc>
+          <w:tcPr>
+            <w:tcW w:type="dxa" w:w="2592"/>
+            <w:shd w:fill="F8FAFC"/>
+            <w:tcMar>
+              <w:top w:w="100" w:type="dxa"/>
+              <w:bottom w:w="100" w:type="dxa"/>
+              <w:left w:w="120" w:type="dxa"/>
+              <w:right w:w="120" w:type="dxa"/>
+            </w:tcMar>
+          </w:tcPr>
+          <w:p>
+            <w:pPr>
+              <w:spacing w:after="0" w:line="276" w:lineRule="auto"/>
+              <w:jc w:val="left"/>
+            </w:pPr>
+            <w:r>
+              <w:rPr>
+                <w:rFonts w:ascii="Calibri" w:hAnsi="Calibri"/>
+                <w:color w:val="1E293B"/>
+                <w:sz w:val="18"/>
+              </w:rPr>
+              <w:t>show ip int brief, show run</w:t>
+            </w:r>
+          </w:p>
+        </w:tc>
+        <w:tc>
+          <w:tcPr>
+            <w:tcW w:type="dxa" w:w="4176"/>
+            <w:shd w:fill="F8FAFC"/>
+            <w:tcMar>
+              <w:top w:w="100" w:type="dxa"/>
+              <w:bottom w:w="100" w:type="dxa"/>
+              <w:left w:w="120" w:type="dxa"/>
+              <w:right w:w="120" w:type="dxa"/>
+            </w:tcMar>
+          </w:tcPr>
+          <w:p>
+            <w:pPr>
+              <w:spacing w:after="0" w:line="276" w:lineRule="auto"/>
+              <w:jc w:val="left"/>
+            </w:pPr>
+            <w:r>
+              <w:rPr>
+                <w:rFonts w:ascii="Calibri" w:hAnsi="Calibri"/>
+                <w:color w:val="1E293B"/>
+                <w:sz w:val="18"/>
+              </w:rPr>
+              <w:t>Converts IP addresses and masks into 32-bit integers to verify host-gateway subnet boundaries.</w:t>
             </w:r>
           </w:p>
         </w:tc>
@@ -2442,183 +1541,332 @@
     </w:tbl>
     <w:p>
       <w:pPr>
-        <w:spacing w:before="0" w:after="60"/>
+        <w:spacing w:after="120"/>
       </w:pPr>
     </w:p>
     <w:p>
       <w:pPr>
-        <w:spacing w:before="0" w:after="60" w:line="276" w:lineRule="auto"/>
+        <w:pStyle w:val="Heading1"/>
+        <w:keepNext/>
+        <w:spacing w:before="280" w:after="120"/>
       </w:pPr>
       <w:r>
         <w:rPr>
           <w:rFonts w:ascii="Calibri" w:hAnsi="Calibri"/>
-          <w:color w:val="334155"/>
-          <w:sz w:val="19"/>
+          <w:b/>
+          <w:color w:val="0A192F"/>
+          <w:sz w:val="30"/>
         </w:rPr>
-        <w:t>If the external LLM API is unreachable or experiences network timeouts, the diagnostic engine automatically activates an offline heuristic synthesis module, guaranteeing 100% uptime for critical troubleshooting workflows.</w:t>
+        <w:t>5. Structured LLM Diagnostic Engine (`src/engine.py`)</w:t>
+      </w:r>
+    </w:p>
+    <w:p>
+      <w:pPr>
+        <w:spacing w:after="120" w:line="276" w:lineRule="auto"/>
+      </w:pPr>
+      <w:r>
+        <w:rPr>
+          <w:rFonts w:ascii="Calibri" w:hAnsi="Calibri"/>
+          <w:color w:val="1E293B"/>
+          <w:sz w:val="21"/>
+        </w:rPr>
+        <w:t>The diagnostic engine orchestrates deterministic rule findings with structured prompt templates (`prompts/diagnose_prompt.md`). It integrates Google Gemini 2.5 Flash via the official `google-genai` SDK and enforces a strict 6-field Pydantic schema (`DiagnosisResult`):</w:t>
+      </w:r>
+    </w:p>
+    <w:p>
+      <w:pPr>
+        <w:pStyle w:val="ListBullet"/>
+        <w:spacing w:after="80" w:line="276" w:lineRule="auto"/>
+      </w:pPr>
+      <w:r>
+        <w:rPr>
+          <w:rFonts w:ascii="Calibri" w:hAnsi="Calibri"/>
+          <w:b/>
+          <w:color w:val="0F172A"/>
+          <w:sz w:val="20"/>
+        </w:rPr>
+        <w:t xml:space="preserve">root_cause: </w:t>
+      </w:r>
+      <w:r>
+        <w:rPr>
+          <w:rFonts w:ascii="Calibri" w:hAnsi="Calibri"/>
+          <w:color w:val="1E293B"/>
+          <w:sz w:val="20"/>
+        </w:rPr>
+        <w:t>Concise technical description of the underlying fault.</w:t>
+      </w:r>
+    </w:p>
+    <w:p>
+      <w:pPr>
+        <w:pStyle w:val="ListBullet"/>
+        <w:spacing w:after="80" w:line="276" w:lineRule="auto"/>
+      </w:pPr>
+      <w:r>
+        <w:rPr>
+          <w:rFonts w:ascii="Calibri" w:hAnsi="Calibri"/>
+          <w:b/>
+          <w:color w:val="0F172A"/>
+          <w:sz w:val="20"/>
+        </w:rPr>
+        <w:t xml:space="preserve">osi_layer: </w:t>
+      </w:r>
+      <w:r>
+        <w:rPr>
+          <w:rFonts w:ascii="Calibri" w:hAnsi="Calibri"/>
+          <w:color w:val="1E293B"/>
+          <w:sz w:val="20"/>
+        </w:rPr>
+        <w:t>Primary OSI layer (Layer 2, Layer 3, Layer 4, Layer 7).</w:t>
+      </w:r>
+    </w:p>
+    <w:p>
+      <w:pPr>
+        <w:pStyle w:val="ListBullet"/>
+        <w:spacing w:after="80" w:line="276" w:lineRule="auto"/>
+      </w:pPr>
+      <w:r>
+        <w:rPr>
+          <w:rFonts w:ascii="Calibri" w:hAnsi="Calibri"/>
+          <w:b/>
+          <w:color w:val="0F172A"/>
+          <w:sz w:val="20"/>
+        </w:rPr>
+        <w:t xml:space="preserve">confidence: </w:t>
+      </w:r>
+      <w:r>
+        <w:rPr>
+          <w:rFonts w:ascii="Calibri" w:hAnsi="Calibri"/>
+          <w:color w:val="1E293B"/>
+          <w:sz w:val="20"/>
+        </w:rPr>
+        <w:t>Model confidence rating (High, Medium, Low).</w:t>
+      </w:r>
+    </w:p>
+    <w:p>
+      <w:pPr>
+        <w:pStyle w:val="ListBullet"/>
+        <w:spacing w:after="80" w:line="276" w:lineRule="auto"/>
+      </w:pPr>
+      <w:r>
+        <w:rPr>
+          <w:rFonts w:ascii="Calibri" w:hAnsi="Calibri"/>
+          <w:b/>
+          <w:color w:val="0F172A"/>
+          <w:sz w:val="20"/>
+        </w:rPr>
+        <w:t xml:space="preserve">evidence: </w:t>
+      </w:r>
+      <w:r>
+        <w:rPr>
+          <w:rFonts w:ascii="Calibri" w:hAnsi="Calibri"/>
+          <w:color w:val="1E293B"/>
+          <w:sz w:val="20"/>
+        </w:rPr>
+        <w:t>Exact quoted CLI line or log proving the fault.</w:t>
+      </w:r>
+    </w:p>
+    <w:p>
+      <w:pPr>
+        <w:pStyle w:val="ListBullet"/>
+        <w:spacing w:after="80" w:line="276" w:lineRule="auto"/>
+      </w:pPr>
+      <w:r>
+        <w:rPr>
+          <w:rFonts w:ascii="Calibri" w:hAnsi="Calibri"/>
+          <w:b/>
+          <w:color w:val="0F172A"/>
+          <w:sz w:val="20"/>
+        </w:rPr>
+        <w:t xml:space="preserve">next_command: </w:t>
+      </w:r>
+      <w:r>
+        <w:rPr>
+          <w:rFonts w:ascii="Calibri" w:hAnsi="Calibri"/>
+          <w:color w:val="1E293B"/>
+          <w:sz w:val="20"/>
+        </w:rPr>
+        <w:t>Recommended Cisco verification CLI command.</w:t>
+      </w:r>
+    </w:p>
+    <w:p>
+      <w:pPr>
+        <w:pStyle w:val="ListBullet"/>
+        <w:spacing w:after="80" w:line="276" w:lineRule="auto"/>
+      </w:pPr>
+      <w:r>
+        <w:rPr>
+          <w:rFonts w:ascii="Calibri" w:hAnsi="Calibri"/>
+          <w:b/>
+          <w:color w:val="0F172A"/>
+          <w:sz w:val="20"/>
+        </w:rPr>
+        <w:t xml:space="preserve">fix_steps: </w:t>
+      </w:r>
+      <w:r>
+        <w:rPr>
+          <w:rFonts w:ascii="Calibri" w:hAnsi="Calibri"/>
+          <w:color w:val="1E293B"/>
+          <w:sz w:val="20"/>
+        </w:rPr>
+        <w:t>Sequential remediation commands ready for deployment.</w:t>
       </w:r>
     </w:p>
     <w:p>
       <w:pPr>
         <w:pStyle w:val="Heading1"/>
         <w:keepNext/>
-        <w:spacing w:before="280" w:after="80"/>
+        <w:spacing w:before="280" w:after="120"/>
       </w:pPr>
       <w:r>
         <w:rPr>
           <w:rFonts w:ascii="Calibri" w:hAnsi="Calibri"/>
           <w:b/>
-          <w:color w:val="004B87"/>
+          <w:color w:val="0A192F"/>
           <w:sz w:val="30"/>
         </w:rPr>
-        <w:t>6. Human-in-the-Loop (HITL) Dashboard (`src/app.py`)</w:t>
+        <w:t>6. Operations Dashboard &amp; Human-in-the-Loop Web Platform (`src/app.py`)</w:t>
       </w:r>
     </w:p>
     <w:p>
       <w:pPr>
-        <w:spacing w:before="0" w:after="60" w:line="276" w:lineRule="auto"/>
+        <w:spacing w:after="120" w:line="276" w:lineRule="auto"/>
       </w:pPr>
       <w:r>
         <w:rPr>
           <w:rFonts w:ascii="Calibri" w:hAnsi="Calibri"/>
-          <w:color w:val="334155"/>
-          <w:sz w:val="19"/>
+          <w:color w:val="1E293B"/>
+          <w:sz w:val="21"/>
         </w:rPr>
-        <w:t>The NetSage AI Streamlit dashboard provides network administrators with a complete operational cockpit. The platform organizes the diagnostic workflow into three distinct stages:</w:t>
+        <w:t>The user interface is built using Streamlit and styled with custom CSS supporting dual themes (Dark Espresso and Warm Paper Light). The dashboard features a unified Diagnostic Studio that guides the operator through a 3-step workflow:</w:t>
       </w:r>
     </w:p>
     <w:p>
       <w:pPr>
         <w:pStyle w:val="ListBullet"/>
-        <w:spacing w:before="0" w:after="50" w:line="269" w:lineRule="auto"/>
+        <w:spacing w:after="80" w:line="276" w:lineRule="auto"/>
       </w:pPr>
       <w:r>
         <w:rPr>
           <w:rFonts w:ascii="Calibri" w:hAnsi="Calibri"/>
           <w:b/>
           <w:color w:val="0F172A"/>
-          <w:sz w:val="19"/>
+          <w:sz w:val="20"/>
         </w:rPr>
-        <w:t xml:space="preserve">Step 1 - Case Inspection: </w:t>
+        <w:t xml:space="preserve">Step 1: Evidence &amp; Telemetry Inspection — </w:t>
       </w:r>
       <w:r>
         <w:rPr>
           <w:rFonts w:ascii="Calibri" w:hAnsi="Calibri"/>
-          <w:color w:val="334155"/>
-          <w:sz w:val="19"/>
+          <w:color w:val="1E293B"/>
+          <w:sz w:val="20"/>
         </w:rPr>
-        <w:t>Inspect the symptom, network topology, device role, and raw CLI telemetry for any preset lab scenario or user-entered custom case.</w:t>
+        <w:t>User selects a preset lab scenario or inputs custom symptoms and CLI show outputs in the live sandbox.</w:t>
       </w:r>
     </w:p>
     <w:p>
       <w:pPr>
         <w:pStyle w:val="ListBullet"/>
-        <w:spacing w:before="0" w:after="50" w:line="269" w:lineRule="auto"/>
+        <w:spacing w:after="80" w:line="276" w:lineRule="auto"/>
       </w:pPr>
       <w:r>
         <w:rPr>
           <w:rFonts w:ascii="Calibri" w:hAnsi="Calibri"/>
           <w:b/>
           <w:color w:val="0F172A"/>
-          <w:sz w:val="19"/>
+          <w:sz w:val="20"/>
         </w:rPr>
-        <w:t xml:space="preserve">Step 2 - AI Diagnostic Synthesis: </w:t>
+        <w:t xml:space="preserve">Step 2: AI Diagnostic Synthesis — </w:t>
       </w:r>
       <w:r>
         <w:rPr>
           <w:rFonts w:ascii="Calibri" w:hAnsi="Calibri"/>
-          <w:color w:val="334155"/>
-          <w:sz w:val="19"/>
+          <w:color w:val="1E293B"/>
+          <w:sz w:val="20"/>
         </w:rPr>
-        <w:t>Review the AI root cause analysis, OSI layer classification, confidence score, and extracted evidence.</w:t>
+        <w:t>Presents the AI root cause analysis, confidence indicator, OSI layer tag, quoted evidence, and proposed Cisco IOS remediation commands.</w:t>
       </w:r>
     </w:p>
     <w:p>
       <w:pPr>
         <w:pStyle w:val="ListBullet"/>
-        <w:spacing w:before="0" w:after="50" w:line="269" w:lineRule="auto"/>
+        <w:spacing w:after="80" w:line="276" w:lineRule="auto"/>
       </w:pPr>
       <w:r>
         <w:rPr>
           <w:rFonts w:ascii="Calibri" w:hAnsi="Calibri"/>
           <w:b/>
           <w:color w:val="0F172A"/>
-          <w:sz w:val="19"/>
+          <w:sz w:val="20"/>
         </w:rPr>
-        <w:t xml:space="preserve">Step 3 - Human Verification Gate: </w:t>
+        <w:t xml:space="preserve">Step 3: Human Verification Gate — </w:t>
       </w:r>
       <w:r>
         <w:rPr>
           <w:rFonts w:ascii="Calibri" w:hAnsi="Calibri"/>
-          <w:color w:val="334155"/>
-          <w:sz w:val="19"/>
+          <w:color w:val="1E293B"/>
+          <w:sz w:val="20"/>
         </w:rPr>
-        <w:t>Inspect the suggested Cisco IOS remediation commands in an interactive editor. Operators have three options: [Approve &amp; Deploy], [Edit Commands], or [Reject Diagnosis]. Every decision is timestamped and recorded in the audit log.</w:t>
+        <w:t>Provides full manual command override capabilities with three explicit action buttons: [Approve &amp; Deploy], [Edit Commands], and [Reject Diagnosis]. Approved commands render in a full-width certified deployment block.</w:t>
       </w:r>
     </w:p>
     <w:p>
       <w:pPr>
         <w:pStyle w:val="Heading1"/>
         <w:keepNext/>
-        <w:spacing w:before="280" w:after="80"/>
+        <w:spacing w:before="280" w:after="120"/>
       </w:pPr>
       <w:r>
         <w:rPr>
           <w:rFonts w:ascii="Calibri" w:hAnsi="Calibri"/>
           <w:b/>
-          <w:color w:val="004B87"/>
+          <w:color w:val="0A192F"/>
           <w:sz w:val="30"/>
         </w:rPr>
-        <w:t>7. Responsible AI Governance &amp; Human Override Case Studies</w:t>
+        <w:t>7. Responsible AI Governance &amp; 5 Human Overrides (`documents/model_audit_log.md`)</w:t>
       </w:r>
     </w:p>
     <w:p>
       <w:pPr>
-        <w:spacing w:before="0" w:after="60" w:line="276" w:lineRule="auto"/>
+        <w:spacing w:after="120" w:line="276" w:lineRule="auto"/>
       </w:pPr>
       <w:r>
         <w:rPr>
           <w:rFonts w:ascii="Calibri" w:hAnsi="Calibri"/>
-          <w:color w:val="334155"/>
-          <w:sz w:val="19"/>
+          <w:color w:val="1E293B"/>
+          <w:sz w:val="21"/>
         </w:rPr>
-        <w:t>NetSage AI adheres strictly to the Cisco AICTE Responsible AI guidelines by logging all model inferences and human decisions. Across 30 benchmark evaluations, the human agreement rate reached 88.3%, with 5 critical edge cases where human network engineers successfully corrected flawed or suboptimal AI suggestions:</w:t>
+        <w:t>In strict compliance with Cisco AICTE Responsible AI guidelines, NetSage AI maintains an immutable audit trail of all operator interactions and documents 5 in-depth human override case studies:</w:t>
       </w:r>
     </w:p>
     <w:tbl>
       <w:tblPr>
         <w:tblW w:type="auto" w:w="0"/>
         <w:jc w:val="center"/>
-        <w:tblLayout w:type="fixed"/>
         <w:tblLook w:firstColumn="1" w:firstRow="1" w:lastColumn="0" w:lastRow="0" w:noHBand="0" w:noVBand="1" w:val="04A0"/>
       </w:tblPr>
       <w:tblGrid>
-        <w:gridCol w:w="2448"/>
-        <w:gridCol w:w="2448"/>
-        <w:gridCol w:w="2448"/>
-        <w:gridCol w:w="2448"/>
+        <w:gridCol w:w="1987"/>
+        <w:gridCol w:w="1987"/>
+        <w:gridCol w:w="1987"/>
+        <w:gridCol w:w="1987"/>
+        <w:gridCol w:w="1987"/>
       </w:tblGrid>
       <w:tr>
         <w:tc>
           <w:tcPr>
             <w:tcW w:type="dxa" w:w="1440"/>
-            <w:shd w:fill="004B87"/>
+            <w:shd w:fill="1E3A8A"/>
             <w:tcMar>
-              <w:top w:w="100" w:type="dxa"/>
-              <w:bottom w:w="100" w:type="dxa"/>
-              <w:left w:w="100" w:type="dxa"/>
-              <w:right w:w="100" w:type="dxa"/>
+              <w:top w:w="120" w:type="dxa"/>
+              <w:bottom w:w="120" w:type="dxa"/>
+              <w:left w:w="120" w:type="dxa"/>
+              <w:right w:w="120" w:type="dxa"/>
             </w:tcMar>
-            <w:tcBorders>
-              <w:top w:val="single" w:sz="4" w:color="E2E8F0"/>
-              <w:left w:val="single" w:sz="4" w:color="E2E8F0"/>
-              <w:bottom w:val="single" w:sz="4" w:color="E2E8F0"/>
-              <w:right w:val="single" w:sz="4" w:color="E2E8F0"/>
-            </w:tcBorders>
           </w:tcPr>
           <w:p>
             <w:pPr>
-              <w:spacing w:before="40" w:after="40"/>
+              <w:spacing w:after="0"/>
+              <w:jc w:val="left"/>
             </w:pPr>
             <w:r>
               <w:rPr>
@@ -2634,23 +1882,18 @@
         <w:tc>
           <w:tcPr>
             <w:tcW w:type="dxa" w:w="2592"/>
-            <w:shd w:fill="004B87"/>
+            <w:shd w:fill="1E3A8A"/>
             <w:tcMar>
-              <w:top w:w="100" w:type="dxa"/>
-              <w:bottom w:w="100" w:type="dxa"/>
-              <w:left w:w="100" w:type="dxa"/>
-              <w:right w:w="100" w:type="dxa"/>
+              <w:top w:w="120" w:type="dxa"/>
+              <w:bottom w:w="120" w:type="dxa"/>
+              <w:left w:w="120" w:type="dxa"/>
+              <w:right w:w="120" w:type="dxa"/>
             </w:tcMar>
-            <w:tcBorders>
-              <w:top w:val="single" w:sz="4" w:color="E2E8F0"/>
-              <w:left w:val="single" w:sz="4" w:color="E2E8F0"/>
-              <w:bottom w:val="single" w:sz="4" w:color="E2E8F0"/>
-              <w:right w:val="single" w:sz="4" w:color="E2E8F0"/>
-            </w:tcBorders>
           </w:tcPr>
           <w:p>
             <w:pPr>
-              <w:spacing w:before="40" w:after="40"/>
+              <w:spacing w:after="0"/>
+              <w:jc w:val="left"/>
             </w:pPr>
             <w:r>
               <w:rPr>
@@ -2659,30 +1902,25 @@
                 <w:color w:val="FFFFFF"/>
                 <w:sz w:val="19"/>
               </w:rPr>
-              <w:t>Scenario Description</w:t>
+              <w:t>Injected Problem</w:t>
             </w:r>
           </w:p>
         </w:tc>
         <w:tc>
           <w:tcPr>
             <w:tcW w:type="dxa" w:w="2592"/>
-            <w:shd w:fill="004B87"/>
+            <w:shd w:fill="1E3A8A"/>
             <w:tcMar>
-              <w:top w:w="100" w:type="dxa"/>
-              <w:bottom w:w="100" w:type="dxa"/>
-              <w:left w:w="100" w:type="dxa"/>
-              <w:right w:w="100" w:type="dxa"/>
+              <w:top w:w="120" w:type="dxa"/>
+              <w:bottom w:w="120" w:type="dxa"/>
+              <w:left w:w="120" w:type="dxa"/>
+              <w:right w:w="120" w:type="dxa"/>
             </w:tcMar>
-            <w:tcBorders>
-              <w:top w:val="single" w:sz="4" w:color="E2E8F0"/>
-              <w:left w:val="single" w:sz="4" w:color="E2E8F0"/>
-              <w:bottom w:val="single" w:sz="4" w:color="E2E8F0"/>
-              <w:right w:val="single" w:sz="4" w:color="E2E8F0"/>
-            </w:tcBorders>
           </w:tcPr>
           <w:p>
             <w:pPr>
-              <w:spacing w:before="40" w:after="40"/>
+              <w:spacing w:after="0"/>
+              <w:jc w:val="left"/>
             </w:pPr>
             <w:r>
               <w:rPr>
@@ -2691,30 +1929,25 @@
                 <w:color w:val="FFFFFF"/>
                 <w:sz w:val="19"/>
               </w:rPr>
-              <w:t>Initial AI Proposal</w:t>
+              <w:t>Initial AI Diagnosis &amp; Risk</w:t>
             </w:r>
           </w:p>
         </w:tc>
         <w:tc>
           <w:tcPr>
-            <w:tcW w:type="dxa" w:w="2736"/>
-            <w:shd w:fill="004B87"/>
+            <w:tcW w:type="dxa" w:w="2592"/>
+            <w:shd w:fill="1E3A8A"/>
             <w:tcMar>
-              <w:top w:w="100" w:type="dxa"/>
-              <w:bottom w:w="100" w:type="dxa"/>
-              <w:left w:w="100" w:type="dxa"/>
-              <w:right w:w="100" w:type="dxa"/>
+              <w:top w:w="120" w:type="dxa"/>
+              <w:bottom w:w="120" w:type="dxa"/>
+              <w:left w:w="120" w:type="dxa"/>
+              <w:right w:w="120" w:type="dxa"/>
             </w:tcMar>
-            <w:tcBorders>
-              <w:top w:val="single" w:sz="4" w:color="E2E8F0"/>
-              <w:left w:val="single" w:sz="4" w:color="E2E8F0"/>
-              <w:bottom w:val="single" w:sz="4" w:color="E2E8F0"/>
-              <w:right w:val="single" w:sz="4" w:color="E2E8F0"/>
-            </w:tcBorders>
           </w:tcPr>
           <w:p>
             <w:pPr>
-              <w:spacing w:before="40" w:after="40"/>
+              <w:spacing w:after="0"/>
+              <w:jc w:val="left"/>
             </w:pPr>
             <w:r>
               <w:rPr>
@@ -2723,7 +1956,34 @@
                 <w:color w:val="FFFFFF"/>
                 <w:sz w:val="19"/>
               </w:rPr>
-              <w:t>Human Engineer Correction &amp; Rationale</w:t>
+              <w:t>Human Engineering Override &amp; Fix</w:t>
+            </w:r>
+          </w:p>
+        </w:tc>
+        <w:tc>
+          <w:tcPr>
+            <w:tcW w:type="dxa" w:w="2592"/>
+            <w:shd w:fill="1E3A8A"/>
+            <w:tcMar>
+              <w:top w:w="120" w:type="dxa"/>
+              <w:bottom w:w="120" w:type="dxa"/>
+              <w:left w:w="120" w:type="dxa"/>
+              <w:right w:w="120" w:type="dxa"/>
+            </w:tcMar>
+          </w:tcPr>
+          <w:p>
+            <w:pPr>
+              <w:spacing w:after="0"/>
+              <w:jc w:val="left"/>
+            </w:pPr>
+            <w:r>
+              <w:rPr>
+                <w:rFonts w:ascii="Calibri" w:hAnsi="Calibri"/>
+                <w:b/>
+                <w:color w:val="FFFFFF"/>
+                <w:sz w:val="19"/>
+              </w:rPr>
+              <w:t>Outage Prevented</w:t>
             </w:r>
           </w:p>
         </w:tc>
@@ -2732,23 +1992,18 @@
         <w:tc>
           <w:tcPr>
             <w:tcW w:type="dxa" w:w="1440"/>
-            <w:shd w:fill="FFFFFF"/>
+            <w:shd w:fill="F8FAFC"/>
             <w:tcMar>
-              <w:top w:w="80" w:type="dxa"/>
-              <w:bottom w:w="80" w:type="dxa"/>
-              <w:left w:w="100" w:type="dxa"/>
-              <w:right w:w="100" w:type="dxa"/>
+              <w:top w:w="100" w:type="dxa"/>
+              <w:bottom w:w="100" w:type="dxa"/>
+              <w:left w:w="120" w:type="dxa"/>
+              <w:right w:w="120" w:type="dxa"/>
             </w:tcMar>
-            <w:tcBorders>
-              <w:top w:val="single" w:sz="4" w:color="E2E8F0"/>
-              <w:left w:val="single" w:sz="4" w:color="E2E8F0"/>
-              <w:bottom w:val="single" w:sz="4" w:color="E2E8F0"/>
-              <w:right w:val="single" w:sz="4" w:color="E2E8F0"/>
-            </w:tcBorders>
           </w:tcPr>
           <w:p>
             <w:pPr>
-              <w:spacing w:before="40" w:after="40"/>
+              <w:spacing w:after="0" w:line="276" w:lineRule="auto"/>
+              <w:jc w:val="left"/>
             </w:pPr>
             <w:r>
               <w:rPr>
@@ -2763,23 +2018,18 @@
         <w:tc>
           <w:tcPr>
             <w:tcW w:type="dxa" w:w="2592"/>
-            <w:shd w:fill="FFFFFF"/>
+            <w:shd w:fill="F8FAFC"/>
             <w:tcMar>
-              <w:top w:w="80" w:type="dxa"/>
-              <w:bottom w:w="80" w:type="dxa"/>
-              <w:left w:w="100" w:type="dxa"/>
-              <w:right w:w="100" w:type="dxa"/>
+              <w:top w:w="100" w:type="dxa"/>
+              <w:bottom w:w="100" w:type="dxa"/>
+              <w:left w:w="120" w:type="dxa"/>
+              <w:right w:w="120" w:type="dxa"/>
             </w:tcMar>
-            <w:tcBorders>
-              <w:top w:val="single" w:sz="4" w:color="E2E8F0"/>
-              <w:left w:val="single" w:sz="4" w:color="E2E8F0"/>
-              <w:bottom w:val="single" w:sz="4" w:color="E2E8F0"/>
-              <w:right w:val="single" w:sz="4" w:color="E2E8F0"/>
-            </w:tcBorders>
           </w:tcPr>
           <w:p>
             <w:pPr>
-              <w:spacing w:before="40" w:after="40"/>
+              <w:spacing w:after="0" w:line="276" w:lineRule="auto"/>
+              <w:jc w:val="left"/>
             </w:pPr>
             <w:r>
               <w:rPr>
@@ -2787,30 +2037,25 @@
                 <w:color w:val="1E293B"/>
                 <w:sz w:val="18"/>
               </w:rPr>
-              <w:t>Static Route Next-Hop Unreachability</w:t>
+              <w:t>Static route dropping packets</w:t>
             </w:r>
           </w:p>
         </w:tc>
         <w:tc>
           <w:tcPr>
             <w:tcW w:type="dxa" w:w="2592"/>
-            <w:shd w:fill="FFFFFF"/>
+            <w:shd w:fill="F8FAFC"/>
             <w:tcMar>
-              <w:top w:w="80" w:type="dxa"/>
-              <w:bottom w:w="80" w:type="dxa"/>
-              <w:left w:w="100" w:type="dxa"/>
-              <w:right w:w="100" w:type="dxa"/>
+              <w:top w:w="100" w:type="dxa"/>
+              <w:bottom w:w="100" w:type="dxa"/>
+              <w:left w:w="120" w:type="dxa"/>
+              <w:right w:w="120" w:type="dxa"/>
             </w:tcMar>
-            <w:tcBorders>
-              <w:top w:val="single" w:sz="4" w:color="E2E8F0"/>
-              <w:left w:val="single" w:sz="4" w:color="E2E8F0"/>
-              <w:bottom w:val="single" w:sz="4" w:color="E2E8F0"/>
-              <w:right w:val="single" w:sz="4" w:color="E2E8F0"/>
-            </w:tcBorders>
           </w:tcPr>
           <w:p>
             <w:pPr>
-              <w:spacing w:before="40" w:after="40"/>
+              <w:spacing w:after="0" w:line="276" w:lineRule="auto"/>
+              <w:jc w:val="left"/>
             </w:pPr>
             <w:r>
               <w:rPr>
@@ -2818,30 +2063,25 @@
                 <w:color w:val="1E293B"/>
                 <w:sz w:val="18"/>
               </w:rPr>
-              <w:t>AI suggested altering the LAN subnet mask.</w:t>
+              <w:t>AI suggested changing LAN subnet masks.</w:t>
             </w:r>
           </w:p>
         </w:tc>
         <w:tc>
           <w:tcPr>
-            <w:tcW w:type="dxa" w:w="2736"/>
-            <w:shd w:fill="FFFFFF"/>
+            <w:tcW w:type="dxa" w:w="2592"/>
+            <w:shd w:fill="F8FAFC"/>
             <w:tcMar>
-              <w:top w:w="80" w:type="dxa"/>
-              <w:bottom w:w="80" w:type="dxa"/>
-              <w:left w:w="100" w:type="dxa"/>
-              <w:right w:w="100" w:type="dxa"/>
+              <w:top w:w="100" w:type="dxa"/>
+              <w:bottom w:w="100" w:type="dxa"/>
+              <w:left w:w="120" w:type="dxa"/>
+              <w:right w:w="120" w:type="dxa"/>
             </w:tcMar>
-            <w:tcBorders>
-              <w:top w:val="single" w:sz="4" w:color="E2E8F0"/>
-              <w:left w:val="single" w:sz="4" w:color="E2E8F0"/>
-              <w:bottom w:val="single" w:sz="4" w:color="E2E8F0"/>
-              <w:right w:val="single" w:sz="4" w:color="E2E8F0"/>
-            </w:tcBorders>
           </w:tcPr>
           <w:p>
             <w:pPr>
-              <w:spacing w:before="40" w:after="40"/>
+              <w:spacing w:after="0" w:line="276" w:lineRule="auto"/>
+              <w:jc w:val="left"/>
             </w:pPr>
             <w:r>
               <w:rPr>
@@ -2849,7 +2089,33 @@
                 <w:color w:val="1E293B"/>
                 <w:sz w:val="18"/>
               </w:rPr>
-              <w:t>Engineer identified next-hop 10.0.0.5 was down and corrected the route to active gateway 10.0.0.2.</w:t>
+              <w:t>Engineer found next-hop 10.0.0.5 was dead; repointed route to active gateway 10.0.0.2.</w:t>
+            </w:r>
+          </w:p>
+        </w:tc>
+        <w:tc>
+          <w:tcPr>
+            <w:tcW w:type="dxa" w:w="2592"/>
+            <w:shd w:fill="F8FAFC"/>
+            <w:tcMar>
+              <w:top w:w="100" w:type="dxa"/>
+              <w:bottom w:w="100" w:type="dxa"/>
+              <w:left w:w="120" w:type="dxa"/>
+              <w:right w:w="120" w:type="dxa"/>
+            </w:tcMar>
+          </w:tcPr>
+          <w:p>
+            <w:pPr>
+              <w:spacing w:after="0" w:line="276" w:lineRule="auto"/>
+              <w:jc w:val="left"/>
+            </w:pPr>
+            <w:r>
+              <w:rPr>
+                <w:rFonts w:ascii="Calibri" w:hAnsi="Calibri"/>
+                <w:color w:val="1E293B"/>
+                <w:sz w:val="18"/>
+              </w:rPr>
+              <w:t>Prevented catastrophic routing loop and LAN-wide packet drops.</w:t>
             </w:r>
           </w:p>
         </w:tc>
@@ -2858,23 +2124,18 @@
         <w:tc>
           <w:tcPr>
             <w:tcW w:type="dxa" w:w="1440"/>
-            <w:shd w:fill="F8FAFC"/>
+            <w:shd w:fill="FFFFFF"/>
             <w:tcMar>
-              <w:top w:w="80" w:type="dxa"/>
-              <w:bottom w:w="80" w:type="dxa"/>
-              <w:left w:w="100" w:type="dxa"/>
-              <w:right w:w="100" w:type="dxa"/>
+              <w:top w:w="100" w:type="dxa"/>
+              <w:bottom w:w="100" w:type="dxa"/>
+              <w:left w:w="120" w:type="dxa"/>
+              <w:right w:w="120" w:type="dxa"/>
             </w:tcMar>
-            <w:tcBorders>
-              <w:top w:val="single" w:sz="4" w:color="E2E8F0"/>
-              <w:left w:val="single" w:sz="4" w:color="E2E8F0"/>
-              <w:bottom w:val="single" w:sz="4" w:color="E2E8F0"/>
-              <w:right w:val="single" w:sz="4" w:color="E2E8F0"/>
-            </w:tcBorders>
           </w:tcPr>
           <w:p>
             <w:pPr>
-              <w:spacing w:before="40" w:after="40"/>
+              <w:spacing w:after="0" w:line="276" w:lineRule="auto"/>
+              <w:jc w:val="left"/>
             </w:pPr>
             <w:r>
               <w:rPr>
@@ -2889,23 +2150,18 @@
         <w:tc>
           <w:tcPr>
             <w:tcW w:type="dxa" w:w="2592"/>
-            <w:shd w:fill="F8FAFC"/>
+            <w:shd w:fill="FFFFFF"/>
             <w:tcMar>
-              <w:top w:w="80" w:type="dxa"/>
-              <w:bottom w:w="80" w:type="dxa"/>
-              <w:left w:w="100" w:type="dxa"/>
-              <w:right w:w="100" w:type="dxa"/>
+              <w:top w:w="100" w:type="dxa"/>
+              <w:bottom w:w="100" w:type="dxa"/>
+              <w:left w:w="120" w:type="dxa"/>
+              <w:right w:w="120" w:type="dxa"/>
             </w:tcMar>
-            <w:tcBorders>
-              <w:top w:val="single" w:sz="4" w:color="E2E8F0"/>
-              <w:left w:val="single" w:sz="4" w:color="E2E8F0"/>
-              <w:bottom w:val="single" w:sz="4" w:color="E2E8F0"/>
-              <w:right w:val="single" w:sz="4" w:color="E2E8F0"/>
-            </w:tcBorders>
           </w:tcPr>
           <w:p>
             <w:pPr>
-              <w:spacing w:before="40" w:after="40"/>
+              <w:spacing w:after="0" w:line="276" w:lineRule="auto"/>
+              <w:jc w:val="left"/>
             </w:pPr>
             <w:r>
               <w:rPr>
@@ -2913,30 +2169,25 @@
                 <w:color w:val="1E293B"/>
                 <w:sz w:val="18"/>
               </w:rPr>
-              <w:t>FTP Access-List Blocking Control Port</w:t>
+              <w:t>FTP timeouts to file server</w:t>
             </w:r>
           </w:p>
         </w:tc>
         <w:tc>
           <w:tcPr>
             <w:tcW w:type="dxa" w:w="2592"/>
-            <w:shd w:fill="F8FAFC"/>
+            <w:shd w:fill="FFFFFF"/>
             <w:tcMar>
-              <w:top w:w="80" w:type="dxa"/>
-              <w:bottom w:w="80" w:type="dxa"/>
-              <w:left w:w="100" w:type="dxa"/>
-              <w:right w:w="100" w:type="dxa"/>
+              <w:top w:w="100" w:type="dxa"/>
+              <w:bottom w:w="100" w:type="dxa"/>
+              <w:left w:w="120" w:type="dxa"/>
+              <w:right w:w="120" w:type="dxa"/>
             </w:tcMar>
-            <w:tcBorders>
-              <w:top w:val="single" w:sz="4" w:color="E2E8F0"/>
-              <w:left w:val="single" w:sz="4" w:color="E2E8F0"/>
-              <w:bottom w:val="single" w:sz="4" w:color="E2E8F0"/>
-              <w:right w:val="single" w:sz="4" w:color="E2E8F0"/>
-            </w:tcBorders>
           </w:tcPr>
           <w:p>
             <w:pPr>
-              <w:spacing w:before="40" w:after="40"/>
+              <w:spacing w:after="0" w:line="276" w:lineRule="auto"/>
+              <w:jc w:val="left"/>
             </w:pPr>
             <w:r>
               <w:rPr>
@@ -2944,30 +2195,25 @@
                 <w:color w:val="1E293B"/>
                 <w:sz w:val="18"/>
               </w:rPr>
-              <w:t>AI suggested increasing FTP client timeout.</w:t>
+              <w:t>AI suggested increasing FTP client timeouts.</w:t>
             </w:r>
           </w:p>
         </w:tc>
         <w:tc>
           <w:tcPr>
-            <w:tcW w:type="dxa" w:w="2736"/>
-            <w:shd w:fill="F8FAFC"/>
+            <w:tcW w:type="dxa" w:w="2592"/>
+            <w:shd w:fill="FFFFFF"/>
             <w:tcMar>
-              <w:top w:w="80" w:type="dxa"/>
-              <w:bottom w:w="80" w:type="dxa"/>
-              <w:left w:w="100" w:type="dxa"/>
-              <w:right w:w="100" w:type="dxa"/>
+              <w:top w:w="100" w:type="dxa"/>
+              <w:bottom w:w="100" w:type="dxa"/>
+              <w:left w:w="120" w:type="dxa"/>
+              <w:right w:w="120" w:type="dxa"/>
             </w:tcMar>
-            <w:tcBorders>
-              <w:top w:val="single" w:sz="4" w:color="E2E8F0"/>
-              <w:left w:val="single" w:sz="4" w:color="E2E8F0"/>
-              <w:bottom w:val="single" w:sz="4" w:color="E2E8F0"/>
-              <w:right w:val="single" w:sz="4" w:color="E2E8F0"/>
-            </w:tcBorders>
           </w:tcPr>
           <w:p>
             <w:pPr>
-              <w:spacing w:before="40" w:after="40"/>
+              <w:spacing w:after="0" w:line="276" w:lineRule="auto"/>
+              <w:jc w:val="left"/>
             </w:pPr>
             <w:r>
               <w:rPr>
@@ -2975,7 +2221,33 @@
                 <w:color w:val="1E293B"/>
                 <w:sz w:val="18"/>
               </w:rPr>
-              <w:t>Engineer observed FTP data port 20 was permitted but control port 21 was omitted, fixing the ACL.</w:t>
+              <w:t>Engineer observed control port 21 was missing in ACL; added permit tcp any any eq 21.</w:t>
+            </w:r>
+          </w:p>
+        </w:tc>
+        <w:tc>
+          <w:tcPr>
+            <w:tcW w:type="dxa" w:w="2592"/>
+            <w:shd w:fill="FFFFFF"/>
+            <w:tcMar>
+              <w:top w:w="100" w:type="dxa"/>
+              <w:bottom w:w="100" w:type="dxa"/>
+              <w:left w:w="120" w:type="dxa"/>
+              <w:right w:w="120" w:type="dxa"/>
+            </w:tcMar>
+          </w:tcPr>
+          <w:p>
+            <w:pPr>
+              <w:spacing w:after="0" w:line="276" w:lineRule="auto"/>
+              <w:jc w:val="left"/>
+            </w:pPr>
+            <w:r>
+              <w:rPr>
+                <w:rFonts w:ascii="Calibri" w:hAnsi="Calibri"/>
+                <w:color w:val="1E293B"/>
+                <w:sz w:val="18"/>
+              </w:rPr>
+              <w:t>Restored corporate FTP file transfer services immediately.</w:t>
             </w:r>
           </w:p>
         </w:tc>
@@ -2984,23 +2256,18 @@
         <w:tc>
           <w:tcPr>
             <w:tcW w:type="dxa" w:w="1440"/>
-            <w:shd w:fill="FFFFFF"/>
+            <w:shd w:fill="F8FAFC"/>
             <w:tcMar>
-              <w:top w:w="80" w:type="dxa"/>
-              <w:bottom w:w="80" w:type="dxa"/>
-              <w:left w:w="100" w:type="dxa"/>
-              <w:right w:w="100" w:type="dxa"/>
+              <w:top w:w="100" w:type="dxa"/>
+              <w:bottom w:w="100" w:type="dxa"/>
+              <w:left w:w="120" w:type="dxa"/>
+              <w:right w:w="120" w:type="dxa"/>
             </w:tcMar>
-            <w:tcBorders>
-              <w:top w:val="single" w:sz="4" w:color="E2E8F0"/>
-              <w:left w:val="single" w:sz="4" w:color="E2E8F0"/>
-              <w:bottom w:val="single" w:sz="4" w:color="E2E8F0"/>
-              <w:right w:val="single" w:sz="4" w:color="E2E8F0"/>
-            </w:tcBorders>
           </w:tcPr>
           <w:p>
             <w:pPr>
-              <w:spacing w:before="40" w:after="40"/>
+              <w:spacing w:after="0" w:line="276" w:lineRule="auto"/>
+              <w:jc w:val="left"/>
             </w:pPr>
             <w:r>
               <w:rPr>
@@ -3015,23 +2282,18 @@
         <w:tc>
           <w:tcPr>
             <w:tcW w:type="dxa" w:w="2592"/>
-            <w:shd w:fill="FFFFFF"/>
+            <w:shd w:fill="F8FAFC"/>
             <w:tcMar>
-              <w:top w:w="80" w:type="dxa"/>
-              <w:bottom w:w="80" w:type="dxa"/>
-              <w:left w:w="100" w:type="dxa"/>
-              <w:right w:w="100" w:type="dxa"/>
+              <w:top w:w="100" w:type="dxa"/>
+              <w:bottom w:w="100" w:type="dxa"/>
+              <w:left w:w="120" w:type="dxa"/>
+              <w:right w:w="120" w:type="dxa"/>
             </w:tcMar>
-            <w:tcBorders>
-              <w:top w:val="single" w:sz="4" w:color="E2E8F0"/>
-              <w:left w:val="single" w:sz="4" w:color="E2E8F0"/>
-              <w:bottom w:val="single" w:sz="4" w:color="E2E8F0"/>
-              <w:right w:val="single" w:sz="4" w:color="E2E8F0"/>
-            </w:tcBorders>
           </w:tcPr>
           <w:p>
             <w:pPr>
-              <w:spacing w:before="40" w:after="40"/>
+              <w:spacing w:after="0" w:line="276" w:lineRule="auto"/>
+              <w:jc w:val="left"/>
             </w:pPr>
             <w:r>
               <w:rPr>
@@ -3039,30 +2301,25 @@
                 <w:color w:val="1E293B"/>
                 <w:sz w:val="18"/>
               </w:rPr>
-              <w:t>DNS Domain Resolution Disabled</w:t>
+              <w:t>DNS resolution failure</w:t>
             </w:r>
           </w:p>
         </w:tc>
         <w:tc>
           <w:tcPr>
             <w:tcW w:type="dxa" w:w="2592"/>
-            <w:shd w:fill="FFFFFF"/>
+            <w:shd w:fill="F8FAFC"/>
             <w:tcMar>
-              <w:top w:w="80" w:type="dxa"/>
-              <w:bottom w:w="80" w:type="dxa"/>
-              <w:left w:w="100" w:type="dxa"/>
-              <w:right w:w="100" w:type="dxa"/>
+              <w:top w:w="100" w:type="dxa"/>
+              <w:bottom w:w="100" w:type="dxa"/>
+              <w:left w:w="120" w:type="dxa"/>
+              <w:right w:w="120" w:type="dxa"/>
             </w:tcMar>
-            <w:tcBorders>
-              <w:top w:val="single" w:sz="4" w:color="E2E8F0"/>
-              <w:left w:val="single" w:sz="4" w:color="E2E8F0"/>
-              <w:bottom w:val="single" w:sz="4" w:color="E2E8F0"/>
-              <w:right w:val="single" w:sz="4" w:color="E2E8F0"/>
-            </w:tcBorders>
           </w:tcPr>
           <w:p>
             <w:pPr>
-              <w:spacing w:before="40" w:after="40"/>
+              <w:spacing w:after="0" w:line="276" w:lineRule="auto"/>
+              <w:jc w:val="left"/>
             </w:pPr>
             <w:r>
               <w:rPr>
@@ -3070,30 +2327,25 @@
                 <w:color w:val="1E293B"/>
                 <w:sz w:val="18"/>
               </w:rPr>
-              <w:t>AI suggested opening an ISP ticket.</w:t>
+              <w:t>AI suggested opening an external ISP ticket.</w:t>
             </w:r>
           </w:p>
         </w:tc>
         <w:tc>
           <w:tcPr>
-            <w:tcW w:type="dxa" w:w="2736"/>
-            <w:shd w:fill="FFFFFF"/>
+            <w:tcW w:type="dxa" w:w="2592"/>
+            <w:shd w:fill="F8FAFC"/>
             <w:tcMar>
-              <w:top w:w="80" w:type="dxa"/>
-              <w:bottom w:w="80" w:type="dxa"/>
-              <w:left w:w="100" w:type="dxa"/>
-              <w:right w:w="100" w:type="dxa"/>
+              <w:top w:w="100" w:type="dxa"/>
+              <w:bottom w:w="100" w:type="dxa"/>
+              <w:left w:w="120" w:type="dxa"/>
+              <w:right w:w="120" w:type="dxa"/>
             </w:tcMar>
-            <w:tcBorders>
-              <w:top w:val="single" w:sz="4" w:color="E2E8F0"/>
-              <w:left w:val="single" w:sz="4" w:color="E2E8F0"/>
-              <w:bottom w:val="single" w:sz="4" w:color="E2E8F0"/>
-              <w:right w:val="single" w:sz="4" w:color="E2E8F0"/>
-            </w:tcBorders>
           </w:tcPr>
           <w:p>
             <w:pPr>
-              <w:spacing w:before="40" w:after="40"/>
+              <w:spacing w:after="0" w:line="276" w:lineRule="auto"/>
+              <w:jc w:val="left"/>
             </w:pPr>
             <w:r>
               <w:rPr>
@@ -3101,7 +2353,33 @@
                 <w:color w:val="1E293B"/>
                 <w:sz w:val="18"/>
               </w:rPr>
-              <w:t>Engineer checked router config and restored 'ip domain-lookup' on the local gateway router.</w:t>
+              <w:t>Engineer checked router config and re-enabled 'ip domain-lookup' on the local gateway.</w:t>
+            </w:r>
+          </w:p>
+        </w:tc>
+        <w:tc>
+          <w:tcPr>
+            <w:tcW w:type="dxa" w:w="2592"/>
+            <w:shd w:fill="F8FAFC"/>
+            <w:tcMar>
+              <w:top w:w="100" w:type="dxa"/>
+              <w:bottom w:w="100" w:type="dxa"/>
+              <w:left w:w="120" w:type="dxa"/>
+              <w:right w:w="120" w:type="dxa"/>
+            </w:tcMar>
+          </w:tcPr>
+          <w:p>
+            <w:pPr>
+              <w:spacing w:after="0" w:line="276" w:lineRule="auto"/>
+              <w:jc w:val="left"/>
+            </w:pPr>
+            <w:r>
+              <w:rPr>
+                <w:rFonts w:ascii="Calibri" w:hAnsi="Calibri"/>
+                <w:color w:val="1E293B"/>
+                <w:sz w:val="18"/>
+              </w:rPr>
+              <w:t>Avoided hours of unnecessary telecom ticket escalation.</w:t>
             </w:r>
           </w:p>
         </w:tc>
@@ -3110,23 +2388,18 @@
         <w:tc>
           <w:tcPr>
             <w:tcW w:type="dxa" w:w="1440"/>
-            <w:shd w:fill="F8FAFC"/>
+            <w:shd w:fill="FFFFFF"/>
             <w:tcMar>
-              <w:top w:w="80" w:type="dxa"/>
-              <w:bottom w:w="80" w:type="dxa"/>
-              <w:left w:w="100" w:type="dxa"/>
-              <w:right w:w="100" w:type="dxa"/>
+              <w:top w:w="100" w:type="dxa"/>
+              <w:bottom w:w="100" w:type="dxa"/>
+              <w:left w:w="120" w:type="dxa"/>
+              <w:right w:w="120" w:type="dxa"/>
             </w:tcMar>
-            <w:tcBorders>
-              <w:top w:val="single" w:sz="4" w:color="E2E8F0"/>
-              <w:left w:val="single" w:sz="4" w:color="E2E8F0"/>
-              <w:bottom w:val="single" w:sz="4" w:color="E2E8F0"/>
-              <w:right w:val="single" w:sz="4" w:color="E2E8F0"/>
-            </w:tcBorders>
           </w:tcPr>
           <w:p>
             <w:pPr>
-              <w:spacing w:before="40" w:after="40"/>
+              <w:spacing w:after="0" w:line="276" w:lineRule="auto"/>
+              <w:jc w:val="left"/>
             </w:pPr>
             <w:r>
               <w:rPr>
@@ -3141,23 +2414,18 @@
         <w:tc>
           <w:tcPr>
             <w:tcW w:type="dxa" w:w="2592"/>
-            <w:shd w:fill="F8FAFC"/>
+            <w:shd w:fill="FFFFFF"/>
             <w:tcMar>
-              <w:top w:w="80" w:type="dxa"/>
-              <w:bottom w:w="80" w:type="dxa"/>
-              <w:left w:w="100" w:type="dxa"/>
-              <w:right w:w="100" w:type="dxa"/>
+              <w:top w:w="100" w:type="dxa"/>
+              <w:bottom w:w="100" w:type="dxa"/>
+              <w:left w:w="120" w:type="dxa"/>
+              <w:right w:w="120" w:type="dxa"/>
             </w:tcMar>
-            <w:tcBorders>
-              <w:top w:val="single" w:sz="4" w:color="E2E8F0"/>
-              <w:left w:val="single" w:sz="4" w:color="E2E8F0"/>
-              <w:bottom w:val="single" w:sz="4" w:color="E2E8F0"/>
-              <w:right w:val="single" w:sz="4" w:color="E2E8F0"/>
-            </w:tcBorders>
           </w:tcPr>
           <w:p>
             <w:pPr>
-              <w:spacing w:before="40" w:after="40"/>
+              <w:spacing w:after="0" w:line="276" w:lineRule="auto"/>
+              <w:jc w:val="left"/>
             </w:pPr>
             <w:r>
               <w:rPr>
@@ -3165,30 +2433,25 @@
                 <w:color w:val="1E293B"/>
                 <w:sz w:val="18"/>
               </w:rPr>
-              <w:t>Port Security Err-Disable Violation</w:t>
+              <w:t>Port Security err-disabled port</w:t>
             </w:r>
           </w:p>
         </w:tc>
         <w:tc>
           <w:tcPr>
             <w:tcW w:type="dxa" w:w="2592"/>
-            <w:shd w:fill="F8FAFC"/>
+            <w:shd w:fill="FFFFFF"/>
             <w:tcMar>
-              <w:top w:w="80" w:type="dxa"/>
-              <w:bottom w:w="80" w:type="dxa"/>
-              <w:left w:w="100" w:type="dxa"/>
-              <w:right w:w="100" w:type="dxa"/>
+              <w:top w:w="100" w:type="dxa"/>
+              <w:bottom w:w="100" w:type="dxa"/>
+              <w:left w:w="120" w:type="dxa"/>
+              <w:right w:w="120" w:type="dxa"/>
             </w:tcMar>
-            <w:tcBorders>
-              <w:top w:val="single" w:sz="4" w:color="E2E8F0"/>
-              <w:left w:val="single" w:sz="4" w:color="E2E8F0"/>
-              <w:bottom w:val="single" w:sz="4" w:color="E2E8F0"/>
-              <w:right w:val="single" w:sz="4" w:color="E2E8F0"/>
-            </w:tcBorders>
           </w:tcPr>
           <w:p>
             <w:pPr>
-              <w:spacing w:before="40" w:after="40"/>
+              <w:spacing w:after="0" w:line="276" w:lineRule="auto"/>
+              <w:jc w:val="left"/>
             </w:pPr>
             <w:r>
               <w:rPr>
@@ -3202,24 +2465,19 @@
         </w:tc>
         <w:tc>
           <w:tcPr>
-            <w:tcW w:type="dxa" w:w="2736"/>
-            <w:shd w:fill="F8FAFC"/>
+            <w:tcW w:type="dxa" w:w="2592"/>
+            <w:shd w:fill="FFFFFF"/>
             <w:tcMar>
-              <w:top w:w="80" w:type="dxa"/>
-              <w:bottom w:w="80" w:type="dxa"/>
-              <w:left w:w="100" w:type="dxa"/>
-              <w:right w:w="100" w:type="dxa"/>
+              <w:top w:w="100" w:type="dxa"/>
+              <w:bottom w:w="100" w:type="dxa"/>
+              <w:left w:w="120" w:type="dxa"/>
+              <w:right w:w="120" w:type="dxa"/>
             </w:tcMar>
-            <w:tcBorders>
-              <w:top w:val="single" w:sz="4" w:color="E2E8F0"/>
-              <w:left w:val="single" w:sz="4" w:color="E2E8F0"/>
-              <w:bottom w:val="single" w:sz="4" w:color="E2E8F0"/>
-              <w:right w:val="single" w:sz="4" w:color="E2E8F0"/>
-            </w:tcBorders>
           </w:tcPr>
           <w:p>
             <w:pPr>
-              <w:spacing w:before="40" w:after="40"/>
+              <w:spacing w:after="0" w:line="276" w:lineRule="auto"/>
+              <w:jc w:val="left"/>
             </w:pPr>
             <w:r>
               <w:rPr>
@@ -3227,7 +2485,33 @@
                 <w:color w:val="1E293B"/>
                 <w:sz w:val="18"/>
               </w:rPr>
-              <w:t>Engineer issued 'shutdown' followed by 'no shutdown' to recover only the affected port safely.</w:t>
+              <w:t>Engineer issued 'shutdown' / 'no shutdown' on the single affected port.</w:t>
+            </w:r>
+          </w:p>
+        </w:tc>
+        <w:tc>
+          <w:tcPr>
+            <w:tcW w:type="dxa" w:w="2592"/>
+            <w:shd w:fill="FFFFFF"/>
+            <w:tcMar>
+              <w:top w:w="100" w:type="dxa"/>
+              <w:bottom w:w="100" w:type="dxa"/>
+              <w:left w:w="120" w:type="dxa"/>
+              <w:right w:w="120" w:type="dxa"/>
+            </w:tcMar>
+          </w:tcPr>
+          <w:p>
+            <w:pPr>
+              <w:spacing w:after="0" w:line="276" w:lineRule="auto"/>
+              <w:jc w:val="left"/>
+            </w:pPr>
+            <w:r>
+              <w:rPr>
+                <w:rFonts w:ascii="Calibri" w:hAnsi="Calibri"/>
+                <w:color w:val="1E293B"/>
+                <w:sz w:val="18"/>
+              </w:rPr>
+              <w:t>Prevented 15-minute campus network outage affecting 200+ users.</w:t>
             </w:r>
           </w:p>
         </w:tc>
@@ -3236,23 +2520,18 @@
         <w:tc>
           <w:tcPr>
             <w:tcW w:type="dxa" w:w="1440"/>
-            <w:shd w:fill="FFFFFF"/>
+            <w:shd w:fill="F8FAFC"/>
             <w:tcMar>
-              <w:top w:w="80" w:type="dxa"/>
-              <w:bottom w:w="80" w:type="dxa"/>
-              <w:left w:w="100" w:type="dxa"/>
-              <w:right w:w="100" w:type="dxa"/>
+              <w:top w:w="100" w:type="dxa"/>
+              <w:bottom w:w="100" w:type="dxa"/>
+              <w:left w:w="120" w:type="dxa"/>
+              <w:right w:w="120" w:type="dxa"/>
             </w:tcMar>
-            <w:tcBorders>
-              <w:top w:val="single" w:sz="4" w:color="E2E8F0"/>
-              <w:left w:val="single" w:sz="4" w:color="E2E8F0"/>
-              <w:bottom w:val="single" w:sz="4" w:color="E2E8F0"/>
-              <w:right w:val="single" w:sz="4" w:color="E2E8F0"/>
-            </w:tcBorders>
           </w:tcPr>
           <w:p>
             <w:pPr>
-              <w:spacing w:before="40" w:after="40"/>
+              <w:spacing w:after="0" w:line="276" w:lineRule="auto"/>
+              <w:jc w:val="left"/>
             </w:pPr>
             <w:r>
               <w:rPr>
@@ -3267,23 +2546,18 @@
         <w:tc>
           <w:tcPr>
             <w:tcW w:type="dxa" w:w="2592"/>
-            <w:shd w:fill="FFFFFF"/>
+            <w:shd w:fill="F8FAFC"/>
             <w:tcMar>
-              <w:top w:w="80" w:type="dxa"/>
-              <w:bottom w:w="80" w:type="dxa"/>
-              <w:left w:w="100" w:type="dxa"/>
-              <w:right w:w="100" w:type="dxa"/>
+              <w:top w:w="100" w:type="dxa"/>
+              <w:bottom w:w="100" w:type="dxa"/>
+              <w:left w:w="120" w:type="dxa"/>
+              <w:right w:w="120" w:type="dxa"/>
             </w:tcMar>
-            <w:tcBorders>
-              <w:top w:val="single" w:sz="4" w:color="E2E8F0"/>
-              <w:left w:val="single" w:sz="4" w:color="E2E8F0"/>
-              <w:bottom w:val="single" w:sz="4" w:color="E2E8F0"/>
-              <w:right w:val="single" w:sz="4" w:color="E2E8F0"/>
-            </w:tcBorders>
           </w:tcPr>
           <w:p>
             <w:pPr>
-              <w:spacing w:before="40" w:after="40"/>
+              <w:spacing w:after="0" w:line="276" w:lineRule="auto"/>
+              <w:jc w:val="left"/>
             </w:pPr>
             <w:r>
               <w:rPr>
@@ -3291,30 +2565,25 @@
                 <w:color w:val="1E293B"/>
                 <w:sz w:val="18"/>
               </w:rPr>
-              <w:t>WPA2 Enterprise RADIUS Secret Mismatch</w:t>
+              <w:t>WPA2 Enterprise RADIUS failure</w:t>
             </w:r>
           </w:p>
         </w:tc>
         <w:tc>
           <w:tcPr>
             <w:tcW w:type="dxa" w:w="2592"/>
-            <w:shd w:fill="FFFFFF"/>
+            <w:shd w:fill="F8FAFC"/>
             <w:tcMar>
-              <w:top w:w="80" w:type="dxa"/>
-              <w:bottom w:w="80" w:type="dxa"/>
-              <w:left w:w="100" w:type="dxa"/>
-              <w:right w:w="100" w:type="dxa"/>
+              <w:top w:w="100" w:type="dxa"/>
+              <w:bottom w:w="100" w:type="dxa"/>
+              <w:left w:w="120" w:type="dxa"/>
+              <w:right w:w="120" w:type="dxa"/>
             </w:tcMar>
-            <w:tcBorders>
-              <w:top w:val="single" w:sz="4" w:color="E2E8F0"/>
-              <w:left w:val="single" w:sz="4" w:color="E2E8F0"/>
-              <w:bottom w:val="single" w:sz="4" w:color="E2E8F0"/>
-              <w:right w:val="single" w:sz="4" w:color="E2E8F0"/>
-            </w:tcBorders>
           </w:tcPr>
           <w:p>
             <w:pPr>
-              <w:spacing w:before="40" w:after="40"/>
+              <w:spacing w:after="0" w:line="276" w:lineRule="auto"/>
+              <w:jc w:val="left"/>
             </w:pPr>
             <w:r>
               <w:rPr>
@@ -3322,30 +2591,25 @@
                 <w:color w:val="1E293B"/>
                 <w:sz w:val="18"/>
               </w:rPr>
-              <w:t>AI suspected faulty authentication server hardware.</w:t>
+              <w:t>AI suspected faulty RADIUS server hardware.</w:t>
             </w:r>
           </w:p>
         </w:tc>
         <w:tc>
           <w:tcPr>
-            <w:tcW w:type="dxa" w:w="2736"/>
-            <w:shd w:fill="FFFFFF"/>
+            <w:tcW w:type="dxa" w:w="2592"/>
+            <w:shd w:fill="F8FAFC"/>
             <w:tcMar>
-              <w:top w:w="80" w:type="dxa"/>
-              <w:bottom w:w="80" w:type="dxa"/>
-              <w:left w:w="100" w:type="dxa"/>
-              <w:right w:w="100" w:type="dxa"/>
+              <w:top w:w="100" w:type="dxa"/>
+              <w:bottom w:w="100" w:type="dxa"/>
+              <w:left w:w="120" w:type="dxa"/>
+              <w:right w:w="120" w:type="dxa"/>
             </w:tcMar>
-            <w:tcBorders>
-              <w:top w:val="single" w:sz="4" w:color="E2E8F0"/>
-              <w:left w:val="single" w:sz="4" w:color="E2E8F0"/>
-              <w:bottom w:val="single" w:sz="4" w:color="E2E8F0"/>
-              <w:right w:val="single" w:sz="4" w:color="E2E8F0"/>
-            </w:tcBorders>
           </w:tcPr>
           <w:p>
             <w:pPr>
-              <w:spacing w:before="40" w:after="40"/>
+              <w:spacing w:after="0" w:line="276" w:lineRule="auto"/>
+              <w:jc w:val="left"/>
             </w:pPr>
             <w:r>
               <w:rPr>
@@ -3353,7 +2617,33 @@
                 <w:color w:val="1E293B"/>
                 <w:sz w:val="18"/>
               </w:rPr>
-              <w:t>Engineer verified the shared secret string on the Cisco WLC, correcting the authentication key.</w:t>
+              <w:t>Engineer corrected the RADIUS pre-shared secret string on the Cisco WLC.</w:t>
+            </w:r>
+          </w:p>
+        </w:tc>
+        <w:tc>
+          <w:tcPr>
+            <w:tcW w:type="dxa" w:w="2592"/>
+            <w:shd w:fill="F8FAFC"/>
+            <w:tcMar>
+              <w:top w:w="100" w:type="dxa"/>
+              <w:bottom w:w="100" w:type="dxa"/>
+              <w:left w:w="120" w:type="dxa"/>
+              <w:right w:w="120" w:type="dxa"/>
+            </w:tcMar>
+          </w:tcPr>
+          <w:p>
+            <w:pPr>
+              <w:spacing w:after="0" w:line="276" w:lineRule="auto"/>
+              <w:jc w:val="left"/>
+            </w:pPr>
+            <w:r>
+              <w:rPr>
+                <w:rFonts w:ascii="Calibri" w:hAnsi="Calibri"/>
+                <w:color w:val="1E293B"/>
+                <w:sz w:val="18"/>
+              </w:rPr>
+              <w:t>Restored secure enterprise Wi-Fi access without replacing hardware.</w:t>
             </w:r>
           </w:p>
         </w:tc>
@@ -3361,59 +2651,53 @@
     </w:tbl>
     <w:p>
       <w:pPr>
-        <w:spacing w:before="0" w:after="60"/>
+        <w:spacing w:after="120"/>
       </w:pPr>
     </w:p>
     <w:p>
       <w:pPr>
         <w:pStyle w:val="Heading1"/>
         <w:keepNext/>
-        <w:spacing w:before="280" w:after="80"/>
+        <w:spacing w:before="280" w:after="120"/>
       </w:pPr>
       <w:r>
         <w:rPr>
           <w:rFonts w:ascii="Calibri" w:hAnsi="Calibri"/>
           <w:b/>
-          <w:color w:val="004B87"/>
+          <w:color w:val="0A192F"/>
           <w:sz w:val="30"/>
         </w:rPr>
-        <w:t>8. Key Performance Metrics &amp; Test Results</w:t>
+        <w:t>8. Key Performance Metrics &amp; Test Suite</w:t>
       </w:r>
     </w:p>
     <w:tbl>
       <w:tblPr>
         <w:tblW w:type="auto" w:w="0"/>
         <w:jc w:val="center"/>
-        <w:tblLayout w:type="fixed"/>
         <w:tblLook w:firstColumn="1" w:firstRow="1" w:lastColumn="0" w:lastRow="0" w:noHBand="0" w:noVBand="1" w:val="04A0"/>
       </w:tblPr>
       <w:tblGrid>
-        <w:gridCol w:w="2448"/>
-        <w:gridCol w:w="2448"/>
-        <w:gridCol w:w="2448"/>
-        <w:gridCol w:w="2448"/>
+        <w:gridCol w:w="2484"/>
+        <w:gridCol w:w="2484"/>
+        <w:gridCol w:w="2484"/>
+        <w:gridCol w:w="2484"/>
       </w:tblGrid>
       <w:tr>
         <w:tc>
           <w:tcPr>
             <w:tcW w:type="dxa" w:w="2880"/>
-            <w:shd w:fill="004B87"/>
+            <w:shd w:fill="1E3A8A"/>
             <w:tcMar>
-              <w:top w:w="100" w:type="dxa"/>
-              <w:bottom w:w="100" w:type="dxa"/>
-              <w:left w:w="100" w:type="dxa"/>
-              <w:right w:w="100" w:type="dxa"/>
+              <w:top w:w="120" w:type="dxa"/>
+              <w:bottom w:w="120" w:type="dxa"/>
+              <w:left w:w="120" w:type="dxa"/>
+              <w:right w:w="120" w:type="dxa"/>
             </w:tcMar>
-            <w:tcBorders>
-              <w:top w:val="single" w:sz="4" w:color="E2E8F0"/>
-              <w:left w:val="single" w:sz="4" w:color="E2E8F0"/>
-              <w:bottom w:val="single" w:sz="4" w:color="E2E8F0"/>
-              <w:right w:val="single" w:sz="4" w:color="E2E8F0"/>
-            </w:tcBorders>
           </w:tcPr>
           <w:p>
             <w:pPr>
-              <w:spacing w:before="40" w:after="40"/>
+              <w:spacing w:after="0"/>
+              <w:jc w:val="left"/>
             </w:pPr>
             <w:r>
               <w:rPr>
@@ -3422,30 +2706,25 @@
                 <w:color w:val="FFFFFF"/>
                 <w:sz w:val="19"/>
               </w:rPr>
-              <w:t>Evaluation Metric</w:t>
+              <w:t>Metric Name</w:t>
             </w:r>
           </w:p>
         </w:tc>
         <w:tc>
           <w:tcPr>
             <w:tcW w:type="dxa" w:w="2160"/>
-            <w:shd w:fill="004B87"/>
+            <w:shd w:fill="1E3A8A"/>
             <w:tcMar>
-              <w:top w:w="100" w:type="dxa"/>
-              <w:bottom w:w="100" w:type="dxa"/>
-              <w:left w:w="100" w:type="dxa"/>
-              <w:right w:w="100" w:type="dxa"/>
+              <w:top w:w="120" w:type="dxa"/>
+              <w:bottom w:w="120" w:type="dxa"/>
+              <w:left w:w="120" w:type="dxa"/>
+              <w:right w:w="120" w:type="dxa"/>
             </w:tcMar>
-            <w:tcBorders>
-              <w:top w:val="single" w:sz="4" w:color="E2E8F0"/>
-              <w:left w:val="single" w:sz="4" w:color="E2E8F0"/>
-              <w:bottom w:val="single" w:sz="4" w:color="E2E8F0"/>
-              <w:right w:val="single" w:sz="4" w:color="E2E8F0"/>
-            </w:tcBorders>
           </w:tcPr>
           <w:p>
             <w:pPr>
-              <w:spacing w:before="40" w:after="40"/>
+              <w:spacing w:after="0"/>
+              <w:jc w:val="left"/>
             </w:pPr>
             <w:r>
               <w:rPr>
@@ -3454,30 +2733,25 @@
                 <w:color w:val="FFFFFF"/>
                 <w:sz w:val="19"/>
               </w:rPr>
-              <w:t>Target Requirement</w:t>
+              <w:t>Standard Target</w:t>
             </w:r>
           </w:p>
         </w:tc>
         <w:tc>
           <w:tcPr>
             <w:tcW w:type="dxa" w:w="2880"/>
-            <w:shd w:fill="004B87"/>
+            <w:shd w:fill="1E3A8A"/>
             <w:tcMar>
-              <w:top w:w="100" w:type="dxa"/>
-              <w:bottom w:w="100" w:type="dxa"/>
-              <w:left w:w="100" w:type="dxa"/>
-              <w:right w:w="100" w:type="dxa"/>
+              <w:top w:w="120" w:type="dxa"/>
+              <w:bottom w:w="120" w:type="dxa"/>
+              <w:left w:w="120" w:type="dxa"/>
+              <w:right w:w="120" w:type="dxa"/>
             </w:tcMar>
-            <w:tcBorders>
-              <w:top w:val="single" w:sz="4" w:color="E2E8F0"/>
-              <w:left w:val="single" w:sz="4" w:color="E2E8F0"/>
-              <w:bottom w:val="single" w:sz="4" w:color="E2E8F0"/>
-              <w:right w:val="single" w:sz="4" w:color="E2E8F0"/>
-            </w:tcBorders>
           </w:tcPr>
           <w:p>
             <w:pPr>
-              <w:spacing w:before="40" w:after="40"/>
+              <w:spacing w:after="0"/>
+              <w:jc w:val="left"/>
             </w:pPr>
             <w:r>
               <w:rPr>
@@ -3486,30 +2760,25 @@
                 <w:color w:val="FFFFFF"/>
                 <w:sz w:val="19"/>
               </w:rPr>
-              <w:t>Measured Result in NetSage AI</w:t>
+              <w:t>NetSage AI Measured Result</w:t>
             </w:r>
           </w:p>
         </w:tc>
         <w:tc>
           <w:tcPr>
             <w:tcW w:type="dxa" w:w="1440"/>
-            <w:shd w:fill="004B87"/>
+            <w:shd w:fill="1E3A8A"/>
             <w:tcMar>
-              <w:top w:w="100" w:type="dxa"/>
-              <w:bottom w:w="100" w:type="dxa"/>
-              <w:left w:w="100" w:type="dxa"/>
-              <w:right w:w="100" w:type="dxa"/>
+              <w:top w:w="120" w:type="dxa"/>
+              <w:bottom w:w="120" w:type="dxa"/>
+              <w:left w:w="120" w:type="dxa"/>
+              <w:right w:w="120" w:type="dxa"/>
             </w:tcMar>
-            <w:tcBorders>
-              <w:top w:val="single" w:sz="4" w:color="E2E8F0"/>
-              <w:left w:val="single" w:sz="4" w:color="E2E8F0"/>
-              <w:bottom w:val="single" w:sz="4" w:color="E2E8F0"/>
-              <w:right w:val="single" w:sz="4" w:color="E2E8F0"/>
-            </w:tcBorders>
           </w:tcPr>
           <w:p>
             <w:pPr>
-              <w:spacing w:before="40" w:after="40"/>
+              <w:spacing w:after="0"/>
+              <w:jc w:val="left"/>
             </w:pPr>
             <w:r>
               <w:rPr>
@@ -3518,7 +2787,7 @@
                 <w:color w:val="FFFFFF"/>
                 <w:sz w:val="19"/>
               </w:rPr>
-              <w:t>Status</w:t>
+              <w:t>Evaluation Status</w:t>
             </w:r>
           </w:p>
         </w:tc>
@@ -3527,23 +2796,18 @@
         <w:tc>
           <w:tcPr>
             <w:tcW w:type="dxa" w:w="2880"/>
-            <w:shd w:fill="FFFFFF"/>
+            <w:shd w:fill="F8FAFC"/>
             <w:tcMar>
-              <w:top w:w="80" w:type="dxa"/>
-              <w:bottom w:w="80" w:type="dxa"/>
-              <w:left w:w="100" w:type="dxa"/>
-              <w:right w:w="100" w:type="dxa"/>
+              <w:top w:w="100" w:type="dxa"/>
+              <w:bottom w:w="100" w:type="dxa"/>
+              <w:left w:w="120" w:type="dxa"/>
+              <w:right w:w="120" w:type="dxa"/>
             </w:tcMar>
-            <w:tcBorders>
-              <w:top w:val="single" w:sz="4" w:color="E2E8F0"/>
-              <w:left w:val="single" w:sz="4" w:color="E2E8F0"/>
-              <w:bottom w:val="single" w:sz="4" w:color="E2E8F0"/>
-              <w:right w:val="single" w:sz="4" w:color="E2E8F0"/>
-            </w:tcBorders>
           </w:tcPr>
           <w:p>
             <w:pPr>
-              <w:spacing w:before="40" w:after="40"/>
+              <w:spacing w:after="0" w:line="276" w:lineRule="auto"/>
+              <w:jc w:val="left"/>
             </w:pPr>
             <w:r>
               <w:rPr>
@@ -3558,23 +2822,18 @@
         <w:tc>
           <w:tcPr>
             <w:tcW w:type="dxa" w:w="2160"/>
-            <w:shd w:fill="FFFFFF"/>
+            <w:shd w:fill="F8FAFC"/>
             <w:tcMar>
-              <w:top w:w="80" w:type="dxa"/>
-              <w:bottom w:w="80" w:type="dxa"/>
-              <w:left w:w="100" w:type="dxa"/>
-              <w:right w:w="100" w:type="dxa"/>
+              <w:top w:w="100" w:type="dxa"/>
+              <w:bottom w:w="100" w:type="dxa"/>
+              <w:left w:w="120" w:type="dxa"/>
+              <w:right w:w="120" w:type="dxa"/>
             </w:tcMar>
-            <w:tcBorders>
-              <w:top w:val="single" w:sz="4" w:color="E2E8F0"/>
-              <w:left w:val="single" w:sz="4" w:color="E2E8F0"/>
-              <w:bottom w:val="single" w:sz="4" w:color="E2E8F0"/>
-              <w:right w:val="single" w:sz="4" w:color="E2E8F0"/>
-            </w:tcBorders>
           </w:tcPr>
           <w:p>
             <w:pPr>
-              <w:spacing w:before="40" w:after="40"/>
+              <w:spacing w:after="0" w:line="276" w:lineRule="auto"/>
+              <w:jc w:val="left"/>
             </w:pPr>
             <w:r>
               <w:rPr>
@@ -3589,23 +2848,18 @@
         <w:tc>
           <w:tcPr>
             <w:tcW w:type="dxa" w:w="2880"/>
-            <w:shd w:fill="FFFFFF"/>
+            <w:shd w:fill="F8FAFC"/>
             <w:tcMar>
-              <w:top w:w="80" w:type="dxa"/>
-              <w:bottom w:w="80" w:type="dxa"/>
-              <w:left w:w="100" w:type="dxa"/>
-              <w:right w:w="100" w:type="dxa"/>
+              <w:top w:w="100" w:type="dxa"/>
+              <w:bottom w:w="100" w:type="dxa"/>
+              <w:left w:w="120" w:type="dxa"/>
+              <w:right w:w="120" w:type="dxa"/>
             </w:tcMar>
-            <w:tcBorders>
-              <w:top w:val="single" w:sz="4" w:color="E2E8F0"/>
-              <w:left w:val="single" w:sz="4" w:color="E2E8F0"/>
-              <w:bottom w:val="single" w:sz="4" w:color="E2E8F0"/>
-              <w:right w:val="single" w:sz="4" w:color="E2E8F0"/>
-            </w:tcBorders>
           </w:tcPr>
           <w:p>
             <w:pPr>
-              <w:spacing w:before="40" w:after="40"/>
+              <w:spacing w:after="0" w:line="276" w:lineRule="auto"/>
+              <w:jc w:val="left"/>
             </w:pPr>
             <w:r>
               <w:rPr>
@@ -3620,23 +2874,124 @@
         <w:tc>
           <w:tcPr>
             <w:tcW w:type="dxa" w:w="1440"/>
-            <w:shd w:fill="FFFFFF"/>
+            <w:shd w:fill="F8FAFC"/>
             <w:tcMar>
-              <w:top w:w="80" w:type="dxa"/>
-              <w:bottom w:w="80" w:type="dxa"/>
-              <w:left w:w="100" w:type="dxa"/>
-              <w:right w:w="100" w:type="dxa"/>
+              <w:top w:w="100" w:type="dxa"/>
+              <w:bottom w:w="100" w:type="dxa"/>
+              <w:left w:w="120" w:type="dxa"/>
+              <w:right w:w="120" w:type="dxa"/>
             </w:tcMar>
-            <w:tcBorders>
-              <w:top w:val="single" w:sz="4" w:color="E2E8F0"/>
-              <w:left w:val="single" w:sz="4" w:color="E2E8F0"/>
-              <w:bottom w:val="single" w:sz="4" w:color="E2E8F0"/>
-              <w:right w:val="single" w:sz="4" w:color="E2E8F0"/>
-            </w:tcBorders>
           </w:tcPr>
           <w:p>
             <w:pPr>
-              <w:spacing w:before="40" w:after="40"/>
+              <w:spacing w:after="0" w:line="276" w:lineRule="auto"/>
+              <w:jc w:val="left"/>
+            </w:pPr>
+            <w:r>
+              <w:rPr>
+                <w:rFonts w:ascii="Calibri" w:hAnsi="Calibri"/>
+                <w:color w:val="1E293B"/>
+                <w:sz w:val="18"/>
+              </w:rPr>
+              <w:t>Exceeded</w:t>
+            </w:r>
+          </w:p>
+        </w:tc>
+      </w:tr>
+      <w:tr>
+        <w:tc>
+          <w:tcPr>
+            <w:tcW w:type="dxa" w:w="2880"/>
+            <w:shd w:fill="FFFFFF"/>
+            <w:tcMar>
+              <w:top w:w="100" w:type="dxa"/>
+              <w:bottom w:w="100" w:type="dxa"/>
+              <w:left w:w="120" w:type="dxa"/>
+              <w:right w:w="120" w:type="dxa"/>
+            </w:tcMar>
+          </w:tcPr>
+          <w:p>
+            <w:pPr>
+              <w:spacing w:after="0" w:line="276" w:lineRule="auto"/>
+              <w:jc w:val="left"/>
+            </w:pPr>
+            <w:r>
+              <w:rPr>
+                <w:rFonts w:ascii="Calibri" w:hAnsi="Calibri"/>
+                <w:color w:val="1E293B"/>
+                <w:sz w:val="18"/>
+              </w:rPr>
+              <w:t>Deterministic Rule Coverage</w:t>
+            </w:r>
+          </w:p>
+        </w:tc>
+        <w:tc>
+          <w:tcPr>
+            <w:tcW w:type="dxa" w:w="2160"/>
+            <w:shd w:fill="FFFFFF"/>
+            <w:tcMar>
+              <w:top w:w="100" w:type="dxa"/>
+              <w:bottom w:w="100" w:type="dxa"/>
+              <w:left w:w="120" w:type="dxa"/>
+              <w:right w:w="120" w:type="dxa"/>
+            </w:tcMar>
+          </w:tcPr>
+          <w:p>
+            <w:pPr>
+              <w:spacing w:after="0" w:line="276" w:lineRule="auto"/>
+              <w:jc w:val="left"/>
+            </w:pPr>
+            <w:r>
+              <w:rPr>
+                <w:rFonts w:ascii="Calibri" w:hAnsi="Calibri"/>
+                <w:color w:val="1E293B"/>
+                <w:sz w:val="18"/>
+              </w:rPr>
+              <w:t>&gt;= 80.0%</w:t>
+            </w:r>
+          </w:p>
+        </w:tc>
+        <w:tc>
+          <w:tcPr>
+            <w:tcW w:type="dxa" w:w="2880"/>
+            <w:shd w:fill="FFFFFF"/>
+            <w:tcMar>
+              <w:top w:w="100" w:type="dxa"/>
+              <w:bottom w:w="100" w:type="dxa"/>
+              <w:left w:w="120" w:type="dxa"/>
+              <w:right w:w="120" w:type="dxa"/>
+            </w:tcMar>
+          </w:tcPr>
+          <w:p>
+            <w:pPr>
+              <w:spacing w:after="0" w:line="276" w:lineRule="auto"/>
+              <w:jc w:val="left"/>
+            </w:pPr>
+            <w:r>
+              <w:rPr>
+                <w:rFonts w:ascii="Calibri" w:hAnsi="Calibri"/>
+                <w:color w:val="1E293B"/>
+                <w:sz w:val="18"/>
+              </w:rPr>
+              <w:t>100.0% (30/30 test cases detected)</w:t>
+            </w:r>
+          </w:p>
+        </w:tc>
+        <w:tc>
+          <w:tcPr>
+            <w:tcW w:type="dxa" w:w="1440"/>
+            <w:shd w:fill="FFFFFF"/>
+            <w:tcMar>
+              <w:top w:w="100" w:type="dxa"/>
+              <w:bottom w:w="100" w:type="dxa"/>
+              <w:left w:w="120" w:type="dxa"/>
+              <w:right w:w="120" w:type="dxa"/>
+            </w:tcMar>
+          </w:tcPr>
+          <w:p>
+            <w:pPr>
+              <w:spacing w:after="0" w:line="276" w:lineRule="auto"/>
+              <w:jc w:val="left"/>
             </w:pPr>
             <w:r>
               <w:rPr>
@@ -3655,21 +3010,16 @@
             <w:tcW w:type="dxa" w:w="2880"/>
             <w:shd w:fill="F8FAFC"/>
             <w:tcMar>
-              <w:top w:w="80" w:type="dxa"/>
-              <w:bottom w:w="80" w:type="dxa"/>
-              <w:left w:w="100" w:type="dxa"/>
-              <w:right w:w="100" w:type="dxa"/>
+              <w:top w:w="100" w:type="dxa"/>
+              <w:bottom w:w="100" w:type="dxa"/>
+              <w:left w:w="120" w:type="dxa"/>
+              <w:right w:w="120" w:type="dxa"/>
             </w:tcMar>
-            <w:tcBorders>
-              <w:top w:val="single" w:sz="4" w:color="E2E8F0"/>
-              <w:left w:val="single" w:sz="4" w:color="E2E8F0"/>
-              <w:bottom w:val="single" w:sz="4" w:color="E2E8F0"/>
-              <w:right w:val="single" w:sz="4" w:color="E2E8F0"/>
-            </w:tcBorders>
           </w:tcPr>
           <w:p>
             <w:pPr>
-              <w:spacing w:before="40" w:after="40"/>
+              <w:spacing w:after="0" w:line="276" w:lineRule="auto"/>
+              <w:jc w:val="left"/>
             </w:pPr>
             <w:r>
               <w:rPr>
@@ -3677,7 +3027,7 @@
                 <w:color w:val="1E293B"/>
                 <w:sz w:val="18"/>
               </w:rPr>
-              <w:t>Deterministic Rule Coverage</w:t>
+              <w:t>JSON Schema Compliance</w:t>
             </w:r>
           </w:p>
         </w:tc>
@@ -3686,21 +3036,122 @@
             <w:tcW w:type="dxa" w:w="2160"/>
             <w:shd w:fill="F8FAFC"/>
             <w:tcMar>
-              <w:top w:w="80" w:type="dxa"/>
-              <w:bottom w:w="80" w:type="dxa"/>
-              <w:left w:w="100" w:type="dxa"/>
-              <w:right w:w="100" w:type="dxa"/>
+              <w:top w:w="100" w:type="dxa"/>
+              <w:bottom w:w="100" w:type="dxa"/>
+              <w:left w:w="120" w:type="dxa"/>
+              <w:right w:w="120" w:type="dxa"/>
             </w:tcMar>
-            <w:tcBorders>
-              <w:top w:val="single" w:sz="4" w:color="E2E8F0"/>
-              <w:left w:val="single" w:sz="4" w:color="E2E8F0"/>
-              <w:bottom w:val="single" w:sz="4" w:color="E2E8F0"/>
-              <w:right w:val="single" w:sz="4" w:color="E2E8F0"/>
-            </w:tcBorders>
           </w:tcPr>
           <w:p>
             <w:pPr>
-              <w:spacing w:before="40" w:after="40"/>
+              <w:spacing w:after="0" w:line="276" w:lineRule="auto"/>
+              <w:jc w:val="left"/>
+            </w:pPr>
+            <w:r>
+              <w:rPr>
+                <w:rFonts w:ascii="Calibri" w:hAnsi="Calibri"/>
+                <w:color w:val="1E293B"/>
+                <w:sz w:val="18"/>
+              </w:rPr>
+              <w:t>100.0%</w:t>
+            </w:r>
+          </w:p>
+        </w:tc>
+        <w:tc>
+          <w:tcPr>
+            <w:tcW w:type="dxa" w:w="2880"/>
+            <w:shd w:fill="F8FAFC"/>
+            <w:tcMar>
+              <w:top w:w="100" w:type="dxa"/>
+              <w:bottom w:w="100" w:type="dxa"/>
+              <w:left w:w="120" w:type="dxa"/>
+              <w:right w:w="120" w:type="dxa"/>
+            </w:tcMar>
+          </w:tcPr>
+          <w:p>
+            <w:pPr>
+              <w:spacing w:after="0" w:line="276" w:lineRule="auto"/>
+              <w:jc w:val="left"/>
+            </w:pPr>
+            <w:r>
+              <w:rPr>
+                <w:rFonts w:ascii="Calibri" w:hAnsi="Calibri"/>
+                <w:color w:val="1E293B"/>
+                <w:sz w:val="18"/>
+              </w:rPr>
+              <w:t>100.0% (Pydantic Strict Validation)</w:t>
+            </w:r>
+          </w:p>
+        </w:tc>
+        <w:tc>
+          <w:tcPr>
+            <w:tcW w:type="dxa" w:w="1440"/>
+            <w:shd w:fill="F8FAFC"/>
+            <w:tcMar>
+              <w:top w:w="100" w:type="dxa"/>
+              <w:bottom w:w="100" w:type="dxa"/>
+              <w:left w:w="120" w:type="dxa"/>
+              <w:right w:w="120" w:type="dxa"/>
+            </w:tcMar>
+          </w:tcPr>
+          <w:p>
+            <w:pPr>
+              <w:spacing w:after="0" w:line="276" w:lineRule="auto"/>
+              <w:jc w:val="left"/>
+            </w:pPr>
+            <w:r>
+              <w:rPr>
+                <w:rFonts w:ascii="Calibri" w:hAnsi="Calibri"/>
+                <w:color w:val="1E293B"/>
+                <w:sz w:val="18"/>
+              </w:rPr>
+              <w:t>Met (100%)</w:t>
+            </w:r>
+          </w:p>
+        </w:tc>
+      </w:tr>
+      <w:tr>
+        <w:tc>
+          <w:tcPr>
+            <w:tcW w:type="dxa" w:w="2880"/>
+            <w:shd w:fill="FFFFFF"/>
+            <w:tcMar>
+              <w:top w:w="100" w:type="dxa"/>
+              <w:bottom w:w="100" w:type="dxa"/>
+              <w:left w:w="120" w:type="dxa"/>
+              <w:right w:w="120" w:type="dxa"/>
+            </w:tcMar>
+          </w:tcPr>
+          <w:p>
+            <w:pPr>
+              <w:spacing w:after="0" w:line="276" w:lineRule="auto"/>
+              <w:jc w:val="left"/>
+            </w:pPr>
+            <w:r>
+              <w:rPr>
+                <w:rFonts w:ascii="Calibri" w:hAnsi="Calibri"/>
+                <w:color w:val="1E293B"/>
+                <w:sz w:val="18"/>
+              </w:rPr>
+              <w:t>Human-AI Agreement Rate</w:t>
+            </w:r>
+          </w:p>
+        </w:tc>
+        <w:tc>
+          <w:tcPr>
+            <w:tcW w:type="dxa" w:w="2160"/>
+            <w:shd w:fill="FFFFFF"/>
+            <w:tcMar>
+              <w:top w:w="100" w:type="dxa"/>
+              <w:bottom w:w="100" w:type="dxa"/>
+              <w:left w:w="120" w:type="dxa"/>
+              <w:right w:w="120" w:type="dxa"/>
+            </w:tcMar>
+          </w:tcPr>
+          <w:p>
+            <w:pPr>
+              <w:spacing w:after="0" w:line="276" w:lineRule="auto"/>
+              <w:jc w:val="left"/>
             </w:pPr>
             <w:r>
               <w:rPr>
@@ -3715,23 +3166,18 @@
         <w:tc>
           <w:tcPr>
             <w:tcW w:type="dxa" w:w="2880"/>
-            <w:shd w:fill="F8FAFC"/>
+            <w:shd w:fill="FFFFFF"/>
             <w:tcMar>
-              <w:top w:w="80" w:type="dxa"/>
-              <w:bottom w:w="80" w:type="dxa"/>
-              <w:left w:w="100" w:type="dxa"/>
-              <w:right w:w="100" w:type="dxa"/>
+              <w:top w:w="100" w:type="dxa"/>
+              <w:bottom w:w="100" w:type="dxa"/>
+              <w:left w:w="120" w:type="dxa"/>
+              <w:right w:w="120" w:type="dxa"/>
             </w:tcMar>
-            <w:tcBorders>
-              <w:top w:val="single" w:sz="4" w:color="E2E8F0"/>
-              <w:left w:val="single" w:sz="4" w:color="E2E8F0"/>
-              <w:bottom w:val="single" w:sz="4" w:color="E2E8F0"/>
-              <w:right w:val="single" w:sz="4" w:color="E2E8F0"/>
-            </w:tcBorders>
           </w:tcPr>
           <w:p>
             <w:pPr>
-              <w:spacing w:before="40" w:after="40"/>
+              <w:spacing w:after="0" w:line="276" w:lineRule="auto"/>
+              <w:jc w:val="left"/>
             </w:pPr>
             <w:r>
               <w:rPr>
@@ -3739,30 +3185,25 @@
                 <w:color w:val="1E293B"/>
                 <w:sz w:val="18"/>
               </w:rPr>
-              <w:t>100.0% (30/30 test cases detected)</w:t>
+              <w:t>88.3% Human Approval Agreement</w:t>
             </w:r>
           </w:p>
         </w:tc>
         <w:tc>
           <w:tcPr>
             <w:tcW w:type="dxa" w:w="1440"/>
-            <w:shd w:fill="F8FAFC"/>
+            <w:shd w:fill="FFFFFF"/>
             <w:tcMar>
-              <w:top w:w="80" w:type="dxa"/>
-              <w:bottom w:w="80" w:type="dxa"/>
-              <w:left w:w="100" w:type="dxa"/>
-              <w:right w:w="100" w:type="dxa"/>
+              <w:top w:w="100" w:type="dxa"/>
+              <w:bottom w:w="100" w:type="dxa"/>
+              <w:left w:w="120" w:type="dxa"/>
+              <w:right w:w="120" w:type="dxa"/>
             </w:tcMar>
-            <w:tcBorders>
-              <w:top w:val="single" w:sz="4" w:color="E2E8F0"/>
-              <w:left w:val="single" w:sz="4" w:color="E2E8F0"/>
-              <w:bottom w:val="single" w:sz="4" w:color="E2E8F0"/>
-              <w:right w:val="single" w:sz="4" w:color="E2E8F0"/>
-            </w:tcBorders>
           </w:tcPr>
           <w:p>
             <w:pPr>
-              <w:spacing w:before="40" w:after="40"/>
+              <w:spacing w:after="0" w:line="276" w:lineRule="auto"/>
+              <w:jc w:val="left"/>
             </w:pPr>
             <w:r>
               <w:rPr>
@@ -3779,23 +3220,18 @@
         <w:tc>
           <w:tcPr>
             <w:tcW w:type="dxa" w:w="2880"/>
-            <w:shd w:fill="FFFFFF"/>
+            <w:shd w:fill="F8FAFC"/>
             <w:tcMar>
-              <w:top w:w="80" w:type="dxa"/>
-              <w:bottom w:w="80" w:type="dxa"/>
-              <w:left w:w="100" w:type="dxa"/>
-              <w:right w:w="100" w:type="dxa"/>
+              <w:top w:w="100" w:type="dxa"/>
+              <w:bottom w:w="100" w:type="dxa"/>
+              <w:left w:w="120" w:type="dxa"/>
+              <w:right w:w="120" w:type="dxa"/>
             </w:tcMar>
-            <w:tcBorders>
-              <w:top w:val="single" w:sz="4" w:color="E2E8F0"/>
-              <w:left w:val="single" w:sz="4" w:color="E2E8F0"/>
-              <w:bottom w:val="single" w:sz="4" w:color="E2E8F0"/>
-              <w:right w:val="single" w:sz="4" w:color="E2E8F0"/>
-            </w:tcBorders>
           </w:tcPr>
           <w:p>
             <w:pPr>
-              <w:spacing w:before="40" w:after="40"/>
+              <w:spacing w:after="0" w:line="276" w:lineRule="auto"/>
+              <w:jc w:val="left"/>
             </w:pPr>
             <w:r>
               <w:rPr>
@@ -3803,30 +3239,25 @@
                 <w:color w:val="1E293B"/>
                 <w:sz w:val="18"/>
               </w:rPr>
-              <w:t>JSON Schema Compliance</w:t>
+              <w:t>Documented Override Case Studies</w:t>
             </w:r>
           </w:p>
         </w:tc>
         <w:tc>
           <w:tcPr>
             <w:tcW w:type="dxa" w:w="2160"/>
-            <w:shd w:fill="FFFFFF"/>
+            <w:shd w:fill="F8FAFC"/>
             <w:tcMar>
-              <w:top w:w="80" w:type="dxa"/>
-              <w:bottom w:w="80" w:type="dxa"/>
-              <w:left w:w="100" w:type="dxa"/>
-              <w:right w:w="100" w:type="dxa"/>
+              <w:top w:w="100" w:type="dxa"/>
+              <w:bottom w:w="100" w:type="dxa"/>
+              <w:left w:w="120" w:type="dxa"/>
+              <w:right w:w="120" w:type="dxa"/>
             </w:tcMar>
-            <w:tcBorders>
-              <w:top w:val="single" w:sz="4" w:color="E2E8F0"/>
-              <w:left w:val="single" w:sz="4" w:color="E2E8F0"/>
-              <w:bottom w:val="single" w:sz="4" w:color="E2E8F0"/>
-              <w:right w:val="single" w:sz="4" w:color="E2E8F0"/>
-            </w:tcBorders>
           </w:tcPr>
           <w:p>
             <w:pPr>
-              <w:spacing w:before="40" w:after="40"/>
+              <w:spacing w:after="0" w:line="276" w:lineRule="auto"/>
+              <w:jc w:val="left"/>
             </w:pPr>
             <w:r>
               <w:rPr>
@@ -3834,30 +3265,25 @@
                 <w:color w:val="1E293B"/>
                 <w:sz w:val="18"/>
               </w:rPr>
-              <w:t>100.0%</w:t>
+              <w:t>&gt;= 5 cases</w:t>
             </w:r>
           </w:p>
         </w:tc>
         <w:tc>
           <w:tcPr>
             <w:tcW w:type="dxa" w:w="2880"/>
-            <w:shd w:fill="FFFFFF"/>
+            <w:shd w:fill="F8FAFC"/>
             <w:tcMar>
-              <w:top w:w="80" w:type="dxa"/>
-              <w:bottom w:w="80" w:type="dxa"/>
-              <w:left w:w="100" w:type="dxa"/>
-              <w:right w:w="100" w:type="dxa"/>
+              <w:top w:w="100" w:type="dxa"/>
+              <w:bottom w:w="100" w:type="dxa"/>
+              <w:left w:w="120" w:type="dxa"/>
+              <w:right w:w="120" w:type="dxa"/>
             </w:tcMar>
-            <w:tcBorders>
-              <w:top w:val="single" w:sz="4" w:color="E2E8F0"/>
-              <w:left w:val="single" w:sz="4" w:color="E2E8F0"/>
-              <w:bottom w:val="single" w:sz="4" w:color="E2E8F0"/>
-              <w:right w:val="single" w:sz="4" w:color="E2E8F0"/>
-            </w:tcBorders>
           </w:tcPr>
           <w:p>
             <w:pPr>
-              <w:spacing w:before="40" w:after="40"/>
+              <w:spacing w:after="0" w:line="276" w:lineRule="auto"/>
+              <w:jc w:val="left"/>
             </w:pPr>
             <w:r>
               <w:rPr>
@@ -3865,30 +3291,25 @@
                 <w:color w:val="1E293B"/>
                 <w:sz w:val="18"/>
               </w:rPr>
-              <w:t>100.0% (Pydantic Strict Validation)</w:t>
+              <w:t>5 Documented In-Depth Case Studies</w:t>
             </w:r>
           </w:p>
         </w:tc>
         <w:tc>
           <w:tcPr>
             <w:tcW w:type="dxa" w:w="1440"/>
-            <w:shd w:fill="FFFFFF"/>
+            <w:shd w:fill="F8FAFC"/>
             <w:tcMar>
-              <w:top w:w="80" w:type="dxa"/>
-              <w:bottom w:w="80" w:type="dxa"/>
-              <w:left w:w="100" w:type="dxa"/>
-              <w:right w:w="100" w:type="dxa"/>
+              <w:top w:w="100" w:type="dxa"/>
+              <w:bottom w:w="100" w:type="dxa"/>
+              <w:left w:w="120" w:type="dxa"/>
+              <w:right w:w="120" w:type="dxa"/>
             </w:tcMar>
-            <w:tcBorders>
-              <w:top w:val="single" w:sz="4" w:color="E2E8F0"/>
-              <w:left w:val="single" w:sz="4" w:color="E2E8F0"/>
-              <w:bottom w:val="single" w:sz="4" w:color="E2E8F0"/>
-              <w:right w:val="single" w:sz="4" w:color="E2E8F0"/>
-            </w:tcBorders>
           </w:tcPr>
           <w:p>
             <w:pPr>
-              <w:spacing w:before="40" w:after="40"/>
+              <w:spacing w:after="0" w:line="276" w:lineRule="auto"/>
+              <w:jc w:val="left"/>
             </w:pPr>
             <w:r>
               <w:rPr>
@@ -3905,275 +3326,18 @@
         <w:tc>
           <w:tcPr>
             <w:tcW w:type="dxa" w:w="2880"/>
-            <w:shd w:fill="F8FAFC"/>
+            <w:shd w:fill="FFFFFF"/>
             <w:tcMar>
-              <w:top w:w="80" w:type="dxa"/>
-              <w:bottom w:w="80" w:type="dxa"/>
-              <w:left w:w="100" w:type="dxa"/>
-              <w:right w:w="100" w:type="dxa"/>
+              <w:top w:w="100" w:type="dxa"/>
+              <w:bottom w:w="100" w:type="dxa"/>
+              <w:left w:w="120" w:type="dxa"/>
+              <w:right w:w="120" w:type="dxa"/>
             </w:tcMar>
-            <w:tcBorders>
-              <w:top w:val="single" w:sz="4" w:color="E2E8F0"/>
-              <w:left w:val="single" w:sz="4" w:color="E2E8F0"/>
-              <w:bottom w:val="single" w:sz="4" w:color="E2E8F0"/>
-              <w:right w:val="single" w:sz="4" w:color="E2E8F0"/>
-            </w:tcBorders>
           </w:tcPr>
           <w:p>
             <w:pPr>
-              <w:spacing w:before="40" w:after="40"/>
-            </w:pPr>
-            <w:r>
-              <w:rPr>
-                <w:rFonts w:ascii="Calibri" w:hAnsi="Calibri"/>
-                <w:color w:val="1E293B"/>
-                <w:sz w:val="18"/>
-              </w:rPr>
-              <w:t>Human-AI Agreement Rate</w:t>
-            </w:r>
-          </w:p>
-        </w:tc>
-        <w:tc>
-          <w:tcPr>
-            <w:tcW w:type="dxa" w:w="2160"/>
-            <w:shd w:fill="F8FAFC"/>
-            <w:tcMar>
-              <w:top w:w="80" w:type="dxa"/>
-              <w:bottom w:w="80" w:type="dxa"/>
-              <w:left w:w="100" w:type="dxa"/>
-              <w:right w:w="100" w:type="dxa"/>
-            </w:tcMar>
-            <w:tcBorders>
-              <w:top w:val="single" w:sz="4" w:color="E2E8F0"/>
-              <w:left w:val="single" w:sz="4" w:color="E2E8F0"/>
-              <w:bottom w:val="single" w:sz="4" w:color="E2E8F0"/>
-              <w:right w:val="single" w:sz="4" w:color="E2E8F0"/>
-            </w:tcBorders>
-          </w:tcPr>
-          <w:p>
-            <w:pPr>
-              <w:spacing w:before="40" w:after="40"/>
-            </w:pPr>
-            <w:r>
-              <w:rPr>
-                <w:rFonts w:ascii="Calibri" w:hAnsi="Calibri"/>
-                <w:color w:val="1E293B"/>
-                <w:sz w:val="18"/>
-              </w:rPr>
-              <w:t>&gt;= 80.0%</w:t>
-            </w:r>
-          </w:p>
-        </w:tc>
-        <w:tc>
-          <w:tcPr>
-            <w:tcW w:type="dxa" w:w="2880"/>
-            <w:shd w:fill="F8FAFC"/>
-            <w:tcMar>
-              <w:top w:w="80" w:type="dxa"/>
-              <w:bottom w:w="80" w:type="dxa"/>
-              <w:left w:w="100" w:type="dxa"/>
-              <w:right w:w="100" w:type="dxa"/>
-            </w:tcMar>
-            <w:tcBorders>
-              <w:top w:val="single" w:sz="4" w:color="E2E8F0"/>
-              <w:left w:val="single" w:sz="4" w:color="E2E8F0"/>
-              <w:bottom w:val="single" w:sz="4" w:color="E2E8F0"/>
-              <w:right w:val="single" w:sz="4" w:color="E2E8F0"/>
-            </w:tcBorders>
-          </w:tcPr>
-          <w:p>
-            <w:pPr>
-              <w:spacing w:before="40" w:after="40"/>
-            </w:pPr>
-            <w:r>
-              <w:rPr>
-                <w:rFonts w:ascii="Calibri" w:hAnsi="Calibri"/>
-                <w:color w:val="1E293B"/>
-                <w:sz w:val="18"/>
-              </w:rPr>
-              <w:t>88.3% Human Approval Agreement</w:t>
-            </w:r>
-          </w:p>
-        </w:tc>
-        <w:tc>
-          <w:tcPr>
-            <w:tcW w:type="dxa" w:w="1440"/>
-            <w:shd w:fill="F8FAFC"/>
-            <w:tcMar>
-              <w:top w:w="80" w:type="dxa"/>
-              <w:bottom w:w="80" w:type="dxa"/>
-              <w:left w:w="100" w:type="dxa"/>
-              <w:right w:w="100" w:type="dxa"/>
-            </w:tcMar>
-            <w:tcBorders>
-              <w:top w:val="single" w:sz="4" w:color="E2E8F0"/>
-              <w:left w:val="single" w:sz="4" w:color="E2E8F0"/>
-              <w:bottom w:val="single" w:sz="4" w:color="E2E8F0"/>
-              <w:right w:val="single" w:sz="4" w:color="E2E8F0"/>
-            </w:tcBorders>
-          </w:tcPr>
-          <w:p>
-            <w:pPr>
-              <w:spacing w:before="40" w:after="40"/>
-            </w:pPr>
-            <w:r>
-              <w:rPr>
-                <w:rFonts w:ascii="Calibri" w:hAnsi="Calibri"/>
-                <w:color w:val="1E293B"/>
-                <w:sz w:val="18"/>
-              </w:rPr>
-              <w:t>Exceeded</w:t>
-            </w:r>
-          </w:p>
-        </w:tc>
-      </w:tr>
-      <w:tr>
-        <w:tc>
-          <w:tcPr>
-            <w:tcW w:type="dxa" w:w="2880"/>
-            <w:shd w:fill="FFFFFF"/>
-            <w:tcMar>
-              <w:top w:w="80" w:type="dxa"/>
-              <w:bottom w:w="80" w:type="dxa"/>
-              <w:left w:w="100" w:type="dxa"/>
-              <w:right w:w="100" w:type="dxa"/>
-            </w:tcMar>
-            <w:tcBorders>
-              <w:top w:val="single" w:sz="4" w:color="E2E8F0"/>
-              <w:left w:val="single" w:sz="4" w:color="E2E8F0"/>
-              <w:bottom w:val="single" w:sz="4" w:color="E2E8F0"/>
-              <w:right w:val="single" w:sz="4" w:color="E2E8F0"/>
-            </w:tcBorders>
-          </w:tcPr>
-          <w:p>
-            <w:pPr>
-              <w:spacing w:before="40" w:after="40"/>
-            </w:pPr>
-            <w:r>
-              <w:rPr>
-                <w:rFonts w:ascii="Calibri" w:hAnsi="Calibri"/>
-                <w:color w:val="1E293B"/>
-                <w:sz w:val="18"/>
-              </w:rPr>
-              <w:t>Documented Override Case Studies</w:t>
-            </w:r>
-          </w:p>
-        </w:tc>
-        <w:tc>
-          <w:tcPr>
-            <w:tcW w:type="dxa" w:w="2160"/>
-            <w:shd w:fill="FFFFFF"/>
-            <w:tcMar>
-              <w:top w:w="80" w:type="dxa"/>
-              <w:bottom w:w="80" w:type="dxa"/>
-              <w:left w:w="100" w:type="dxa"/>
-              <w:right w:w="100" w:type="dxa"/>
-            </w:tcMar>
-            <w:tcBorders>
-              <w:top w:val="single" w:sz="4" w:color="E2E8F0"/>
-              <w:left w:val="single" w:sz="4" w:color="E2E8F0"/>
-              <w:bottom w:val="single" w:sz="4" w:color="E2E8F0"/>
-              <w:right w:val="single" w:sz="4" w:color="E2E8F0"/>
-            </w:tcBorders>
-          </w:tcPr>
-          <w:p>
-            <w:pPr>
-              <w:spacing w:before="40" w:after="40"/>
-            </w:pPr>
-            <w:r>
-              <w:rPr>
-                <w:rFonts w:ascii="Calibri" w:hAnsi="Calibri"/>
-                <w:color w:val="1E293B"/>
-                <w:sz w:val="18"/>
-              </w:rPr>
-              <w:t>&gt;= 5 cases</w:t>
-            </w:r>
-          </w:p>
-        </w:tc>
-        <w:tc>
-          <w:tcPr>
-            <w:tcW w:type="dxa" w:w="2880"/>
-            <w:shd w:fill="FFFFFF"/>
-            <w:tcMar>
-              <w:top w:w="80" w:type="dxa"/>
-              <w:bottom w:w="80" w:type="dxa"/>
-              <w:left w:w="100" w:type="dxa"/>
-              <w:right w:w="100" w:type="dxa"/>
-            </w:tcMar>
-            <w:tcBorders>
-              <w:top w:val="single" w:sz="4" w:color="E2E8F0"/>
-              <w:left w:val="single" w:sz="4" w:color="E2E8F0"/>
-              <w:bottom w:val="single" w:sz="4" w:color="E2E8F0"/>
-              <w:right w:val="single" w:sz="4" w:color="E2E8F0"/>
-            </w:tcBorders>
-          </w:tcPr>
-          <w:p>
-            <w:pPr>
-              <w:spacing w:before="40" w:after="40"/>
-            </w:pPr>
-            <w:r>
-              <w:rPr>
-                <w:rFonts w:ascii="Calibri" w:hAnsi="Calibri"/>
-                <w:color w:val="1E293B"/>
-                <w:sz w:val="18"/>
-              </w:rPr>
-              <w:t>5 Documented In-Depth Case Studies</w:t>
-            </w:r>
-          </w:p>
-        </w:tc>
-        <w:tc>
-          <w:tcPr>
-            <w:tcW w:type="dxa" w:w="1440"/>
-            <w:shd w:fill="FFFFFF"/>
-            <w:tcMar>
-              <w:top w:w="80" w:type="dxa"/>
-              <w:bottom w:w="80" w:type="dxa"/>
-              <w:left w:w="100" w:type="dxa"/>
-              <w:right w:w="100" w:type="dxa"/>
-            </w:tcMar>
-            <w:tcBorders>
-              <w:top w:val="single" w:sz="4" w:color="E2E8F0"/>
-              <w:left w:val="single" w:sz="4" w:color="E2E8F0"/>
-              <w:bottom w:val="single" w:sz="4" w:color="E2E8F0"/>
-              <w:right w:val="single" w:sz="4" w:color="E2E8F0"/>
-            </w:tcBorders>
-          </w:tcPr>
-          <w:p>
-            <w:pPr>
-              <w:spacing w:before="40" w:after="40"/>
-            </w:pPr>
-            <w:r>
-              <w:rPr>
-                <w:rFonts w:ascii="Calibri" w:hAnsi="Calibri"/>
-                <w:color w:val="1E293B"/>
-                <w:sz w:val="18"/>
-              </w:rPr>
-              <w:t>Met (100%)</w:t>
-            </w:r>
-          </w:p>
-        </w:tc>
-      </w:tr>
-      <w:tr>
-        <w:tc>
-          <w:tcPr>
-            <w:tcW w:type="dxa" w:w="2880"/>
-            <w:shd w:fill="F8FAFC"/>
-            <w:tcMar>
-              <w:top w:w="80" w:type="dxa"/>
-              <w:bottom w:w="80" w:type="dxa"/>
-              <w:left w:w="100" w:type="dxa"/>
-              <w:right w:w="100" w:type="dxa"/>
-            </w:tcMar>
-            <w:tcBorders>
-              <w:top w:val="single" w:sz="4" w:color="E2E8F0"/>
-              <w:left w:val="single" w:sz="4" w:color="E2E8F0"/>
-              <w:bottom w:val="single" w:sz="4" w:color="E2E8F0"/>
-              <w:right w:val="single" w:sz="4" w:color="E2E8F0"/>
-            </w:tcBorders>
-          </w:tcPr>
-          <w:p>
-            <w:pPr>
-              <w:spacing w:before="40" w:after="40"/>
+              <w:spacing w:after="0" w:line="276" w:lineRule="auto"/>
+              <w:jc w:val="left"/>
             </w:pPr>
             <w:r>
               <w:rPr>
@@ -4188,23 +3352,18 @@
         <w:tc>
           <w:tcPr>
             <w:tcW w:type="dxa" w:w="2160"/>
-            <w:shd w:fill="F8FAFC"/>
+            <w:shd w:fill="FFFFFF"/>
             <w:tcMar>
-              <w:top w:w="80" w:type="dxa"/>
-              <w:bottom w:w="80" w:type="dxa"/>
-              <w:left w:w="100" w:type="dxa"/>
-              <w:right w:w="100" w:type="dxa"/>
+              <w:top w:w="100" w:type="dxa"/>
+              <w:bottom w:w="100" w:type="dxa"/>
+              <w:left w:w="120" w:type="dxa"/>
+              <w:right w:w="120" w:type="dxa"/>
             </w:tcMar>
-            <w:tcBorders>
-              <w:top w:val="single" w:sz="4" w:color="E2E8F0"/>
-              <w:left w:val="single" w:sz="4" w:color="E2E8F0"/>
-              <w:bottom w:val="single" w:sz="4" w:color="E2E8F0"/>
-              <w:right w:val="single" w:sz="4" w:color="E2E8F0"/>
-            </w:tcBorders>
           </w:tcPr>
           <w:p>
             <w:pPr>
-              <w:spacing w:before="40" w:after="40"/>
+              <w:spacing w:after="0" w:line="276" w:lineRule="auto"/>
+              <w:jc w:val="left"/>
             </w:pPr>
             <w:r>
               <w:rPr>
@@ -4219,23 +3378,18 @@
         <w:tc>
           <w:tcPr>
             <w:tcW w:type="dxa" w:w="2880"/>
-            <w:shd w:fill="F8FAFC"/>
+            <w:shd w:fill="FFFFFF"/>
             <w:tcMar>
-              <w:top w:w="80" w:type="dxa"/>
-              <w:bottom w:w="80" w:type="dxa"/>
-              <w:left w:w="100" w:type="dxa"/>
-              <w:right w:w="100" w:type="dxa"/>
+              <w:top w:w="100" w:type="dxa"/>
+              <w:bottom w:w="100" w:type="dxa"/>
+              <w:left w:w="120" w:type="dxa"/>
+              <w:right w:w="120" w:type="dxa"/>
             </w:tcMar>
-            <w:tcBorders>
-              <w:top w:val="single" w:sz="4" w:color="E2E8F0"/>
-              <w:left w:val="single" w:sz="4" w:color="E2E8F0"/>
-              <w:bottom w:val="single" w:sz="4" w:color="E2E8F0"/>
-              <w:right w:val="single" w:sz="4" w:color="E2E8F0"/>
-            </w:tcBorders>
           </w:tcPr>
           <w:p>
             <w:pPr>
-              <w:spacing w:before="40" w:after="40"/>
+              <w:spacing w:after="0" w:line="276" w:lineRule="auto"/>
+              <w:jc w:val="left"/>
             </w:pPr>
             <w:r>
               <w:rPr>
@@ -4250,23 +3404,18 @@
         <w:tc>
           <w:tcPr>
             <w:tcW w:type="dxa" w:w="1440"/>
-            <w:shd w:fill="F8FAFC"/>
+            <w:shd w:fill="FFFFFF"/>
             <w:tcMar>
-              <w:top w:w="80" w:type="dxa"/>
-              <w:bottom w:w="80" w:type="dxa"/>
-              <w:left w:w="100" w:type="dxa"/>
-              <w:right w:w="100" w:type="dxa"/>
+              <w:top w:w="100" w:type="dxa"/>
+              <w:bottom w:w="100" w:type="dxa"/>
+              <w:left w:w="120" w:type="dxa"/>
+              <w:right w:w="120" w:type="dxa"/>
             </w:tcMar>
-            <w:tcBorders>
-              <w:top w:val="single" w:sz="4" w:color="E2E8F0"/>
-              <w:left w:val="single" w:sz="4" w:color="E2E8F0"/>
-              <w:bottom w:val="single" w:sz="4" w:color="E2E8F0"/>
-              <w:right w:val="single" w:sz="4" w:color="E2E8F0"/>
-            </w:tcBorders>
           </w:tcPr>
           <w:p>
             <w:pPr>
-              <w:spacing w:before="40" w:after="40"/>
+              <w:spacing w:after="0" w:line="276" w:lineRule="auto"/>
+              <w:jc w:val="left"/>
             </w:pPr>
             <w:r>
               <w:rPr>
@@ -4282,20 +3431,20 @@
     </w:tbl>
     <w:p>
       <w:pPr>
-        <w:spacing w:before="0" w:after="60"/>
+        <w:spacing w:after="120"/>
       </w:pPr>
     </w:p>
     <w:p>
       <w:pPr>
         <w:pStyle w:val="Heading1"/>
         <w:keepNext/>
-        <w:spacing w:before="280" w:after="80"/>
+        <w:spacing w:before="280" w:after="120"/>
       </w:pPr>
       <w:r>
         <w:rPr>
           <w:rFonts w:ascii="Calibri" w:hAnsi="Calibri"/>
           <w:b/>
-          <w:color w:val="004B87"/>
+          <w:color w:val="0A192F"/>
           <w:sz w:val="30"/>
         </w:rPr>
         <w:t>9. Team Work Breakdown Structure (WBS)</w:t>
@@ -4303,50 +3452,44 @@
     </w:p>
     <w:p>
       <w:pPr>
-        <w:spacing w:before="0" w:after="60" w:line="276" w:lineRule="auto"/>
+        <w:spacing w:after="120" w:line="276" w:lineRule="auto"/>
       </w:pPr>
       <w:r>
         <w:rPr>
           <w:rFonts w:ascii="Calibri" w:hAnsi="Calibri"/>
-          <w:color w:val="334155"/>
-          <w:sz w:val="19"/>
+          <w:color w:val="1E293B"/>
+          <w:sz w:val="21"/>
         </w:rPr>
-        <w:t>The NetSage AI project was delivered through a clear division of engineering responsibilities between the two team members:</w:t>
+        <w:t>The NetSage AI project was delivered through a clear division of engineering responsibilities among the three team members:</w:t>
       </w:r>
     </w:p>
     <w:tbl>
       <w:tblPr>
         <w:tblW w:type="auto" w:w="0"/>
         <w:jc w:val="center"/>
-        <w:tblLayout w:type="fixed"/>
         <w:tblLook w:firstColumn="1" w:firstRow="1" w:lastColumn="0" w:lastRow="0" w:noHBand="0" w:noVBand="1" w:val="04A0"/>
       </w:tblPr>
       <w:tblGrid>
-        <w:gridCol w:w="3264"/>
-        <w:gridCol w:w="3264"/>
-        <w:gridCol w:w="3264"/>
+        <w:gridCol w:w="3312"/>
+        <w:gridCol w:w="3312"/>
+        <w:gridCol w:w="3312"/>
       </w:tblGrid>
       <w:tr>
         <w:tc>
           <w:tcPr>
             <w:tcW w:type="dxa" w:w="2592"/>
-            <w:shd w:fill="004B87"/>
+            <w:shd w:fill="1E3A8A"/>
             <w:tcMar>
-              <w:top w:w="100" w:type="dxa"/>
-              <w:bottom w:w="100" w:type="dxa"/>
-              <w:left w:w="100" w:type="dxa"/>
-              <w:right w:w="100" w:type="dxa"/>
+              <w:top w:w="120" w:type="dxa"/>
+              <w:bottom w:w="120" w:type="dxa"/>
+              <w:left w:w="120" w:type="dxa"/>
+              <w:right w:w="120" w:type="dxa"/>
             </w:tcMar>
-            <w:tcBorders>
-              <w:top w:val="single" w:sz="4" w:color="E2E8F0"/>
-              <w:left w:val="single" w:sz="4" w:color="E2E8F0"/>
-              <w:bottom w:val="single" w:sz="4" w:color="E2E8F0"/>
-              <w:right w:val="single" w:sz="4" w:color="E2E8F0"/>
-            </w:tcBorders>
           </w:tcPr>
           <w:p>
             <w:pPr>
-              <w:spacing w:before="40" w:after="40"/>
+              <w:spacing w:after="0"/>
+              <w:jc w:val="left"/>
             </w:pPr>
             <w:r>
               <w:rPr>
@@ -4362,23 +3505,18 @@
         <w:tc>
           <w:tcPr>
             <w:tcW w:type="dxa" w:w="2592"/>
-            <w:shd w:fill="004B87"/>
+            <w:shd w:fill="1E3A8A"/>
             <w:tcMar>
-              <w:top w:w="100" w:type="dxa"/>
-              <w:bottom w:w="100" w:type="dxa"/>
-              <w:left w:w="100" w:type="dxa"/>
-              <w:right w:w="100" w:type="dxa"/>
+              <w:top w:w="120" w:type="dxa"/>
+              <w:bottom w:w="120" w:type="dxa"/>
+              <w:left w:w="120" w:type="dxa"/>
+              <w:right w:w="120" w:type="dxa"/>
             </w:tcMar>
-            <w:tcBorders>
-              <w:top w:val="single" w:sz="4" w:color="E2E8F0"/>
-              <w:left w:val="single" w:sz="4" w:color="E2E8F0"/>
-              <w:bottom w:val="single" w:sz="4" w:color="E2E8F0"/>
-              <w:right w:val="single" w:sz="4" w:color="E2E8F0"/>
-            </w:tcBorders>
           </w:tcPr>
           <w:p>
             <w:pPr>
-              <w:spacing w:before="40" w:after="40"/>
+              <w:spacing w:after="0"/>
+              <w:jc w:val="left"/>
             </w:pPr>
             <w:r>
               <w:rPr>
@@ -4394,23 +3532,18 @@
         <w:tc>
           <w:tcPr>
             <w:tcW w:type="dxa" w:w="4176"/>
-            <w:shd w:fill="004B87"/>
+            <w:shd w:fill="1E3A8A"/>
             <w:tcMar>
-              <w:top w:w="100" w:type="dxa"/>
-              <w:bottom w:w="100" w:type="dxa"/>
-              <w:left w:w="100" w:type="dxa"/>
-              <w:right w:w="100" w:type="dxa"/>
+              <w:top w:w="120" w:type="dxa"/>
+              <w:bottom w:w="120" w:type="dxa"/>
+              <w:left w:w="120" w:type="dxa"/>
+              <w:right w:w="120" w:type="dxa"/>
             </w:tcMar>
-            <w:tcBorders>
-              <w:top w:val="single" w:sz="4" w:color="E2E8F0"/>
-              <w:left w:val="single" w:sz="4" w:color="E2E8F0"/>
-              <w:bottom w:val="single" w:sz="4" w:color="E2E8F0"/>
-              <w:right w:val="single" w:sz="4" w:color="E2E8F0"/>
-            </w:tcBorders>
           </w:tcPr>
           <w:p>
             <w:pPr>
-              <w:spacing w:before="40" w:after="40"/>
+              <w:spacing w:after="0"/>
+              <w:jc w:val="left"/>
             </w:pPr>
             <w:r>
               <w:rPr>
@@ -4428,23 +3561,18 @@
         <w:tc>
           <w:tcPr>
             <w:tcW w:type="dxa" w:w="2592"/>
-            <w:shd w:fill="FFFFFF"/>
+            <w:shd w:fill="F8FAFC"/>
             <w:tcMar>
-              <w:top w:w="80" w:type="dxa"/>
-              <w:bottom w:w="80" w:type="dxa"/>
-              <w:left w:w="100" w:type="dxa"/>
-              <w:right w:w="100" w:type="dxa"/>
+              <w:top w:w="100" w:type="dxa"/>
+              <w:bottom w:w="100" w:type="dxa"/>
+              <w:left w:w="120" w:type="dxa"/>
+              <w:right w:w="120" w:type="dxa"/>
             </w:tcMar>
-            <w:tcBorders>
-              <w:top w:val="single" w:sz="4" w:color="E2E8F0"/>
-              <w:left w:val="single" w:sz="4" w:color="E2E8F0"/>
-              <w:bottom w:val="single" w:sz="4" w:color="E2E8F0"/>
-              <w:right w:val="single" w:sz="4" w:color="E2E8F0"/>
-            </w:tcBorders>
           </w:tcPr>
           <w:p>
             <w:pPr>
-              <w:spacing w:before="40" w:after="40"/>
+              <w:spacing w:after="0" w:line="276" w:lineRule="auto"/>
+              <w:jc w:val="left"/>
             </w:pPr>
             <w:r>
               <w:rPr>
@@ -4459,23 +3587,18 @@
         <w:tc>
           <w:tcPr>
             <w:tcW w:type="dxa" w:w="2592"/>
-            <w:shd w:fill="FFFFFF"/>
+            <w:shd w:fill="F8FAFC"/>
             <w:tcMar>
-              <w:top w:w="80" w:type="dxa"/>
-              <w:bottom w:w="80" w:type="dxa"/>
-              <w:left w:w="100" w:type="dxa"/>
-              <w:right w:w="100" w:type="dxa"/>
+              <w:top w:w="100" w:type="dxa"/>
+              <w:bottom w:w="100" w:type="dxa"/>
+              <w:left w:w="120" w:type="dxa"/>
+              <w:right w:w="120" w:type="dxa"/>
             </w:tcMar>
-            <w:tcBorders>
-              <w:top w:val="single" w:sz="4" w:color="E2E8F0"/>
-              <w:left w:val="single" w:sz="4" w:color="E2E8F0"/>
-              <w:bottom w:val="single" w:sz="4" w:color="E2E8F0"/>
-              <w:right w:val="single" w:sz="4" w:color="E2E8F0"/>
-            </w:tcBorders>
           </w:tcPr>
           <w:p>
             <w:pPr>
-              <w:spacing w:before="40" w:after="40"/>
+              <w:spacing w:after="0" w:line="276" w:lineRule="auto"/>
+              <w:jc w:val="left"/>
             </w:pPr>
             <w:r>
               <w:rPr>
@@ -4490,23 +3613,18 @@
         <w:tc>
           <w:tcPr>
             <w:tcW w:type="dxa" w:w="4176"/>
-            <w:shd w:fill="FFFFFF"/>
+            <w:shd w:fill="F8FAFC"/>
             <w:tcMar>
-              <w:top w:w="80" w:type="dxa"/>
-              <w:bottom w:w="80" w:type="dxa"/>
-              <w:left w:w="100" w:type="dxa"/>
-              <w:right w:w="100" w:type="dxa"/>
+              <w:top w:w="100" w:type="dxa"/>
+              <w:bottom w:w="100" w:type="dxa"/>
+              <w:left w:w="120" w:type="dxa"/>
+              <w:right w:w="120" w:type="dxa"/>
             </w:tcMar>
-            <w:tcBorders>
-              <w:top w:val="single" w:sz="4" w:color="E2E8F0"/>
-              <w:left w:val="single" w:sz="4" w:color="E2E8F0"/>
-              <w:bottom w:val="single" w:sz="4" w:color="E2E8F0"/>
-              <w:right w:val="single" w:sz="4" w:color="E2E8F0"/>
-            </w:tcBorders>
           </w:tcPr>
           <w:p>
             <w:pPr>
-              <w:spacing w:before="40" w:after="40"/>
+              <w:spacing w:after="0" w:line="276" w:lineRule="auto"/>
+              <w:jc w:val="left"/>
             </w:pPr>
             <w:r>
               <w:rPr>
@@ -4514,7 +3632,7 @@
                 <w:color w:val="1E293B"/>
                 <w:sz w:val="18"/>
               </w:rPr>
-              <w:t>End-to-end system architecture, hybrid pipeline design, Google Gemini API integration (`src/engine.py`), Pydantic schema validation, few-shot prompt engineering (`prompts/diagnose_prompt.md`), Streamlit operations dashboard (`src/app.py`), Human-in-the-Loop review gate, and system integration.</w:t>
+              <w:t>End-to-end architecture, hybrid pipeline design, Google Gemini API integration (`src/engine.py`), Pydantic schema enforcement, prompt engineering (`prompts/diagnose_prompt.md`), Streamlit operations dashboard (`src/app.py`), and system integration.</w:t>
             </w:r>
           </w:p>
         </w:tc>
@@ -4523,23 +3641,18 @@
         <w:tc>
           <w:tcPr>
             <w:tcW w:type="dxa" w:w="2592"/>
-            <w:shd w:fill="F8FAFC"/>
+            <w:shd w:fill="FFFFFF"/>
             <w:tcMar>
-              <w:top w:w="80" w:type="dxa"/>
-              <w:bottom w:w="80" w:type="dxa"/>
-              <w:left w:w="100" w:type="dxa"/>
-              <w:right w:w="100" w:type="dxa"/>
+              <w:top w:w="100" w:type="dxa"/>
+              <w:bottom w:w="100" w:type="dxa"/>
+              <w:left w:w="120" w:type="dxa"/>
+              <w:right w:w="120" w:type="dxa"/>
             </w:tcMar>
-            <w:tcBorders>
-              <w:top w:val="single" w:sz="4" w:color="E2E8F0"/>
-              <w:left w:val="single" w:sz="4" w:color="E2E8F0"/>
-              <w:bottom w:val="single" w:sz="4" w:color="E2E8F0"/>
-              <w:right w:val="single" w:sz="4" w:color="E2E8F0"/>
-            </w:tcBorders>
           </w:tcPr>
           <w:p>
             <w:pPr>
-              <w:spacing w:before="40" w:after="40"/>
+              <w:spacing w:after="0" w:line="276" w:lineRule="auto"/>
+              <w:jc w:val="left"/>
             </w:pPr>
             <w:r>
               <w:rPr>
@@ -4554,23 +3667,18 @@
         <w:tc>
           <w:tcPr>
             <w:tcW w:type="dxa" w:w="2592"/>
-            <w:shd w:fill="F8FAFC"/>
+            <w:shd w:fill="FFFFFF"/>
             <w:tcMar>
-              <w:top w:w="80" w:type="dxa"/>
-              <w:bottom w:w="80" w:type="dxa"/>
-              <w:left w:w="100" w:type="dxa"/>
-              <w:right w:w="100" w:type="dxa"/>
+              <w:top w:w="100" w:type="dxa"/>
+              <w:bottom w:w="100" w:type="dxa"/>
+              <w:left w:w="120" w:type="dxa"/>
+              <w:right w:w="120" w:type="dxa"/>
             </w:tcMar>
-            <w:tcBorders>
-              <w:top w:val="single" w:sz="4" w:color="E2E8F0"/>
-              <w:left w:val="single" w:sz="4" w:color="E2E8F0"/>
-              <w:bottom w:val="single" w:sz="4" w:color="E2E8F0"/>
-              <w:right w:val="single" w:sz="4" w:color="E2E8F0"/>
-            </w:tcBorders>
           </w:tcPr>
           <w:p>
             <w:pPr>
-              <w:spacing w:before="40" w:after="40"/>
+              <w:spacing w:after="0" w:line="276" w:lineRule="auto"/>
+              <w:jc w:val="left"/>
             </w:pPr>
             <w:r>
               <w:rPr>
@@ -4578,7 +3686,87 @@
                 <w:color w:val="1E293B"/>
                 <w:sz w:val="18"/>
               </w:rPr>
-              <w:t>Network Domain, Data Engineering &amp; Governance Lead</w:t>
+              <w:t>Network Domain, Data Engineering &amp; Verification Lead</w:t>
+            </w:r>
+          </w:p>
+        </w:tc>
+        <w:tc>
+          <w:tcPr>
+            <w:tcW w:type="dxa" w:w="4176"/>
+            <w:shd w:fill="FFFFFF"/>
+            <w:tcMar>
+              <w:top w:w="100" w:type="dxa"/>
+              <w:bottom w:w="100" w:type="dxa"/>
+              <w:left w:w="120" w:type="dxa"/>
+              <w:right w:w="120" w:type="dxa"/>
+            </w:tcMar>
+          </w:tcPr>
+          <w:p>
+            <w:pPr>
+              <w:spacing w:after="0" w:line="276" w:lineRule="auto"/>
+              <w:jc w:val="left"/>
+            </w:pPr>
+            <w:r>
+              <w:rPr>
+                <w:rFonts w:ascii="Calibri" w:hAnsi="Calibri"/>
+                <w:color w:val="1E293B"/>
+                <w:sz w:val="18"/>
+              </w:rPr>
+              <w:t>Curating 30 Cisco Packet Tracer failure scenarios (`data/cases.csv`), developing deterministic regex rule engine (`src/checker.py`), subnet arithmetic, and automated test suite (`tests/test_checker.py`).</w:t>
+            </w:r>
+          </w:p>
+        </w:tc>
+      </w:tr>
+      <w:tr>
+        <w:tc>
+          <w:tcPr>
+            <w:tcW w:type="dxa" w:w="2592"/>
+            <w:shd w:fill="F8FAFC"/>
+            <w:tcMar>
+              <w:top w:w="100" w:type="dxa"/>
+              <w:bottom w:w="100" w:type="dxa"/>
+              <w:left w:w="120" w:type="dxa"/>
+              <w:right w:w="120" w:type="dxa"/>
+            </w:tcMar>
+          </w:tcPr>
+          <w:p>
+            <w:pPr>
+              <w:spacing w:after="0" w:line="276" w:lineRule="auto"/>
+              <w:jc w:val="left"/>
+            </w:pPr>
+            <w:r>
+              <w:rPr>
+                <w:rFonts w:ascii="Calibri" w:hAnsi="Calibri"/>
+                <w:color w:val="1E293B"/>
+                <w:sz w:val="18"/>
+              </w:rPr>
+              <w:t>Sudheer (Core Contributor)</w:t>
+            </w:r>
+          </w:p>
+        </w:tc>
+        <w:tc>
+          <w:tcPr>
+            <w:tcW w:type="dxa" w:w="2592"/>
+            <w:shd w:fill="F8FAFC"/>
+            <w:tcMar>
+              <w:top w:w="100" w:type="dxa"/>
+              <w:bottom w:w="100" w:type="dxa"/>
+              <w:left w:w="120" w:type="dxa"/>
+              <w:right w:w="120" w:type="dxa"/>
+            </w:tcMar>
+          </w:tcPr>
+          <w:p>
+            <w:pPr>
+              <w:spacing w:after="0" w:line="276" w:lineRule="auto"/>
+              <w:jc w:val="left"/>
+            </w:pPr>
+            <w:r>
+              <w:rPr>
+                <w:rFonts w:ascii="Calibri" w:hAnsi="Calibri"/>
+                <w:color w:val="1E293B"/>
+                <w:sz w:val="18"/>
+              </w:rPr>
+              <w:t>Network Simulation, Lab Replication &amp; Responsible AI Governance Lead</w:t>
             </w:r>
           </w:p>
         </w:tc>
@@ -4587,21 +3775,16 @@
             <w:tcW w:type="dxa" w:w="4176"/>
             <w:shd w:fill="F8FAFC"/>
             <w:tcMar>
-              <w:top w:w="80" w:type="dxa"/>
-              <w:bottom w:w="80" w:type="dxa"/>
-              <w:left w:w="100" w:type="dxa"/>
-              <w:right w:w="100" w:type="dxa"/>
+              <w:top w:w="100" w:type="dxa"/>
+              <w:bottom w:w="100" w:type="dxa"/>
+              <w:left w:w="120" w:type="dxa"/>
+              <w:right w:w="120" w:type="dxa"/>
             </w:tcMar>
-            <w:tcBorders>
-              <w:top w:val="single" w:sz="4" w:color="E2E8F0"/>
-              <w:left w:val="single" w:sz="4" w:color="E2E8F0"/>
-              <w:bottom w:val="single" w:sz="4" w:color="E2E8F0"/>
-              <w:right w:val="single" w:sz="4" w:color="E2E8F0"/>
-            </w:tcBorders>
           </w:tcPr>
           <w:p>
             <w:pPr>
-              <w:spacing w:before="40" w:after="40"/>
+              <w:spacing w:after="0" w:line="276" w:lineRule="auto"/>
+              <w:jc w:val="left"/>
             </w:pPr>
             <w:r>
               <w:rPr>
@@ -4609,7 +3792,7 @@
                 <w:color w:val="1E293B"/>
                 <w:sz w:val="18"/>
               </w:rPr>
-              <w:t>Curating 30 Cisco Packet Tracer failure scenarios (`data/cases.csv`), developing deterministic regex rule checker (`src/checker.py`), subnet binary arithmetic, automated unit test suite (`tests/test_checker.py`), Responsible AI audit logging system (`docs/model_audit_log.md`), and 5 human override studies.</w:t>
+              <w:t>Designing the 10-Lab Packet Tracer Stress Testing Matrix (`documents/Packet_Tracer_10_Lab_Scenarios.md`), Packet Tracer topology replications across L2-L7, curating the Responsible AI Audit Logging System (`documents/model_audit_log.md`), and documenting the 5 human override edge-case evaluations (`NET-015`, `NET-016`, `NET-003`, `NET-026`, `NET-018`).</w:t>
             </w:r>
           </w:p>
         </w:tc>
@@ -4617,20 +3800,20 @@
     </w:tbl>
     <w:p>
       <w:pPr>
-        <w:spacing w:before="0" w:after="60"/>
+        <w:spacing w:after="120"/>
       </w:pPr>
     </w:p>
     <w:p>
       <w:pPr>
         <w:pStyle w:val="Heading1"/>
         <w:keepNext/>
-        <w:spacing w:before="280" w:after="80"/>
+        <w:spacing w:before="280" w:after="120"/>
       </w:pPr>
       <w:r>
         <w:rPr>
           <w:rFonts w:ascii="Calibri" w:hAnsi="Calibri"/>
           <w:b/>
-          <w:color w:val="004B87"/>
+          <w:color w:val="0A192F"/>
           <w:sz w:val="30"/>
         </w:rPr>
         <w:t>10. Conclusion &amp; Future Roadmap</w:t>
@@ -4638,33 +3821,33 @@
     </w:p>
     <w:p>
       <w:pPr>
-        <w:spacing w:before="0" w:after="60" w:line="276" w:lineRule="auto"/>
+        <w:spacing w:after="120" w:line="276" w:lineRule="auto"/>
       </w:pPr>
       <w:r>
         <w:rPr>
           <w:rFonts w:ascii="Calibri" w:hAnsi="Calibri"/>
-          <w:color w:val="334155"/>
-          <w:sz w:val="19"/>
+          <w:color w:val="1E293B"/>
+          <w:sz w:val="21"/>
         </w:rPr>
         <w:t>NetSage AI demonstrates that combining deterministic rule verification with structured LLM reasoning and mandatory human governance creates an exceptionally safe and highly effective network troubleshooting assistant. By preventing uncontrolled autonomous execution and enforcing strict schema contracts, NetSage AI bridges the gap between modern AI capabilities and enterprise networking reliability.</w:t>
       </w:r>
     </w:p>
     <w:p>
       <w:pPr>
-        <w:spacing w:before="0" w:after="60" w:line="276" w:lineRule="auto"/>
+        <w:spacing w:after="120" w:line="276" w:lineRule="auto"/>
       </w:pPr>
       <w:r>
         <w:rPr>
           <w:rFonts w:ascii="Calibri" w:hAnsi="Calibri"/>
-          <w:color w:val="334155"/>
-          <w:sz w:val="19"/>
+          <w:color w:val="1E293B"/>
+          <w:sz w:val="21"/>
         </w:rPr>
         <w:t>Future enhancements include integrating direct SSH/Netmiko telemetry collectors for physical Cisco hardware, extending support for IPv6 routing protocols (OSPFv3, BGP), and building fine-tuned open-source SLMs (Small Language Models) for edge network appliances.</w:t>
       </w:r>
     </w:p>
     <w:sectPr>
       <w:pgSz w:w="12240" w:h="15840"/>
-      <w:pgMar w:top="1080" w:right="1224" w:bottom="1080" w:left="1224" w:header="720" w:footer="720" w:gutter="0"/>
+      <w:pgMar w:top="1152" w:right="1152" w:bottom="1152" w:left="1152" w:header="720" w:footer="720" w:gutter="0"/>
       <w:cols w:space="720"/>
       <w:docGrid w:linePitch="360"/>
     </w:sectPr>
